--- a/temp/Báo cáo.docx
+++ b/temp/Báo cáo.docx
@@ -67,7 +67,14 @@
           <w:rFonts w:cs="Times New Roman"/>
           <w:szCs w:val="26"/>
         </w:rPr>
-        <w:t>Trong bối cảnh tỉnh Lai Châu đang đẩy mạnh chuyển đổi số, việc tiếp cận các thủ tục hành chính của người dân vẫn còn khoảng cách do địa hình và sự phân tán thông tin. Các hệ thống hiện tại chủ yếu là trang web tĩnh, gây khó khăn cho những người không am hiểu công nghệ. Vì vậy, việc xây dựng một trợ lý ảo có khả năng giao tiếp tự nhiên là vô cùng cấp thiết.</w:t>
+        <w:t>Trong bối cảnh đẩy mạnh tiến trình chuyển đổi số quốc gia, tỉnh Lai Châu đã và đang tập trung nguồn lực để xây dựng chính quyền số nhằm nâng cao hiệu quả quản lý và phục vụ nhân dân. Tuy nhiên, thực tế cho thấy việc tiếp cận các dịch vụ công vẫn tồn tại những rào cản nhất định. Với đặc thù địa hình miền núi phức tạp và dân cư phân tán, việc người dân phải trực tiếp đến bộ phận "một cửa" để tìm hiểu thông tin gây ra sự lãng phí về thời gian và công sức.</w:t>
+      </w:r>
+      <w:r>
+        <w:rPr>
+          <w:rFonts w:cs="Times New Roman"/>
+          <w:szCs w:val="26"/>
+        </w:rPr>
+        <w:t xml:space="preserve"> </w:t>
       </w:r>
     </w:p>
     <w:p>
@@ -85,7 +92,7 @@
           <w:rFonts w:cs="Times New Roman"/>
           <w:szCs w:val="26"/>
         </w:rPr>
-        <w:t>Bên cạnh đó, các hệ thống hiện tại chủ yếu cung cấp thông tin dạng tĩnh, chưa hỗ trợ tương tác thông minh để trả lời câu hỏi cụ thể của người dùng. Điều này gây mất thời gian và làm giảm hiệu quả tiếp cận dịch vụ công.</w:t>
+        <w:t xml:space="preserve">Hiện tại, các hệ thống tra cứu thủ tục hành chính chủ yếu tồn tại dưới dạng trang web tĩnh với khối lượng văn bản pháp quy khổng lồ, ngôn ngữ chuyên ngành khô khan, gây khó khăn cho những người không am hiểu sâu về công nghệ hoặc quy trình pháp lý. Do đó, nhu cầu về một công cụ tương tác thông minh, có khả năng giải đáp trực tiếp các thắc mắc cụ thể của người dân bằng ngôn ngữ tự nhiên là vô cùng cấp thiết. </w:t>
       </w:r>
     </w:p>
     <w:p>
@@ -103,7 +110,7 @@
           <w:rFonts w:cs="Times New Roman"/>
           <w:szCs w:val="26"/>
         </w:rPr>
-        <w:t>Xuất phát từ thực tế đó, đề tài “Xây dựng chatbot tra cứu thủ tục hành chính sử dụng kỹ thuật RAG kết hợp xử lý ngôn ngữ tự nhiên” được lựa chọn nhằm hỗ trợ người dùng tra cứu nhanh chóng, chính xác và trực quan hơn.</w:t>
+        <w:t>Xuất phát từ thực tế đó, đề tài “Xây dựng chatbot tra cứu thủ tục hành chính sử dụng kỹ thuật RAG kết hợp xử lý ngôn ngữ tự nhiên” được thực hiện nhằm cung cấp một giải pháp tra cứu hiện đại, hỗ trợ người dân tiếp cận thông tin hành chính một cách chính xác, minh bạch và thân thiện hơn.</w:t>
       </w:r>
     </w:p>
     <w:p>
@@ -165,14 +172,32 @@
         <w:rPr>
           <w:rFonts w:cs="Times New Roman"/>
           <w:szCs w:val="26"/>
-        </w:rPr>
-      </w:pPr>
-      <w:r>
-        <w:rPr>
-          <w:rFonts w:cs="Times New Roman"/>
-          <w:szCs w:val="26"/>
-        </w:rPr>
-        <w:t>Xây dựng một hệ thống chatbot có khả năng tra cứu và trả lời thông tin thủ tục hành chính một cách tự động, chính xác và thân thiện với người dùng.</w:t>
+          <w:lang w:val="vi-VN"/>
+        </w:rPr>
+      </w:pPr>
+      <w:r>
+        <w:rPr>
+          <w:rFonts w:cs="Times New Roman"/>
+          <w:szCs w:val="26"/>
+          <w:lang w:val="vi-VN"/>
+        </w:rPr>
+        <w:t>Nghiên cứu và triển khai một hệ thống chatbot trợ lý ảo có khả năng hiểu, truy xuất và phản hồi thông tin về thủ tục hành chính một cách tự động, đảm bảo độ tin cậy cao và trải nghiệm người dùng tố</w:t>
+      </w:r>
+      <w:r>
+        <w:rPr>
+          <w:rFonts w:cs="Times New Roman"/>
+          <w:szCs w:val="26"/>
+          <w:lang w:val="vi-VN"/>
+        </w:rPr>
+        <w:t>i ưu</w:t>
+      </w:r>
+      <w:r>
+        <w:rPr>
+          <w:rFonts w:cs="Times New Roman"/>
+          <w:szCs w:val="26"/>
+          <w:lang w:val="vi-VN"/>
+        </w:rPr>
+        <w:t>.</w:t>
       </w:r>
     </w:p>
     <w:p>
@@ -193,16 +218,178 @@
           <w:i/>
           <w:szCs w:val="26"/>
         </w:rPr>
-        <w:t>Mục tiêu cụ thể</w:t>
-      </w:r>
-      <w:r>
+        <w:t>Mục tiêu cụ thể:</w:t>
+      </w:r>
+    </w:p>
+    <w:p>
+      <w:pPr>
+        <w:pStyle w:val="ListParagraph"/>
+        <w:numPr>
+          <w:ilvl w:val="0"/>
+          <w:numId w:val="7"/>
+        </w:numPr>
+        <w:rPr>
+          <w:rFonts w:cs="Times New Roman"/>
+          <w:szCs w:val="26"/>
+          <w:lang w:val="vi-VN"/>
+        </w:rPr>
+      </w:pPr>
+      <w:r>
+        <w:rPr>
+          <w:rFonts w:cs="Times New Roman"/>
+          <w:szCs w:val="26"/>
+          <w:lang w:val="vi-VN"/>
+        </w:rPr>
+        <w:t>Xây dựng hệ thống thu thập và chuẩn hóa dữ liệu thủ tục hành chính từ nguồn thực</w:t>
+      </w:r>
+      <w:r>
+        <w:rPr>
+          <w:rFonts w:cs="Times New Roman"/>
+          <w:szCs w:val="26"/>
+          <w:lang w:val="vi-VN"/>
+        </w:rPr>
+        <w:t>.</w:t>
+      </w:r>
+      <w:bookmarkStart w:id="10" w:name="_GoBack"/>
+      <w:bookmarkEnd w:id="10"/>
+    </w:p>
+    <w:p>
+      <w:pPr>
+        <w:pStyle w:val="ListParagraph"/>
+        <w:numPr>
+          <w:ilvl w:val="0"/>
+          <w:numId w:val="7"/>
+        </w:numPr>
+        <w:rPr>
+          <w:rFonts w:cs="Times New Roman"/>
+          <w:szCs w:val="26"/>
+          <w:lang w:val="vi-VN"/>
+        </w:rPr>
+      </w:pPr>
+      <w:r>
+        <w:rPr>
+          <w:rFonts w:cs="Times New Roman"/>
+          <w:szCs w:val="26"/>
+          <w:lang w:val="vi-VN"/>
+        </w:rPr>
+        <w:t>Thiết kế cơ chế chunking và lưu trữ dữ liệu vào vector database</w:t>
+      </w:r>
+      <w:r>
+        <w:rPr>
+          <w:rFonts w:cs="Times New Roman"/>
+          <w:szCs w:val="26"/>
+          <w:lang w:val="vi-VN"/>
+        </w:rPr>
+        <w:t>.</w:t>
+      </w:r>
+    </w:p>
+    <w:p>
+      <w:pPr>
+        <w:pStyle w:val="ListParagraph"/>
+        <w:numPr>
+          <w:ilvl w:val="0"/>
+          <w:numId w:val="7"/>
+        </w:numPr>
+        <w:rPr>
+          <w:rFonts w:cs="Times New Roman"/>
+          <w:szCs w:val="26"/>
+        </w:rPr>
+      </w:pPr>
+      <w:r>
+        <w:rPr>
+          <w:rFonts w:cs="Times New Roman"/>
+          <w:szCs w:val="26"/>
+        </w:rPr>
+        <w:t>Xây dựng pipeline RAG (Retrieval-Augmented Generation) để truy vấn và trả lời</w:t>
+      </w:r>
+      <w:r>
+        <w:rPr>
+          <w:rFonts w:cs="Times New Roman"/>
+          <w:szCs w:val="26"/>
+        </w:rPr>
+        <w:t>.</w:t>
+      </w:r>
+    </w:p>
+    <w:p>
+      <w:pPr>
+        <w:pStyle w:val="ListParagraph"/>
+        <w:numPr>
+          <w:ilvl w:val="0"/>
+          <w:numId w:val="7"/>
+        </w:numPr>
+        <w:rPr>
+          <w:rFonts w:cs="Times New Roman"/>
+          <w:szCs w:val="26"/>
+        </w:rPr>
+      </w:pPr>
+      <w:r>
+        <w:rPr>
+          <w:rFonts w:cs="Times New Roman"/>
+          <w:szCs w:val="26"/>
+        </w:rPr>
+        <w:t>Tích hợp các mô hình ngôn ngữ lớn (LLM) để nâng cao khả năng suy luận và hiểu ngữ cảnh hội thoại.</w:t>
+      </w:r>
+    </w:p>
+    <w:p>
+      <w:pPr>
+        <w:pStyle w:val="ListParagraph"/>
+        <w:numPr>
+          <w:ilvl w:val="0"/>
+          <w:numId w:val="7"/>
+        </w:numPr>
+        <w:rPr>
+          <w:rFonts w:cs="Times New Roman"/>
+          <w:szCs w:val="26"/>
+        </w:rPr>
+      </w:pPr>
+      <w:r>
+        <w:rPr>
+          <w:rFonts w:cs="Times New Roman"/>
+          <w:szCs w:val="26"/>
+        </w:rPr>
+        <w:lastRenderedPageBreak/>
+        <w:t>Phát triển chức năng quản lý lịch sử trò chuyện (Conversation Memory) và triển khai hệ thống Backend API bền vững.</w:t>
+      </w:r>
+    </w:p>
+    <w:p>
+      <w:pPr>
+        <w:pStyle w:val="ListParagraph"/>
+        <w:numPr>
+          <w:ilvl w:val="0"/>
+          <w:numId w:val="6"/>
+        </w:numPr>
+        <w:ind w:left="357" w:hanging="357"/>
+        <w:outlineLvl w:val="1"/>
+        <w:rPr>
+          <w:b/>
+        </w:rPr>
+      </w:pPr>
+      <w:r>
+        <w:rPr>
+          <w:b/>
+        </w:rPr>
+        <w:t>Đối tượng và phạm vi nghiên cứu</w:t>
+      </w:r>
+    </w:p>
+    <w:p>
+      <w:pPr>
+        <w:spacing w:after="0" w:line="360" w:lineRule="auto"/>
+        <w:jc w:val="both"/>
         <w:rPr>
           <w:rFonts w:cs="Times New Roman"/>
           <w:b/>
           <w:i/>
           <w:szCs w:val="26"/>
         </w:rPr>
-        <w:t>:</w:t>
+      </w:pPr>
+      <w:r>
+        <w:rPr>
+          <w:rFonts w:cs="Times New Roman"/>
+          <w:b/>
+          <w:i/>
+          <w:szCs w:val="26"/>
+        </w:rPr>
+        <w:t>Đối tượng nghiên cứu:</w:t>
       </w:r>
     </w:p>
     <w:p>
@@ -220,19 +407,9 @@
       </w:pPr>
       <w:r>
         <w:rPr>
-          <w:rFonts w:cs="Times New Roman"/>
-          <w:szCs w:val="26"/>
-          <w:lang w:val="vi-VN"/>
-        </w:rPr>
-        <w:t>Xây dựng hệ thống thu thập và chuẩn hóa dữ liệu thủ tục hành chính từ nguồn thực</w:t>
-      </w:r>
-      <w:r>
-        <w:rPr>
-          <w:rFonts w:cs="Times New Roman"/>
-          <w:szCs w:val="26"/>
-          <w:lang w:val="vi-VN"/>
-        </w:rPr>
-        <w:t>;</w:t>
+          <w:lang w:val="vi-VN"/>
+        </w:rPr>
+        <w:t>Người dân và cán bộ thực hiện thủ tục hành chính</w:t>
       </w:r>
     </w:p>
     <w:p>
@@ -254,7 +431,7 @@
           <w:szCs w:val="26"/>
           <w:lang w:val="vi-VN"/>
         </w:rPr>
-        <w:t>Thiết kế cơ chế chunking và lưu trữ dữ liệu vào vector database</w:t>
+        <w:t>Dữ liệu thủ tục hành chính (cấu trúc JSON)</w:t>
       </w:r>
       <w:r>
         <w:rPr>
@@ -275,19 +452,22 @@
         <w:rPr>
           <w:rFonts w:cs="Times New Roman"/>
           <w:szCs w:val="26"/>
-        </w:rPr>
-      </w:pPr>
-      <w:r>
-        <w:rPr>
-          <w:rFonts w:cs="Times New Roman"/>
-          <w:szCs w:val="26"/>
-        </w:rPr>
-        <w:t>Xây dựng pipeline RAG (Retrieval-Augmented Generation) để truy vấn và trả lời</w:t>
-      </w:r>
-      <w:r>
-        <w:rPr>
-          <w:rFonts w:cs="Times New Roman"/>
-          <w:szCs w:val="26"/>
+          <w:lang w:val="vi-VN"/>
+        </w:rPr>
+      </w:pPr>
+      <w:r>
+        <w:rPr>
+          <w:rFonts w:cs="Times New Roman"/>
+          <w:szCs w:val="26"/>
+          <w:lang w:val="vi-VN"/>
+        </w:rPr>
+        <w:t>Các kỹ thuật xử lý ngôn ngữ tự nhiên (NLP)</w:t>
+      </w:r>
+      <w:r>
+        <w:rPr>
+          <w:rFonts w:cs="Times New Roman"/>
+          <w:szCs w:val="26"/>
+          <w:lang w:val="vi-VN"/>
         </w:rPr>
         <w:t>;</w:t>
       </w:r>
@@ -309,7 +489,7 @@
           <w:rFonts w:cs="Times New Roman"/>
           <w:szCs w:val="26"/>
         </w:rPr>
-        <w:t>Tích hợp mô hình ngôn ngữ lớn (LLM) để cải thiện khả năng hiểu ngữ cảnh</w:t>
+        <w:t>Mô hình RAG và vector database</w:t>
       </w:r>
       <w:r>
         <w:rPr>
@@ -336,12 +516,63 @@
           <w:rFonts w:cs="Times New Roman"/>
           <w:szCs w:val="26"/>
         </w:rPr>
-        <w:t>Xây dựng chức năng ghi nhớ hội thoại (conversation memory)</w:t>
-      </w:r>
-      <w:r>
-        <w:rPr>
-          <w:rFonts w:cs="Times New Roman"/>
-          <w:szCs w:val="26"/>
+        <w:t>Hệ thống chatbot tương tác người dùng</w:t>
+      </w:r>
+      <w:r>
+        <w:rPr>
+          <w:rFonts w:cs="Times New Roman"/>
+          <w:szCs w:val="26"/>
+        </w:rPr>
+        <w:t>.</w:t>
+      </w:r>
+    </w:p>
+    <w:p>
+      <w:pPr>
+        <w:spacing w:after="0" w:line="360" w:lineRule="auto"/>
+        <w:jc w:val="both"/>
+        <w:rPr>
+          <w:rFonts w:cs="Times New Roman"/>
+          <w:b/>
+          <w:i/>
+          <w:szCs w:val="26"/>
+        </w:rPr>
+      </w:pPr>
+      <w:r>
+        <w:rPr>
+          <w:rFonts w:cs="Times New Roman"/>
+          <w:b/>
+          <w:i/>
+          <w:szCs w:val="26"/>
+        </w:rPr>
+        <w:t>Phạm vi nghiên cứu:</w:t>
+      </w:r>
+    </w:p>
+    <w:p>
+      <w:pPr>
+        <w:pStyle w:val="ListParagraph"/>
+        <w:numPr>
+          <w:ilvl w:val="0"/>
+          <w:numId w:val="12"/>
+        </w:numPr>
+        <w:rPr>
+          <w:rFonts w:cs="Times New Roman"/>
+          <w:szCs w:val="26"/>
+          <w:lang w:val="vi-VN"/>
+        </w:rPr>
+      </w:pPr>
+      <w:r>
+        <w:rPr>
+          <w:rFonts w:cs="Times New Roman"/>
+          <w:szCs w:val="26"/>
+          <w:lang w:val="vi-VN"/>
+        </w:rPr>
+        <w:t>Tập trung vào tra cứu thủ tục hành chính cấp tỉnh/cấp trung ương</w:t>
+      </w:r>
+      <w:r>
+        <w:rPr>
+          <w:rFonts w:cs="Times New Roman"/>
+          <w:szCs w:val="26"/>
+          <w:lang w:val="vi-VN"/>
         </w:rPr>
         <w:t>;</w:t>
       </w:r>
@@ -351,24 +582,107 @@
         <w:pStyle w:val="ListParagraph"/>
         <w:numPr>
           <w:ilvl w:val="0"/>
-          <w:numId w:val="7"/>
-        </w:numPr>
-        <w:rPr>
-          <w:rFonts w:cs="Times New Roman"/>
-          <w:szCs w:val="26"/>
-        </w:rPr>
-      </w:pPr>
-      <w:r>
-        <w:rPr>
-          <w:rFonts w:cs="Times New Roman"/>
-          <w:szCs w:val="26"/>
-        </w:rPr>
-        <w:t>Triển khai API backend phục vụ chatbot</w:t>
-      </w:r>
-      <w:r>
-        <w:rPr>
-          <w:rFonts w:cs="Times New Roman"/>
-          <w:szCs w:val="26"/>
+          <w:numId w:val="12"/>
+        </w:numPr>
+        <w:rPr>
+          <w:rFonts w:cs="Times New Roman"/>
+          <w:szCs w:val="26"/>
+          <w:lang w:val="vi-VN"/>
+        </w:rPr>
+      </w:pPr>
+      <w:r>
+        <w:rPr>
+          <w:rFonts w:cs="Times New Roman"/>
+          <w:szCs w:val="26"/>
+          <w:lang w:val="vi-VN"/>
+        </w:rPr>
+        <w:t>Dữ liệu đầu vào được thu thập từ cổng dịch vụ công</w:t>
+      </w:r>
+      <w:r>
+        <w:rPr>
+          <w:rFonts w:cs="Times New Roman"/>
+          <w:szCs w:val="26"/>
+          <w:lang w:val="vi-VN"/>
+        </w:rPr>
+        <w:t>;</w:t>
+      </w:r>
+    </w:p>
+    <w:p>
+      <w:pPr>
+        <w:pStyle w:val="ListParagraph"/>
+        <w:numPr>
+          <w:ilvl w:val="0"/>
+          <w:numId w:val="12"/>
+        </w:numPr>
+        <w:rPr>
+          <w:rFonts w:cs="Times New Roman"/>
+          <w:szCs w:val="26"/>
+          <w:lang w:val="vi-VN"/>
+        </w:rPr>
+      </w:pPr>
+      <w:r>
+        <w:rPr>
+          <w:lang w:val="vi-VN"/>
+        </w:rPr>
+        <w:t>Tập trung vào nhóm thủ tục hành chính phổ biến (ví dụ: đất đai, tư pháp, hộ tịch) của tỉnh Lai Châu.</w:t>
+      </w:r>
+    </w:p>
+    <w:p>
+      <w:pPr>
+        <w:pStyle w:val="ListParagraph"/>
+        <w:numPr>
+          <w:ilvl w:val="0"/>
+          <w:numId w:val="12"/>
+        </w:numPr>
+        <w:rPr>
+          <w:rFonts w:cs="Times New Roman"/>
+          <w:szCs w:val="26"/>
+          <w:lang w:val="vi-VN"/>
+        </w:rPr>
+      </w:pPr>
+      <w:r>
+        <w:rPr>
+          <w:rFonts w:cs="Times New Roman"/>
+          <w:szCs w:val="26"/>
+          <w:lang w:val="vi-VN"/>
+        </w:rPr>
+        <w:t>Hệ thống chỉ xử lý văn bản, chưa xử lý giọng nói</w:t>
+      </w:r>
+      <w:r>
+        <w:rPr>
+          <w:rFonts w:cs="Times New Roman"/>
+          <w:szCs w:val="26"/>
+          <w:lang w:val="vi-VN"/>
+        </w:rPr>
+        <w:t>;</w:t>
+      </w:r>
+    </w:p>
+    <w:p>
+      <w:pPr>
+        <w:pStyle w:val="ListParagraph"/>
+        <w:numPr>
+          <w:ilvl w:val="0"/>
+          <w:numId w:val="12"/>
+        </w:numPr>
+        <w:rPr>
+          <w:rFonts w:cs="Times New Roman"/>
+          <w:szCs w:val="26"/>
+          <w:lang w:val="vi-VN"/>
+        </w:rPr>
+      </w:pPr>
+      <w:r>
+        <w:rPr>
+          <w:rFonts w:cs="Times New Roman"/>
+          <w:szCs w:val="26"/>
+          <w:lang w:val="vi-VN"/>
+        </w:rPr>
+        <w:t>Không triển khai ở quy mô sản phẩm thương mại</w:t>
+      </w:r>
+      <w:r>
+        <w:rPr>
+          <w:rFonts w:cs="Times New Roman"/>
+          <w:szCs w:val="26"/>
+          <w:lang w:val="vi-VN"/>
         </w:rPr>
         <w:t>.</w:t>
       </w:r>
@@ -384,13 +698,219 @@
         <w:outlineLvl w:val="1"/>
         <w:rPr>
           <w:b/>
+          <w:lang w:val="vi-VN"/>
         </w:rPr>
       </w:pPr>
       <w:r>
         <w:rPr>
           <w:b/>
         </w:rPr>
-        <w:t>Đối tượng và phạm vi nghiên cứu</w:t>
+        <w:t>Phương pháp nghiên cứu</w:t>
+      </w:r>
+    </w:p>
+    <w:p>
+      <w:pPr>
+        <w:pStyle w:val="ListParagraph"/>
+        <w:numPr>
+          <w:ilvl w:val="0"/>
+          <w:numId w:val="12"/>
+        </w:numPr>
+        <w:rPr>
+          <w:rFonts w:eastAsia="Times New Roman" w:cs="Times New Roman"/>
+          <w:szCs w:val="26"/>
+          <w:lang w:val="vi-VN"/>
+        </w:rPr>
+      </w:pPr>
+      <w:r>
+        <w:rPr>
+          <w:rFonts w:eastAsia="Times New Roman" w:cs="Times New Roman"/>
+          <w:szCs w:val="26"/>
+          <w:lang w:val="vi-VN"/>
+        </w:rPr>
+        <w:t xml:space="preserve">Phương pháp thu thập dữ liệu: </w:t>
+      </w:r>
+      <w:r>
+        <w:rPr>
+          <w:rFonts w:eastAsia="Times New Roman" w:cs="Times New Roman"/>
+          <w:szCs w:val="26"/>
+          <w:lang w:val="vi-VN"/>
+        </w:rPr>
+        <w:t>T</w:t>
+      </w:r>
+      <w:r>
+        <w:rPr>
+          <w:rFonts w:eastAsia="Times New Roman" w:cs="Times New Roman"/>
+          <w:szCs w:val="26"/>
+          <w:lang w:val="vi-VN"/>
+        </w:rPr>
+        <w:t>hu thập và chuẩn hóa dữ liệu thủ tục hành chính dạng JSON</w:t>
+      </w:r>
+      <w:r>
+        <w:rPr>
+          <w:rFonts w:eastAsia="Times New Roman" w:cs="Times New Roman"/>
+          <w:szCs w:val="26"/>
+          <w:lang w:val="vi-VN"/>
+        </w:rPr>
+        <w:t>;</w:t>
+      </w:r>
+    </w:p>
+    <w:p>
+      <w:pPr>
+        <w:pStyle w:val="ListParagraph"/>
+        <w:numPr>
+          <w:ilvl w:val="0"/>
+          <w:numId w:val="12"/>
+        </w:numPr>
+        <w:rPr>
+          <w:rFonts w:eastAsia="Times New Roman" w:cs="Times New Roman"/>
+          <w:szCs w:val="26"/>
+          <w:lang w:val="vi-VN"/>
+        </w:rPr>
+      </w:pPr>
+      <w:r>
+        <w:rPr>
+          <w:rFonts w:eastAsia="Times New Roman" w:cs="Times New Roman"/>
+          <w:szCs w:val="26"/>
+          <w:lang w:val="vi-VN"/>
+        </w:rPr>
+        <w:t xml:space="preserve">Phương pháp xử lý dữ liệu: </w:t>
+      </w:r>
+      <w:r>
+        <w:rPr>
+          <w:rFonts w:eastAsia="Times New Roman" w:cs="Times New Roman"/>
+          <w:szCs w:val="26"/>
+          <w:lang w:val="vi-VN"/>
+        </w:rPr>
+        <w:t>X</w:t>
+      </w:r>
+      <w:r>
+        <w:rPr>
+          <w:rFonts w:eastAsia="Times New Roman" w:cs="Times New Roman"/>
+          <w:szCs w:val="26"/>
+          <w:lang w:val="vi-VN"/>
+        </w:rPr>
+        <w:t>ây dựng cơ chế chunking theo từng trường thông tin (phí, hồ sơ, thời hạn,...)</w:t>
+      </w:r>
+      <w:r>
+        <w:rPr>
+          <w:rFonts w:eastAsia="Times New Roman" w:cs="Times New Roman"/>
+          <w:szCs w:val="26"/>
+          <w:lang w:val="vi-VN"/>
+        </w:rPr>
+        <w:t>;</w:t>
+      </w:r>
+    </w:p>
+    <w:p>
+      <w:pPr>
+        <w:pStyle w:val="ListParagraph"/>
+        <w:numPr>
+          <w:ilvl w:val="0"/>
+          <w:numId w:val="12"/>
+        </w:numPr>
+        <w:rPr>
+          <w:rFonts w:eastAsia="Times New Roman" w:cs="Times New Roman"/>
+          <w:szCs w:val="26"/>
+          <w:lang w:val="vi-VN"/>
+        </w:rPr>
+      </w:pPr>
+      <w:r>
+        <w:rPr>
+          <w:rFonts w:eastAsia="Times New Roman" w:cs="Times New Roman"/>
+          <w:szCs w:val="26"/>
+          <w:lang w:val="vi-VN"/>
+        </w:rPr>
+        <w:t xml:space="preserve">Phương pháp xây dựng hệ thống: </w:t>
+      </w:r>
+      <w:r>
+        <w:rPr>
+          <w:rFonts w:eastAsia="Times New Roman" w:cs="Times New Roman"/>
+          <w:szCs w:val="26"/>
+          <w:lang w:val="vi-VN"/>
+        </w:rPr>
+        <w:t>S</w:t>
+      </w:r>
+      <w:r>
+        <w:rPr>
+          <w:rFonts w:eastAsia="Times New Roman" w:cs="Times New Roman"/>
+          <w:szCs w:val="26"/>
+          <w:lang w:val="vi-VN"/>
+        </w:rPr>
+        <w:t>ử dụng kiến trúc RAG kết hợp vector database</w:t>
+      </w:r>
+      <w:r>
+        <w:rPr>
+          <w:rFonts w:eastAsia="Times New Roman" w:cs="Times New Roman"/>
+          <w:szCs w:val="26"/>
+          <w:lang w:val="vi-VN"/>
+        </w:rPr>
+        <w:t>;</w:t>
+      </w:r>
+    </w:p>
+    <w:p>
+      <w:pPr>
+        <w:pStyle w:val="ListParagraph"/>
+        <w:numPr>
+          <w:ilvl w:val="0"/>
+          <w:numId w:val="12"/>
+        </w:numPr>
+        <w:rPr>
+          <w:rFonts w:eastAsia="Times New Roman" w:cs="Times New Roman"/>
+          <w:szCs w:val="26"/>
+          <w:lang w:val="vi-VN"/>
+        </w:rPr>
+      </w:pPr>
+      <w:r>
+        <w:rPr>
+          <w:rFonts w:eastAsia="Times New Roman" w:cs="Times New Roman"/>
+          <w:szCs w:val="26"/>
+          <w:lang w:val="vi-VN"/>
+        </w:rPr>
+        <w:t xml:space="preserve">Phương pháp đánh giá: </w:t>
+      </w:r>
+      <w:r>
+        <w:rPr>
+          <w:rFonts w:eastAsia="Times New Roman" w:cs="Times New Roman"/>
+          <w:szCs w:val="26"/>
+          <w:lang w:val="vi-VN"/>
+        </w:rPr>
+        <w:t>K</w:t>
+      </w:r>
+      <w:r>
+        <w:rPr>
+          <w:rFonts w:eastAsia="Times New Roman" w:cs="Times New Roman"/>
+          <w:szCs w:val="26"/>
+          <w:lang w:val="vi-VN"/>
+        </w:rPr>
+        <w:t>iểm thử với các truy vấn thực tế và đo độ chính xác câu trả lời</w:t>
+      </w:r>
+      <w:r>
+        <w:rPr>
+          <w:rFonts w:eastAsia="Times New Roman" w:cs="Times New Roman"/>
+          <w:szCs w:val="26"/>
+          <w:lang w:val="vi-VN"/>
+        </w:rPr>
+        <w:t>.</w:t>
+      </w:r>
+    </w:p>
+    <w:p>
+      <w:pPr>
+        <w:pStyle w:val="ListParagraph"/>
+        <w:numPr>
+          <w:ilvl w:val="0"/>
+          <w:numId w:val="6"/>
+        </w:numPr>
+        <w:ind w:left="357" w:hanging="357"/>
+        <w:outlineLvl w:val="1"/>
+        <w:rPr>
+          <w:rFonts w:eastAsia="Times New Roman" w:cs="Times New Roman"/>
+          <w:szCs w:val="26"/>
+        </w:rPr>
+      </w:pPr>
+      <w:r>
+        <w:rPr>
+          <w:b/>
+        </w:rPr>
+        <w:t>Cấu trúc báo cáo</w:t>
       </w:r>
     </w:p>
     <w:p>
@@ -411,553 +931,6 @@
           <w:i/>
           <w:szCs w:val="26"/>
         </w:rPr>
-        <w:t>Đối tượng nghiên cứu:</w:t>
-      </w:r>
-    </w:p>
-    <w:p>
-      <w:pPr>
-        <w:pStyle w:val="ListParagraph"/>
-        <w:numPr>
-          <w:ilvl w:val="0"/>
-          <w:numId w:val="7"/>
-        </w:numPr>
-        <w:rPr>
-          <w:rFonts w:cs="Times New Roman"/>
-          <w:szCs w:val="26"/>
-          <w:lang w:val="vi-VN"/>
-        </w:rPr>
-      </w:pPr>
-      <w:r>
-        <w:rPr>
-          <w:lang w:val="vi-VN"/>
-        </w:rPr>
-        <w:t>Người dân và cán bộ thực hiện thủ tục hành chính</w:t>
-      </w:r>
-    </w:p>
-    <w:p>
-      <w:pPr>
-        <w:pStyle w:val="ListParagraph"/>
-        <w:numPr>
-          <w:ilvl w:val="0"/>
-          <w:numId w:val="7"/>
-        </w:numPr>
-        <w:rPr>
-          <w:rFonts w:cs="Times New Roman"/>
-          <w:szCs w:val="26"/>
-          <w:lang w:val="vi-VN"/>
-        </w:rPr>
-      </w:pPr>
-      <w:r>
-        <w:rPr>
-          <w:rFonts w:cs="Times New Roman"/>
-          <w:szCs w:val="26"/>
-          <w:lang w:val="vi-VN"/>
-        </w:rPr>
-        <w:t>Dữ liệu thủ tục hành chính (cấu trúc JSON)</w:t>
-      </w:r>
-      <w:r>
-        <w:rPr>
-          <w:rFonts w:cs="Times New Roman"/>
-          <w:szCs w:val="26"/>
-          <w:lang w:val="vi-VN"/>
-        </w:rPr>
-        <w:t>;</w:t>
-      </w:r>
-    </w:p>
-    <w:p>
-      <w:pPr>
-        <w:pStyle w:val="ListParagraph"/>
-        <w:numPr>
-          <w:ilvl w:val="0"/>
-          <w:numId w:val="7"/>
-        </w:numPr>
-        <w:rPr>
-          <w:rFonts w:cs="Times New Roman"/>
-          <w:szCs w:val="26"/>
-          <w:lang w:val="vi-VN"/>
-        </w:rPr>
-      </w:pPr>
-      <w:r>
-        <w:rPr>
-          <w:rFonts w:cs="Times New Roman"/>
-          <w:szCs w:val="26"/>
-          <w:lang w:val="vi-VN"/>
-        </w:rPr>
-        <w:t>Các kỹ thuật xử lý ngôn ngữ tự nhiên (NLP)</w:t>
-      </w:r>
-      <w:r>
-        <w:rPr>
-          <w:rFonts w:cs="Times New Roman"/>
-          <w:szCs w:val="26"/>
-          <w:lang w:val="vi-VN"/>
-        </w:rPr>
-        <w:t>;</w:t>
-      </w:r>
-    </w:p>
-    <w:p>
-      <w:pPr>
-        <w:pStyle w:val="ListParagraph"/>
-        <w:numPr>
-          <w:ilvl w:val="0"/>
-          <w:numId w:val="7"/>
-        </w:numPr>
-        <w:rPr>
-          <w:rFonts w:cs="Times New Roman"/>
-          <w:szCs w:val="26"/>
-        </w:rPr>
-      </w:pPr>
-      <w:r>
-        <w:rPr>
-          <w:rFonts w:cs="Times New Roman"/>
-          <w:szCs w:val="26"/>
-        </w:rPr>
-        <w:lastRenderedPageBreak/>
-        <w:t>Mô hình RAG và vector database</w:t>
-      </w:r>
-      <w:r>
-        <w:rPr>
-          <w:rFonts w:cs="Times New Roman"/>
-          <w:szCs w:val="26"/>
-        </w:rPr>
-        <w:t>;</w:t>
-      </w:r>
-    </w:p>
-    <w:p>
-      <w:pPr>
-        <w:pStyle w:val="ListParagraph"/>
-        <w:numPr>
-          <w:ilvl w:val="0"/>
-          <w:numId w:val="7"/>
-        </w:numPr>
-        <w:rPr>
-          <w:rFonts w:cs="Times New Roman"/>
-          <w:szCs w:val="26"/>
-        </w:rPr>
-      </w:pPr>
-      <w:r>
-        <w:rPr>
-          <w:rFonts w:cs="Times New Roman"/>
-          <w:szCs w:val="26"/>
-        </w:rPr>
-        <w:t>Hệ thống chatbot tương tác ngườ</w:t>
-      </w:r>
-      <w:r>
-        <w:rPr>
-          <w:rFonts w:cs="Times New Roman"/>
-          <w:szCs w:val="26"/>
-        </w:rPr>
-        <w:t>i dùng</w:t>
-      </w:r>
-      <w:r>
-        <w:rPr>
-          <w:rFonts w:cs="Times New Roman"/>
-          <w:szCs w:val="26"/>
-        </w:rPr>
-        <w:t>.</w:t>
-      </w:r>
-    </w:p>
-    <w:p>
-      <w:pPr>
-        <w:spacing w:after="0" w:line="360" w:lineRule="auto"/>
-        <w:jc w:val="both"/>
-        <w:rPr>
-          <w:rFonts w:cs="Times New Roman"/>
-          <w:b/>
-          <w:i/>
-          <w:szCs w:val="26"/>
-        </w:rPr>
-      </w:pPr>
-      <w:r>
-        <w:rPr>
-          <w:rFonts w:cs="Times New Roman"/>
-          <w:b/>
-          <w:i/>
-          <w:szCs w:val="26"/>
-        </w:rPr>
-        <w:t>Phạm vi nghiên cứu:</w:t>
-      </w:r>
-    </w:p>
-    <w:p>
-      <w:pPr>
-        <w:pStyle w:val="ListParagraph"/>
-        <w:numPr>
-          <w:ilvl w:val="0"/>
-          <w:numId w:val="12"/>
-        </w:numPr>
-        <w:rPr>
-          <w:rFonts w:cs="Times New Roman"/>
-          <w:szCs w:val="26"/>
-          <w:lang w:val="vi-VN"/>
-        </w:rPr>
-      </w:pPr>
-      <w:r>
-        <w:rPr>
-          <w:rFonts w:cs="Times New Roman"/>
-          <w:szCs w:val="26"/>
-          <w:lang w:val="vi-VN"/>
-        </w:rPr>
-        <w:t>Tập trung vào tra cứu thủ tục hành chính cấp tỉnh/cấp trung ương</w:t>
-      </w:r>
-      <w:r>
-        <w:rPr>
-          <w:rFonts w:cs="Times New Roman"/>
-          <w:szCs w:val="26"/>
-          <w:lang w:val="vi-VN"/>
-        </w:rPr>
-        <w:t>;</w:t>
-      </w:r>
-    </w:p>
-    <w:p>
-      <w:pPr>
-        <w:pStyle w:val="ListParagraph"/>
-        <w:numPr>
-          <w:ilvl w:val="0"/>
-          <w:numId w:val="12"/>
-        </w:numPr>
-        <w:rPr>
-          <w:rFonts w:cs="Times New Roman"/>
-          <w:szCs w:val="26"/>
-          <w:lang w:val="vi-VN"/>
-        </w:rPr>
-      </w:pPr>
-      <w:r>
-        <w:rPr>
-          <w:rFonts w:cs="Times New Roman"/>
-          <w:szCs w:val="26"/>
-          <w:lang w:val="vi-VN"/>
-        </w:rPr>
-        <w:t>Dữ liệu đầu vào được thu thập từ cổng dịch vụ công</w:t>
-      </w:r>
-      <w:r>
-        <w:rPr>
-          <w:rFonts w:cs="Times New Roman"/>
-          <w:szCs w:val="26"/>
-          <w:lang w:val="vi-VN"/>
-        </w:rPr>
-        <w:t>;</w:t>
-      </w:r>
-    </w:p>
-    <w:p>
-      <w:pPr>
-        <w:pStyle w:val="ListParagraph"/>
-        <w:numPr>
-          <w:ilvl w:val="0"/>
-          <w:numId w:val="12"/>
-        </w:numPr>
-        <w:rPr>
-          <w:rFonts w:cs="Times New Roman"/>
-          <w:szCs w:val="26"/>
-          <w:lang w:val="vi-VN"/>
-        </w:rPr>
-      </w:pPr>
-      <w:r>
-        <w:rPr>
-          <w:lang w:val="vi-VN"/>
-        </w:rPr>
-        <w:t>Tập trung vào nhóm thủ tục hành chính phổ biến (ví dụ: đất đai, tư pháp, hộ tịch) của tỉnh Lai Châu.</w:t>
-      </w:r>
-    </w:p>
-    <w:p>
-      <w:pPr>
-        <w:pStyle w:val="ListParagraph"/>
-        <w:numPr>
-          <w:ilvl w:val="0"/>
-          <w:numId w:val="12"/>
-        </w:numPr>
-        <w:rPr>
-          <w:rFonts w:cs="Times New Roman"/>
-          <w:szCs w:val="26"/>
-          <w:lang w:val="vi-VN"/>
-        </w:rPr>
-      </w:pPr>
-      <w:r>
-        <w:rPr>
-          <w:rFonts w:cs="Times New Roman"/>
-          <w:szCs w:val="26"/>
-          <w:lang w:val="vi-VN"/>
-        </w:rPr>
-        <w:t>Hệ thống chỉ xử lý văn bản, chưa xử lý giọng nói</w:t>
-      </w:r>
-      <w:r>
-        <w:rPr>
-          <w:rFonts w:cs="Times New Roman"/>
-          <w:szCs w:val="26"/>
-          <w:lang w:val="vi-VN"/>
-        </w:rPr>
-        <w:t>;</w:t>
-      </w:r>
-    </w:p>
-    <w:p>
-      <w:pPr>
-        <w:pStyle w:val="ListParagraph"/>
-        <w:numPr>
-          <w:ilvl w:val="0"/>
-          <w:numId w:val="12"/>
-        </w:numPr>
-        <w:rPr>
-          <w:rFonts w:cs="Times New Roman"/>
-          <w:szCs w:val="26"/>
-        </w:rPr>
-      </w:pPr>
-      <w:r>
-        <w:rPr>
-          <w:rFonts w:cs="Times New Roman"/>
-          <w:szCs w:val="26"/>
-        </w:rPr>
-        <w:t>Không triển khai ở quy mô sản phẩm thương mại</w:t>
-      </w:r>
-      <w:r>
-        <w:rPr>
-          <w:rFonts w:cs="Times New Roman"/>
-          <w:szCs w:val="26"/>
-        </w:rPr>
-        <w:t>.</w:t>
-      </w:r>
-    </w:p>
-    <w:p>
-      <w:pPr>
-        <w:pStyle w:val="ListParagraph"/>
-        <w:numPr>
-          <w:ilvl w:val="0"/>
-          <w:numId w:val="6"/>
-        </w:numPr>
-        <w:ind w:left="357" w:hanging="357"/>
-        <w:outlineLvl w:val="1"/>
-        <w:rPr>
-          <w:b/>
-          <w:lang w:val="vi-VN"/>
-        </w:rPr>
-      </w:pPr>
-      <w:r>
-        <w:rPr>
-          <w:b/>
-        </w:rPr>
-        <w:t>Phương pháp nghiên cứu</w:t>
-      </w:r>
-    </w:p>
-    <w:p>
-      <w:pPr>
-        <w:pStyle w:val="ListParagraph"/>
-        <w:numPr>
-          <w:ilvl w:val="0"/>
-          <w:numId w:val="12"/>
-        </w:numPr>
-        <w:rPr>
-          <w:rFonts w:eastAsia="Times New Roman" w:cs="Times New Roman"/>
-          <w:szCs w:val="26"/>
-          <w:lang w:val="vi-VN"/>
-        </w:rPr>
-      </w:pPr>
-      <w:r>
-        <w:rPr>
-          <w:rFonts w:eastAsia="Times New Roman" w:cs="Times New Roman"/>
-          <w:szCs w:val="26"/>
-          <w:lang w:val="vi-VN"/>
-        </w:rPr>
-        <w:t xml:space="preserve">Phương pháp thu thập dữ liệu: </w:t>
-      </w:r>
-      <w:r>
-        <w:rPr>
-          <w:rFonts w:eastAsia="Times New Roman" w:cs="Times New Roman"/>
-          <w:szCs w:val="26"/>
-          <w:lang w:val="vi-VN"/>
-        </w:rPr>
-        <w:t>T</w:t>
-      </w:r>
-      <w:r>
-        <w:rPr>
-          <w:rFonts w:eastAsia="Times New Roman" w:cs="Times New Roman"/>
-          <w:szCs w:val="26"/>
-          <w:lang w:val="vi-VN"/>
-        </w:rPr>
-        <w:t>hu thập và chuẩn hóa dữ liệu thủ tục hành chính dạng JSON</w:t>
-      </w:r>
-      <w:r>
-        <w:rPr>
-          <w:rFonts w:eastAsia="Times New Roman" w:cs="Times New Roman"/>
-          <w:szCs w:val="26"/>
-          <w:lang w:val="vi-VN"/>
-        </w:rPr>
-        <w:t>;</w:t>
-      </w:r>
-    </w:p>
-    <w:p>
-      <w:pPr>
-        <w:pStyle w:val="ListParagraph"/>
-        <w:numPr>
-          <w:ilvl w:val="0"/>
-          <w:numId w:val="12"/>
-        </w:numPr>
-        <w:rPr>
-          <w:rFonts w:eastAsia="Times New Roman" w:cs="Times New Roman"/>
-          <w:szCs w:val="26"/>
-          <w:lang w:val="vi-VN"/>
-        </w:rPr>
-      </w:pPr>
-      <w:r>
-        <w:rPr>
-          <w:rFonts w:eastAsia="Times New Roman" w:cs="Times New Roman"/>
-          <w:szCs w:val="26"/>
-          <w:lang w:val="vi-VN"/>
-        </w:rPr>
-        <w:t xml:space="preserve">Phương pháp xử lý dữ liệu: </w:t>
-      </w:r>
-      <w:r>
-        <w:rPr>
-          <w:rFonts w:eastAsia="Times New Roman" w:cs="Times New Roman"/>
-          <w:szCs w:val="26"/>
-          <w:lang w:val="vi-VN"/>
-        </w:rPr>
-        <w:t>X</w:t>
-      </w:r>
-      <w:r>
-        <w:rPr>
-          <w:rFonts w:eastAsia="Times New Roman" w:cs="Times New Roman"/>
-          <w:szCs w:val="26"/>
-          <w:lang w:val="vi-VN"/>
-        </w:rPr>
-        <w:t>ây dựng cơ chế chunking theo từng trường thông tin (phí, hồ sơ, thời hạn,...)</w:t>
-      </w:r>
-      <w:r>
-        <w:rPr>
-          <w:rFonts w:eastAsia="Times New Roman" w:cs="Times New Roman"/>
-          <w:szCs w:val="26"/>
-          <w:lang w:val="vi-VN"/>
-        </w:rPr>
-        <w:t>;</w:t>
-      </w:r>
-    </w:p>
-    <w:p>
-      <w:pPr>
-        <w:pStyle w:val="ListParagraph"/>
-        <w:numPr>
-          <w:ilvl w:val="0"/>
-          <w:numId w:val="12"/>
-        </w:numPr>
-        <w:rPr>
-          <w:rFonts w:eastAsia="Times New Roman" w:cs="Times New Roman"/>
-          <w:szCs w:val="26"/>
-          <w:lang w:val="vi-VN"/>
-        </w:rPr>
-      </w:pPr>
-      <w:r>
-        <w:rPr>
-          <w:rFonts w:eastAsia="Times New Roman" w:cs="Times New Roman"/>
-          <w:szCs w:val="26"/>
-          <w:lang w:val="vi-VN"/>
-        </w:rPr>
-        <w:t xml:space="preserve">Phương pháp xây dựng hệ thống: </w:t>
-      </w:r>
-      <w:r>
-        <w:rPr>
-          <w:rFonts w:eastAsia="Times New Roman" w:cs="Times New Roman"/>
-          <w:szCs w:val="26"/>
-          <w:lang w:val="vi-VN"/>
-        </w:rPr>
-        <w:t>S</w:t>
-      </w:r>
-      <w:r>
-        <w:rPr>
-          <w:rFonts w:eastAsia="Times New Roman" w:cs="Times New Roman"/>
-          <w:szCs w:val="26"/>
-          <w:lang w:val="vi-VN"/>
-        </w:rPr>
-        <w:t>ử dụng kiến trúc RAG kết hợp vector database</w:t>
-      </w:r>
-      <w:r>
-        <w:rPr>
-          <w:rFonts w:eastAsia="Times New Roman" w:cs="Times New Roman"/>
-          <w:szCs w:val="26"/>
-          <w:lang w:val="vi-VN"/>
-        </w:rPr>
-        <w:t>;</w:t>
-      </w:r>
-    </w:p>
-    <w:p>
-      <w:pPr>
-        <w:pStyle w:val="ListParagraph"/>
-        <w:numPr>
-          <w:ilvl w:val="0"/>
-          <w:numId w:val="12"/>
-        </w:numPr>
-        <w:rPr>
-          <w:rFonts w:eastAsia="Times New Roman" w:cs="Times New Roman"/>
-          <w:szCs w:val="26"/>
-          <w:lang w:val="vi-VN"/>
-        </w:rPr>
-      </w:pPr>
-      <w:r>
-        <w:rPr>
-          <w:rFonts w:eastAsia="Times New Roman" w:cs="Times New Roman"/>
-          <w:szCs w:val="26"/>
-          <w:lang w:val="vi-VN"/>
-        </w:rPr>
-        <w:t xml:space="preserve">Phương pháp đánh giá: </w:t>
-      </w:r>
-      <w:r>
-        <w:rPr>
-          <w:rFonts w:eastAsia="Times New Roman" w:cs="Times New Roman"/>
-          <w:szCs w:val="26"/>
-          <w:lang w:val="vi-VN"/>
-        </w:rPr>
-        <w:t>K</w:t>
-      </w:r>
-      <w:r>
-        <w:rPr>
-          <w:rFonts w:eastAsia="Times New Roman" w:cs="Times New Roman"/>
-          <w:szCs w:val="26"/>
-          <w:lang w:val="vi-VN"/>
-        </w:rPr>
-        <w:t>iểm thử với các truy vấn thực tế và đo độ chính xác câu trả lời</w:t>
-      </w:r>
-      <w:r>
-        <w:rPr>
-          <w:rFonts w:eastAsia="Times New Roman" w:cs="Times New Roman"/>
-          <w:szCs w:val="26"/>
-          <w:lang w:val="vi-VN"/>
-        </w:rPr>
-        <w:t>.</w:t>
-      </w:r>
-    </w:p>
-    <w:p>
-      <w:pPr>
-        <w:pStyle w:val="ListParagraph"/>
-        <w:numPr>
-          <w:ilvl w:val="0"/>
-          <w:numId w:val="6"/>
-        </w:numPr>
-        <w:ind w:left="357" w:hanging="357"/>
-        <w:outlineLvl w:val="1"/>
-        <w:rPr>
-          <w:rFonts w:eastAsia="Times New Roman" w:cs="Times New Roman"/>
-          <w:szCs w:val="26"/>
-        </w:rPr>
-      </w:pPr>
-      <w:r>
-        <w:rPr>
-          <w:b/>
-        </w:rPr>
-        <w:t>Cấu trúc báo cáo</w:t>
-      </w:r>
-    </w:p>
-    <w:p>
-      <w:pPr>
-        <w:spacing w:after="0" w:line="360" w:lineRule="auto"/>
-        <w:jc w:val="both"/>
-        <w:rPr>
-          <w:rFonts w:cs="Times New Roman"/>
-          <w:b/>
-          <w:i/>
-          <w:szCs w:val="26"/>
-        </w:rPr>
-      </w:pPr>
-      <w:r>
-        <w:rPr>
-          <w:rFonts w:cs="Times New Roman"/>
-          <w:b/>
-          <w:i/>
-          <w:szCs w:val="26"/>
-        </w:rPr>
         <w:t>Báo cáo gồm các chương sau:</w:t>
       </w:r>
     </w:p>
@@ -1105,6 +1078,7 @@
           <w:szCs w:val="26"/>
           <w:lang w:val="vi-VN"/>
         </w:rPr>
+        <w:lastRenderedPageBreak/>
         <w:t xml:space="preserve">CHƯƠNG </w:t>
       </w:r>
       <w:r>
@@ -1127,25 +1101,7 @@
         <w:rPr>
           <w:lang w:val="vi-VN"/>
         </w:rPr>
-        <w:t xml:space="preserve"> </w:t>
-      </w:r>
-      <w:r>
-        <w:rPr>
-          <w:lang w:val="vi-VN"/>
-        </w:rPr>
-        <w:t>(Use Case</w:t>
-      </w:r>
-      <w:r>
-        <w:rPr>
-          <w:lang w:val="vi-VN"/>
-        </w:rPr>
-        <w:t xml:space="preserve">, </w:t>
-      </w:r>
-      <w:r>
-        <w:rPr>
-          <w:lang w:val="vi-VN"/>
-        </w:rPr>
-        <w:t>Kiế</w:t>
+        <w:t xml:space="preserve"> (Use Case, Kiế</w:t>
       </w:r>
       <w:r>
         <w:rPr>
@@ -1181,7 +1137,15 @@
           <w:szCs w:val="26"/>
           <w:lang w:val="vi-VN"/>
         </w:rPr>
-        <w:t>VI</w:t>
+        <w:t>I</w:t>
+      </w:r>
+      <w:r>
+        <w:rPr>
+          <w:rFonts w:eastAsia="Times New Roman" w:cs="Times New Roman"/>
+          <w:szCs w:val="26"/>
+          <w:lang w:val="vi-VN"/>
+        </w:rPr>
+        <w:t>V</w:t>
       </w:r>
       <w:r>
         <w:rPr>
@@ -1242,6 +1206,7 @@
         <w:rPr>
           <w:rFonts w:eastAsiaTheme="majorEastAsia" w:cs="Times New Roman"/>
           <w:szCs w:val="26"/>
+          <w:lang w:val="vi-VN"/>
         </w:rPr>
       </w:pPr>
       <w:r>
@@ -1249,6 +1214,7 @@
           <w:rFonts w:cs="Times New Roman"/>
           <w:i/>
           <w:szCs w:val="26"/>
+          <w:lang w:val="vi-VN"/>
         </w:rPr>
         <w:tab/>
       </w:r>
@@ -1257,15 +1223,9 @@
           <w:rFonts w:cs="Times New Roman"/>
           <w:i/>
           <w:szCs w:val="26"/>
+          <w:lang w:val="vi-VN"/>
         </w:rPr>
         <w:tab/>
-      </w:r>
-      <w:r>
-        <w:rPr>
-          <w:rFonts w:cs="Times New Roman"/>
-          <w:i/>
-          <w:szCs w:val="26"/>
-        </w:rPr>
         <w:t xml:space="preserve">                            </w:t>
       </w:r>
       <w:r>
@@ -1275,8 +1235,9 @@
           <w:bCs/>
           <w:i/>
           <w:szCs w:val="26"/>
-        </w:rPr>
-        <w:t xml:space="preserve">Thái </w:t>
+          <w:lang w:val="vi-VN"/>
+        </w:rPr>
+        <w:t>Thái Nguyên, ng</w:t>
       </w:r>
       <w:r>
         <w:rPr>
@@ -1285,8 +1246,9 @@
           <w:bCs/>
           <w:i/>
           <w:szCs w:val="26"/>
-        </w:rPr>
-        <w:t>Nguyên, ng</w:t>
+          <w:lang w:val="vi-VN"/>
+        </w:rPr>
+        <w:t xml:space="preserve">ày  tháng </w:t>
       </w:r>
       <w:r>
         <w:rPr>
@@ -1295,16 +1257,7 @@
           <w:bCs/>
           <w:i/>
           <w:szCs w:val="26"/>
-        </w:rPr>
-        <w:t xml:space="preserve">ày  tháng </w:t>
-      </w:r>
-      <w:r>
-        <w:rPr>
-          <w:rFonts w:cs="Times New Roman"/>
-          <w:b/>
-          <w:bCs/>
-          <w:i/>
-          <w:szCs w:val="26"/>
+          <w:lang w:val="vi-VN"/>
         </w:rPr>
         <w:t xml:space="preserve"> năm 2026</w:t>
       </w:r>
@@ -1325,6 +1278,7 @@
         <w:rPr>
           <w:sz w:val="26"/>
           <w:szCs w:val="26"/>
+          <w:lang w:val="vi-VN"/>
         </w:rPr>
       </w:pPr>
       <w:r>
@@ -1340,6 +1294,7 @@
         <w:rPr>
           <w:sz w:val="26"/>
           <w:szCs w:val="26"/>
+          <w:lang w:val="vi-VN"/>
         </w:rPr>
         <w:t xml:space="preserve">HƯƠNG 1. </w:t>
       </w:r>
@@ -1347,6 +1302,7 @@
         <w:rPr>
           <w:sz w:val="26"/>
           <w:szCs w:val="26"/>
+          <w:lang w:val="vi-VN"/>
         </w:rPr>
         <w:t xml:space="preserve">TỔNG QUAN VỀ ĐỀ TÀI VÀ </w:t>
       </w:r>
@@ -1354,6 +1310,7 @@
         <w:rPr>
           <w:sz w:val="26"/>
           <w:szCs w:val="26"/>
+          <w:lang w:val="vi-VN"/>
         </w:rPr>
         <w:t>CƠ SỞ LÝ THUYẾT</w:t>
       </w:r>
@@ -1414,6 +1371,7 @@
         <w:rPr>
           <w:rFonts w:cs="Times New Roman"/>
           <w:szCs w:val="26"/>
+          <w:lang w:val="vi-VN"/>
         </w:rPr>
       </w:pPr>
       <w:r>
@@ -1435,12 +1393,14 @@
         <w:rPr>
           <w:rFonts w:cs="Times New Roman"/>
           <w:szCs w:val="26"/>
-        </w:rPr>
-      </w:pPr>
-      <w:r>
-        <w:rPr>
-          <w:rFonts w:cs="Times New Roman"/>
-          <w:szCs w:val="26"/>
+          <w:lang w:val="vi-VN"/>
+        </w:rPr>
+      </w:pPr>
+      <w:r>
+        <w:rPr>
+          <w:rFonts w:cs="Times New Roman"/>
+          <w:szCs w:val="26"/>
+          <w:lang w:val="vi-VN"/>
         </w:rPr>
         <w:t>Tùy theo mức độ thông minh, chatbot có thể được chia thành hai loại chính:</w:t>
       </w:r>
@@ -1455,12 +1415,14 @@
         <w:rPr>
           <w:rFonts w:cs="Times New Roman"/>
           <w:szCs w:val="26"/>
-        </w:rPr>
-      </w:pPr>
-      <w:r>
-        <w:rPr>
-          <w:rFonts w:cs="Times New Roman"/>
-          <w:szCs w:val="26"/>
+          <w:lang w:val="vi-VN"/>
+        </w:rPr>
+      </w:pPr>
+      <w:r>
+        <w:rPr>
+          <w:rFonts w:cs="Times New Roman"/>
+          <w:szCs w:val="26"/>
+          <w:lang w:val="vi-VN"/>
         </w:rPr>
         <w:t>Rule-based Chatbot: hoạt động dựa trên kịch bản và luật định nghĩa sẵn.</w:t>
       </w:r>
@@ -1475,12 +1437,14 @@
         <w:rPr>
           <w:rFonts w:cs="Times New Roman"/>
           <w:szCs w:val="26"/>
-        </w:rPr>
-      </w:pPr>
-      <w:r>
-        <w:rPr>
-          <w:rFonts w:cs="Times New Roman"/>
-          <w:szCs w:val="26"/>
+          <w:lang w:val="vi-VN"/>
+        </w:rPr>
+      </w:pPr>
+      <w:r>
+        <w:rPr>
+          <w:rFonts w:cs="Times New Roman"/>
+          <w:szCs w:val="26"/>
+          <w:lang w:val="vi-VN"/>
         </w:rPr>
         <w:t>AI-based Chatbot: sử dụng các mô hình học máy và xử lý ngôn ngữ tự nhiên để hiểu và phản hồi linh hoạt.</w:t>
       </w:r>
@@ -1563,6 +1527,7 @@
         <w:rPr>
           <w:rFonts w:cs="Times New Roman"/>
           <w:szCs w:val="26"/>
+          <w:lang w:val="vi-VN"/>
         </w:rPr>
       </w:pPr>
       <w:r>
@@ -1584,12 +1549,14 @@
         <w:rPr>
           <w:rFonts w:cs="Times New Roman"/>
           <w:szCs w:val="26"/>
-        </w:rPr>
-      </w:pPr>
-      <w:r>
-        <w:rPr>
-          <w:rFonts w:cs="Times New Roman"/>
-          <w:szCs w:val="26"/>
+          <w:lang w:val="vi-VN"/>
+        </w:rPr>
+      </w:pPr>
+      <w:r>
+        <w:rPr>
+          <w:rFonts w:cs="Times New Roman"/>
+          <w:szCs w:val="26"/>
+          <w:lang w:val="vi-VN"/>
         </w:rPr>
         <w:t>Cơ chế hoạt động cốt lõi của LLM là dự đoán token tiếp theo dựa trên chuỗi token trước đó. Nhờ vậy, mô hình có thể sinh ra các câu trả lời có tính mạch lạc và phù hợp ngữ cảnh.</w:t>
       </w:r>
@@ -1604,12 +1571,14 @@
         <w:rPr>
           <w:rFonts w:cs="Times New Roman"/>
           <w:szCs w:val="26"/>
-        </w:rPr>
-      </w:pPr>
-      <w:r>
-        <w:rPr>
-          <w:rFonts w:cs="Times New Roman"/>
-          <w:szCs w:val="26"/>
+          <w:lang w:val="vi-VN"/>
+        </w:rPr>
+      </w:pPr>
+      <w:r>
+        <w:rPr>
+          <w:rFonts w:cs="Times New Roman"/>
+          <w:szCs w:val="26"/>
+          <w:lang w:val="vi-VN"/>
         </w:rPr>
         <w:t>Tuy nhiên, LLM tồn tại một số hạn chế quan trọng:</w:t>
       </w:r>
@@ -1624,12 +1593,14 @@
         <w:rPr>
           <w:rFonts w:cs="Times New Roman"/>
           <w:szCs w:val="26"/>
-        </w:rPr>
-      </w:pPr>
-      <w:r>
-        <w:rPr>
-          <w:rFonts w:cs="Times New Roman"/>
-          <w:szCs w:val="26"/>
+          <w:lang w:val="vi-VN"/>
+        </w:rPr>
+      </w:pPr>
+      <w:r>
+        <w:rPr>
+          <w:rFonts w:cs="Times New Roman"/>
+          <w:szCs w:val="26"/>
+          <w:lang w:val="vi-VN"/>
         </w:rPr>
         <w:t>Kiến thức có thể bị lỗi thời do phụ thuộc vào dữ liệu huấn luyện.</w:t>
       </w:r>
@@ -1759,12 +1730,14 @@
         <w:rPr>
           <w:rFonts w:cs="Times New Roman"/>
           <w:szCs w:val="26"/>
-        </w:rPr>
-      </w:pPr>
-      <w:r>
-        <w:rPr>
-          <w:rFonts w:cs="Times New Roman"/>
-          <w:szCs w:val="26"/>
+          <w:lang w:val="vi-VN"/>
+        </w:rPr>
+      </w:pPr>
+      <w:r>
+        <w:rPr>
+          <w:rFonts w:cs="Times New Roman"/>
+          <w:szCs w:val="26"/>
+          <w:lang w:val="vi-VN"/>
         </w:rPr>
         <w:lastRenderedPageBreak/>
         <w:t xml:space="preserve">RAG hoạt động dựa trên nguyên lý "truy xuất trước, trả lời sau". Thay vì dựa hoàn toàn vào kiến thức nội tại của LLM, hệ thống sẽ tìm kiếm thông tin từ kho dữ liệu (backend/data/procedures.json) để cung cấp làm bằng chứng cho mô hình sinh câu trả lời. </w:t>
@@ -1914,14 +1887,7 @@
           <w:rFonts w:cs="Times New Roman"/>
           <w:szCs w:val="26"/>
         </w:rPr>
-        <w:t xml:space="preserve"> </w:t>
-      </w:r>
-      <w:r>
-        <w:rPr>
-          <w:rFonts w:cs="Times New Roman"/>
-          <w:szCs w:val="26"/>
-        </w:rPr>
-        <w:t>Mỗi chunk được lưu dưới dạng:</w:t>
+        <w:t xml:space="preserve"> Mỗi chunk được lưu dưới dạng:</w:t>
       </w:r>
     </w:p>
     <w:p>
@@ -1937,10 +1903,7 @@
         </w:rPr>
       </w:pPr>
       <w:r>
-        <w:t>page_content: nội dung văn bả</w:t>
-      </w:r>
-      <w:r>
-        <w:t>n</w:t>
+        <w:t>page_content: nội dung văn bản</w:t>
       </w:r>
     </w:p>
     <w:p>
@@ -1999,23 +1962,7 @@
           <w:szCs w:val="26"/>
           <w:lang w:val="vi-VN"/>
         </w:rPr>
-        <w:t>Sau khi được phân đoạn, các chunk văn bản được chuyển đổi thành vector số học thông qua mô hình embedding.</w:t>
-      </w:r>
-      <w:r>
-        <w:rPr>
-          <w:rFonts w:cs="Times New Roman"/>
-          <w:szCs w:val="26"/>
-          <w:lang w:val="vi-VN"/>
-        </w:rPr>
-        <w:t xml:space="preserve"> </w:t>
-      </w:r>
-      <w:r>
-        <w:rPr>
-          <w:rFonts w:cs="Times New Roman"/>
-          <w:szCs w:val="26"/>
-          <w:lang w:val="vi-VN"/>
-        </w:rPr>
-        <w:t>Vector embedding cho phép biểu diễn ý nghĩa ngữ nghĩa của văn bản dưới dạng số, giúp hệ thống có thể:</w:t>
+        <w:t>Sau khi được phân đoạn, các chunk văn bản được chuyển đổi thành vector số học thông qua mô hình embedding. Vector embedding cho phép biểu diễn ý nghĩa ngữ nghĩa của văn bản dưới dạng số, giúp hệ thống có thể:</w:t>
       </w:r>
     </w:p>
     <w:p>
@@ -2232,10 +2179,7 @@
         <w:jc w:val="both"/>
       </w:pPr>
       <w:r>
-        <w:t xml:space="preserve">Google Cloud Platform (GCP): </w:t>
-      </w:r>
-      <w:r>
-        <w:t>Hệ thống được triển khai trên nền tảng Google Cloud nhằm đảm bảo khả năng mở rộng, tính ổn định và hiệu năng. Backend FastAPI có thể được deploy thông qua các dịch vụ như Cloud Run hoặc Compute Engine, trong khi frontend được triển khai dưới dạng static site.</w:t>
+        <w:t>Google Cloud Platform (GCP): Hệ thống được triển khai trên nền tảng Google Cloud nhằm đảm bảo khả năng mở rộng, tính ổn định và hiệu năng. Backend FastAPI có thể được deploy thông qua các dịch vụ như Cloud Run hoặc Compute Engine, trong khi frontend được triển khai dưới dạng static site.</w:t>
       </w:r>
     </w:p>
     <w:p>
@@ -2243,10 +2187,7 @@
         <w:jc w:val="both"/>
       </w:pPr>
       <w:r>
-        <w:t>F</w:t>
-      </w:r>
-      <w:r>
-        <w:t>irebase (Hosting và Firestore):</w:t>
+        <w:t>Firebase (Hosting và Firestore):</w:t>
       </w:r>
       <w:r>
         <w:rPr>
@@ -2283,6 +2224,9 @@
           <w:ilvl w:val="0"/>
           <w:numId w:val="23"/>
         </w:numPr>
+        <w:rPr>
+          <w:lang w:val="vi-VN"/>
+        </w:rPr>
       </w:pPr>
       <w:r>
         <w:rPr>
@@ -2291,6 +2235,9 @@
         <w:t xml:space="preserve">Firebase Firestore: được sử dụng làm cơ sở dữ liệu NoSQL để lưu trữ lịch sử hội thoại (Chat History) giữa người dùng và chatbot. </w:t>
       </w:r>
       <w:r>
+        <w:rPr>
+          <w:lang w:val="vi-VN"/>
+        </w:rPr>
         <w:t>Firestore cho phép lưu trữ dữ liệu dạng document linh hoạt, phù hợp với cấu trúc hội thoại và dễ dàng mở rộng.</w:t>
       </w:r>
     </w:p>
@@ -2321,7 +2268,6 @@
         <w:rPr>
           <w:rFonts w:cs="Times New Roman"/>
           <w:szCs w:val="26"/>
-          <w:lang w:val="en-US"/>
         </w:rPr>
         <w:t xml:space="preserve"> </w:t>
       </w:r>
@@ -2361,14 +2307,7 @@
           <w:rFonts w:cs="Times New Roman"/>
           <w:szCs w:val="26"/>
         </w:rPr>
-        <w:t xml:space="preserve"> </w:t>
-      </w:r>
-      <w:r>
-        <w:rPr>
-          <w:rFonts w:cs="Times New Roman"/>
-          <w:szCs w:val="26"/>
-        </w:rPr>
-        <w:t>Hệ thống tích hợp mô hình ngôn ngữ lớn thông qua API để sinh câu trả lời dựa trên dữ liệu đã truy xuất. Ngoài ra, cơ chế fallback được thiết kế để đảm bảo hệ thống vẫn hoạt động ổn định trong trường hợp mô hình chính gặp lỗi.</w:t>
+        <w:t xml:space="preserve"> Hệ thống tích hợp mô hình ngôn ngữ lớn thông qua API để sinh câu trả lời dựa trên dữ liệu đã truy xuất. Ngoài ra, cơ chế fallback được thiết kế để đảm bảo hệ thống vẫn hoạt động ổn định trong trường hợp mô hình chính gặp lỗi.</w:t>
       </w:r>
     </w:p>
     <w:p>
@@ -2385,16 +2324,7 @@
           <w:rFonts w:cs="Times New Roman"/>
           <w:szCs w:val="26"/>
         </w:rPr>
-        <w:t>Kiến trúc hệ thống được thiết kế theo hướng tách biệt f</w:t>
-      </w:r>
-      <w:bookmarkStart w:id="10" w:name="_GoBack"/>
-      <w:bookmarkEnd w:id="10"/>
-      <w:r>
-        <w:rPr>
-          <w:rFonts w:cs="Times New Roman"/>
-          <w:szCs w:val="26"/>
-        </w:rPr>
-        <w:t>rontend – backend – AI pipeline, giúp dễ dàng mở rộng và nâng cấp trong tương lai.</w:t>
+        <w:t>Kiến trúc hệ thống được thiết kế theo hướng tách biệt frontend – backend – AI pipeline, giúp dễ dàng mở rộng và nâng cấp trong tương lai.</w:t>
       </w:r>
     </w:p>
     <w:p>
@@ -6143,7 +6073,7 @@
 </file>
 
 <file path=customXml/itemProps1.xml><?xml version="1.0" encoding="utf-8"?>
-<ds:datastoreItem xmlns:ds="http://schemas.openxmlformats.org/officeDocument/2006/customXml" ds:itemID="{410E3C78-F8CE-4AA1-B5BE-87CAC06AAB2F}">
+<ds:datastoreItem xmlns:ds="http://schemas.openxmlformats.org/officeDocument/2006/customXml" ds:itemID="{ECC6757D-2469-439F-8003-9570264DD5F1}">
   <ds:schemaRefs>
     <ds:schemaRef ds:uri="http://schemas.openxmlformats.org/officeDocument/2006/bibliography"/>
   </ds:schemaRefs>

--- a/temp/Báo cáo.docx
+++ b/temp/Báo cáo.docx
@@ -4,31 +4,1854 @@
   <w:body>
     <w:p>
       <w:pPr>
+        <w:tabs>
+          <w:tab w:val="left" w:pos="2490"/>
+        </w:tabs>
+        <w:spacing w:before="120"/>
+        <w:jc w:val="center"/>
+        <w:rPr>
+          <w:b/>
+          <w:color w:val="000000" w:themeColor="text1"/>
+          <w:szCs w:val="26"/>
+        </w:rPr>
+      </w:pPr>
+      <w:bookmarkStart w:id="0" w:name="_Toc193199709"/>
+      <w:bookmarkStart w:id="1" w:name="_Toc194299180"/>
+      <w:r>
+        <w:rPr>
+          <w:b/>
+          <w:color w:val="000000" w:themeColor="text1"/>
+          <w:szCs w:val="26"/>
+        </w:rPr>
+        <w:t>TRƯỜNG ĐẠI HỌC CÔNG NGHỆ THÔNG TIN &amp; TRUYỀN THÔNG</w:t>
+      </w:r>
+    </w:p>
+    <w:p>
+      <w:pPr>
+        <w:pStyle w:val="0TEXTc1"/>
+        <w:spacing w:before="0" w:after="0" w:line="360" w:lineRule="auto"/>
+        <w:ind w:firstLine="0"/>
+        <w:jc w:val="center"/>
+        <w:rPr>
+          <w:b/>
+          <w:color w:val="000000" w:themeColor="text1"/>
+          <w:szCs w:val="26"/>
+          <w:lang w:val="vi-VN"/>
+        </w:rPr>
+      </w:pPr>
+      <w:r>
+        <w:rPr>
+          <w:noProof/>
+          <w:szCs w:val="26"/>
+          <w:lang w:eastAsia="zh-CN"/>
+        </w:rPr>
+        <mc:AlternateContent>
+          <mc:Choice Requires="wps">
+            <w:drawing>
+              <wp:anchor distT="4294967295" distB="4294967295" distL="114300" distR="114300" simplePos="0" relativeHeight="251662336" behindDoc="0" locked="0" layoutInCell="1" allowOverlap="1" wp14:anchorId="4C3845EA" wp14:editId="25DEFB53">
+                <wp:simplePos x="0" y="0"/>
+                <wp:positionH relativeFrom="margin">
+                  <wp:align>center</wp:align>
+                </wp:positionH>
+                <wp:positionV relativeFrom="paragraph">
+                  <wp:posOffset>207644</wp:posOffset>
+                </wp:positionV>
+                <wp:extent cx="2529840" cy="0"/>
+                <wp:effectExtent l="0" t="0" r="3810" b="0"/>
+                <wp:wrapNone/>
+                <wp:docPr id="8" name="Straight Connector 8"/>
+                <wp:cNvGraphicFramePr>
+                  <a:graphicFrameLocks xmlns:a="http://schemas.openxmlformats.org/drawingml/2006/main"/>
+                </wp:cNvGraphicFramePr>
+                <a:graphic xmlns:a="http://schemas.openxmlformats.org/drawingml/2006/main">
+                  <a:graphicData uri="http://schemas.microsoft.com/office/word/2010/wordprocessingShape">
+                    <wps:wsp>
+                      <wps:cNvCnPr>
+                        <a:cxnSpLocks/>
+                      </wps:cNvCnPr>
+                      <wps:spPr>
+                        <a:xfrm>
+                          <a:off x="0" y="0"/>
+                          <a:ext cx="2529840" cy="0"/>
+                        </a:xfrm>
+                        <a:prstGeom prst="line">
+                          <a:avLst/>
+                        </a:prstGeom>
+                        <a:ln w="9525">
+                          <a:solidFill>
+                            <a:schemeClr val="tx1"/>
+                          </a:solidFill>
+                        </a:ln>
+                      </wps:spPr>
+                      <wps:style>
+                        <a:lnRef idx="1">
+                          <a:schemeClr val="accent1"/>
+                        </a:lnRef>
+                        <a:fillRef idx="0">
+                          <a:schemeClr val="accent1"/>
+                        </a:fillRef>
+                        <a:effectRef idx="0">
+                          <a:schemeClr val="accent1"/>
+                        </a:effectRef>
+                        <a:fontRef idx="minor">
+                          <a:schemeClr val="tx1"/>
+                        </a:fontRef>
+                      </wps:style>
+                      <wps:bodyPr/>
+                    </wps:wsp>
+                  </a:graphicData>
+                </a:graphic>
+                <wp14:sizeRelH relativeFrom="page">
+                  <wp14:pctWidth>0</wp14:pctWidth>
+                </wp14:sizeRelH>
+                <wp14:sizeRelV relativeFrom="page">
+                  <wp14:pctHeight>0</wp14:pctHeight>
+                </wp14:sizeRelV>
+              </wp:anchor>
+            </w:drawing>
+          </mc:Choice>
+          <mc:Fallback>
+            <w:pict>
+              <v:line w14:anchorId="53EF30AB" id="Straight Connector 8" o:spid="_x0000_s1026" style="position:absolute;z-index:251662336;visibility:visible;mso-wrap-style:square;mso-width-percent:0;mso-height-percent:0;mso-wrap-distance-left:9pt;mso-wrap-distance-top:-3e-5mm;mso-wrap-distance-right:9pt;mso-wrap-distance-bottom:-3e-5mm;mso-position-horizontal:center;mso-position-horizontal-relative:margin;mso-position-vertical:absolute;mso-position-vertical-relative:text;mso-width-percent:0;mso-height-percent:0;mso-width-relative:page;mso-height-relative:page" from="0,16.35pt" to="199.2pt,16.35pt" o:gfxdata="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" strokecolor="black [3213]">
+                <v:stroke joinstyle="miter"/>
+                <o:lock v:ext="edit" shapetype="f"/>
+                <w10:wrap anchorx="margin"/>
+              </v:line>
+            </w:pict>
+          </mc:Fallback>
+        </mc:AlternateContent>
+      </w:r>
+      <w:r>
+        <w:rPr>
+          <w:b/>
+          <w:color w:val="000000" w:themeColor="text1"/>
+          <w:szCs w:val="26"/>
+          <w:lang w:val="vi-VN"/>
+        </w:rPr>
+        <w:t>KHOA CÔNG NGHỆ THÔNG TIN</w:t>
+      </w:r>
+    </w:p>
+    <w:p>
+      <w:pPr>
+        <w:pStyle w:val="0TEXTc1"/>
+        <w:spacing w:before="0" w:after="0" w:line="360" w:lineRule="auto"/>
+        <w:ind w:firstLine="0"/>
+        <w:jc w:val="center"/>
+        <w:rPr>
+          <w:b/>
+          <w:color w:val="000000" w:themeColor="text1"/>
+          <w:szCs w:val="26"/>
+          <w:lang w:val="vi-VN"/>
+        </w:rPr>
+      </w:pPr>
+    </w:p>
+    <w:p>
+      <w:pPr>
+        <w:pStyle w:val="0TEXTc1"/>
+        <w:spacing w:before="0" w:after="0" w:line="360" w:lineRule="auto"/>
+        <w:ind w:firstLine="0"/>
+        <w:jc w:val="center"/>
+        <w:rPr>
+          <w:b/>
+          <w:color w:val="000000" w:themeColor="text1"/>
+          <w:szCs w:val="26"/>
+          <w:lang w:val="vi-VN"/>
+        </w:rPr>
+      </w:pPr>
+    </w:p>
+    <w:p>
+      <w:pPr>
+        <w:pStyle w:val="0TEXTc1"/>
+        <w:spacing w:before="0" w:after="0" w:line="360" w:lineRule="auto"/>
+        <w:ind w:firstLine="0"/>
+        <w:jc w:val="center"/>
+        <w:rPr>
+          <w:b/>
+          <w:color w:val="000000" w:themeColor="text1"/>
+          <w:szCs w:val="26"/>
+          <w:lang w:val="vi-VN"/>
+        </w:rPr>
+      </w:pPr>
+    </w:p>
+    <w:p>
+      <w:pPr>
+        <w:pStyle w:val="0TEXTc1"/>
+        <w:spacing w:before="0" w:after="0" w:line="360" w:lineRule="auto"/>
+        <w:ind w:firstLine="0"/>
+        <w:jc w:val="center"/>
+        <w:rPr>
+          <w:b/>
+          <w:color w:val="000000" w:themeColor="text1"/>
+          <w:szCs w:val="26"/>
+          <w:lang w:val="vi-VN"/>
+        </w:rPr>
+      </w:pPr>
+    </w:p>
+    <w:p>
+      <w:pPr>
+        <w:pStyle w:val="0TEXTc1"/>
+        <w:spacing w:before="0" w:after="0" w:line="360" w:lineRule="auto"/>
+        <w:ind w:firstLine="0"/>
+        <w:jc w:val="center"/>
+        <w:rPr>
+          <w:b/>
+          <w:iCs/>
+          <w:color w:val="000000" w:themeColor="text1"/>
+          <w:sz w:val="30"/>
+          <w:szCs w:val="30"/>
+          <w:lang w:val="vi-VN"/>
+        </w:rPr>
+      </w:pPr>
+      <w:r>
+        <w:rPr>
+          <w:b/>
+          <w:iCs/>
+          <w:sz w:val="30"/>
+          <w:szCs w:val="30"/>
+          <w:lang w:val="vi-VN"/>
+        </w:rPr>
+        <w:t>TRẦN VĂN CƯỜNG</w:t>
+      </w:r>
+    </w:p>
+    <w:p>
+      <w:pPr>
+        <w:pStyle w:val="0TEXTc1"/>
+        <w:spacing w:before="0" w:after="0" w:line="360" w:lineRule="auto"/>
+        <w:ind w:firstLine="0"/>
+        <w:jc w:val="center"/>
+        <w:rPr>
+          <w:b/>
+          <w:color w:val="000000" w:themeColor="text1"/>
+          <w:szCs w:val="26"/>
+          <w:lang w:val="vi-VN"/>
+        </w:rPr>
+      </w:pPr>
+    </w:p>
+    <w:p>
+      <w:pPr>
+        <w:pStyle w:val="0TEXTc1"/>
+        <w:spacing w:before="0" w:after="0" w:line="360" w:lineRule="auto"/>
+        <w:ind w:firstLine="0"/>
+        <w:jc w:val="center"/>
+        <w:rPr>
+          <w:b/>
+          <w:color w:val="000000" w:themeColor="text1"/>
+          <w:szCs w:val="26"/>
+          <w:lang w:val="vi-VN"/>
+        </w:rPr>
+      </w:pPr>
+    </w:p>
+    <w:p>
+      <w:pPr>
+        <w:pStyle w:val="0TEXTc1"/>
+        <w:spacing w:before="0" w:after="0" w:line="360" w:lineRule="auto"/>
+        <w:ind w:firstLine="0"/>
+        <w:jc w:val="center"/>
+        <w:rPr>
+          <w:b/>
+          <w:color w:val="000000" w:themeColor="text1"/>
+          <w:sz w:val="34"/>
+          <w:szCs w:val="34"/>
+          <w:lang w:val="vi-VN"/>
+        </w:rPr>
+      </w:pPr>
+    </w:p>
+    <w:p>
+      <w:pPr>
+        <w:pStyle w:val="0TEXTc1"/>
+        <w:spacing w:before="0" w:after="0" w:line="360" w:lineRule="auto"/>
+        <w:ind w:firstLine="0"/>
+        <w:jc w:val="center"/>
+        <w:rPr>
+          <w:b/>
+          <w:color w:val="000000" w:themeColor="text1"/>
+          <w:sz w:val="36"/>
+          <w:szCs w:val="36"/>
+          <w:lang w:val="vi-VN"/>
+        </w:rPr>
+      </w:pPr>
+      <w:r>
+        <w:rPr>
+          <w:b/>
+          <w:sz w:val="36"/>
+          <w:szCs w:val="36"/>
+          <w:lang w:val="vi-VN"/>
+        </w:rPr>
+        <w:t>NGHIÊN CỨU VÀ XÂY DỰNG CHATBOT HỖ TRỢ TRA CỨU THỦ TỤC HÀNH CHÍNH CHO TỈNH LAI CHÂU DỰA TRÊN KỸ THUẬT RAG</w:t>
+      </w:r>
+    </w:p>
+    <w:p>
+      <w:pPr>
+        <w:pStyle w:val="0TEXTc1"/>
+        <w:spacing w:before="0" w:after="0" w:line="360" w:lineRule="auto"/>
+        <w:ind w:firstLine="0"/>
+        <w:jc w:val="center"/>
+        <w:rPr>
+          <w:b/>
+          <w:color w:val="000000" w:themeColor="text1"/>
+          <w:sz w:val="36"/>
+          <w:szCs w:val="36"/>
+          <w:lang w:val="vi-VN"/>
+        </w:rPr>
+      </w:pPr>
+    </w:p>
+    <w:p>
+      <w:pPr>
+        <w:pStyle w:val="0TEXTc1"/>
+        <w:spacing w:before="0" w:after="0" w:line="360" w:lineRule="auto"/>
+        <w:ind w:firstLine="0"/>
+        <w:jc w:val="center"/>
+        <w:rPr>
+          <w:b/>
+          <w:color w:val="000000" w:themeColor="text1"/>
+          <w:sz w:val="36"/>
+          <w:szCs w:val="36"/>
+          <w:lang w:val="vi-VN"/>
+        </w:rPr>
+      </w:pPr>
+    </w:p>
+    <w:p>
+      <w:pPr>
+        <w:pStyle w:val="0TEXTc1"/>
+        <w:spacing w:before="0" w:after="0" w:line="360" w:lineRule="auto"/>
+        <w:ind w:firstLine="0"/>
+        <w:jc w:val="center"/>
+        <w:rPr>
+          <w:b/>
+          <w:color w:val="000000" w:themeColor="text1"/>
+          <w:sz w:val="36"/>
+          <w:szCs w:val="36"/>
+          <w:lang w:val="vi-VN"/>
+        </w:rPr>
+      </w:pPr>
+    </w:p>
+    <w:p>
+      <w:pPr>
+        <w:pStyle w:val="0TEXTc1"/>
+        <w:spacing w:before="0" w:after="0" w:line="360" w:lineRule="auto"/>
+        <w:ind w:firstLine="0"/>
+        <w:jc w:val="center"/>
+        <w:rPr>
+          <w:b/>
+          <w:color w:val="000000" w:themeColor="text1"/>
+          <w:sz w:val="48"/>
+          <w:szCs w:val="42"/>
+          <w:lang w:val="vi-VN"/>
+        </w:rPr>
+      </w:pPr>
+      <w:r>
+        <w:rPr>
+          <w:b/>
+          <w:color w:val="000000" w:themeColor="text1"/>
+          <w:sz w:val="48"/>
+          <w:szCs w:val="42"/>
+          <w:lang w:val="vi-VN"/>
+        </w:rPr>
+        <w:t>ĐỒ ÁN TỐT NGHIỆP</w:t>
+      </w:r>
+      <w:r>
+        <w:rPr>
+          <w:b/>
+          <w:color w:val="000000" w:themeColor="text1"/>
+          <w:sz w:val="48"/>
+          <w:szCs w:val="42"/>
+          <w:lang w:val="vi-VN"/>
+        </w:rPr>
+        <w:t xml:space="preserve"> ĐẠI HỌC</w:t>
+      </w:r>
+    </w:p>
+    <w:p>
+      <w:pPr>
+        <w:tabs>
+          <w:tab w:val="left" w:pos="1134"/>
+          <w:tab w:val="left" w:pos="3402"/>
+        </w:tabs>
+        <w:jc w:val="center"/>
+        <w:rPr>
+          <w:b/>
+          <w:color w:val="000000" w:themeColor="text1"/>
+          <w:sz w:val="32"/>
+          <w:szCs w:val="32"/>
+        </w:rPr>
+      </w:pPr>
+      <w:r>
+        <w:rPr>
+          <w:b/>
+          <w:color w:val="000000" w:themeColor="text1"/>
+          <w:sz w:val="32"/>
+          <w:szCs w:val="32"/>
+        </w:rPr>
+        <w:t>NGÀNH CÔNG NGHỆ THÔNG TIN</w:t>
+      </w:r>
+    </w:p>
+    <w:p>
+      <w:pPr>
+        <w:tabs>
+          <w:tab w:val="left" w:pos="1134"/>
+          <w:tab w:val="left" w:pos="3402"/>
+        </w:tabs>
+        <w:rPr>
+          <w:b/>
+          <w:color w:val="000000" w:themeColor="text1"/>
+          <w:szCs w:val="26"/>
+        </w:rPr>
+      </w:pPr>
+    </w:p>
+    <w:p>
+      <w:pPr>
+        <w:tabs>
+          <w:tab w:val="left" w:pos="1134"/>
+          <w:tab w:val="left" w:pos="3402"/>
+        </w:tabs>
+        <w:rPr>
+          <w:b/>
+          <w:color w:val="000000" w:themeColor="text1"/>
+          <w:szCs w:val="26"/>
+        </w:rPr>
+      </w:pPr>
+    </w:p>
+    <w:p>
+      <w:pPr>
+        <w:tabs>
+          <w:tab w:val="left" w:pos="1134"/>
+          <w:tab w:val="left" w:pos="3402"/>
+        </w:tabs>
+        <w:rPr>
+          <w:b/>
+          <w:color w:val="000000" w:themeColor="text1"/>
+          <w:szCs w:val="26"/>
+        </w:rPr>
+      </w:pPr>
+    </w:p>
+    <w:p>
+      <w:pPr>
+        <w:tabs>
+          <w:tab w:val="left" w:pos="1134"/>
+          <w:tab w:val="left" w:pos="3402"/>
+        </w:tabs>
+        <w:rPr>
+          <w:b/>
+          <w:color w:val="000000" w:themeColor="text1"/>
+          <w:szCs w:val="26"/>
+        </w:rPr>
+      </w:pPr>
+    </w:p>
+    <w:p>
+      <w:pPr>
+        <w:pStyle w:val="Heading1"/>
+        <w:rPr>
+          <w:sz w:val="36"/>
+          <w:szCs w:val="42"/>
+          <w:lang w:val="vi-VN"/>
+        </w:rPr>
+      </w:pPr>
+    </w:p>
+    <w:p>
+      <w:pPr>
+        <w:pStyle w:val="0TEXTc1"/>
+        <w:tabs>
+          <w:tab w:val="left" w:pos="2268"/>
+        </w:tabs>
+        <w:spacing w:before="0" w:after="0" w:line="360" w:lineRule="auto"/>
+        <w:ind w:firstLine="0"/>
+        <w:jc w:val="center"/>
+        <w:rPr>
+          <w:b/>
+          <w:color w:val="000000" w:themeColor="text1"/>
+          <w:sz w:val="30"/>
+          <w:szCs w:val="30"/>
+          <w:lang w:val="vi-VN"/>
+        </w:rPr>
+      </w:pPr>
+    </w:p>
+    <w:p>
+      <w:pPr>
+        <w:tabs>
+          <w:tab w:val="left" w:pos="2490"/>
+        </w:tabs>
+        <w:jc w:val="center"/>
+        <w:rPr>
+          <w:b/>
+          <w:i/>
+          <w:color w:val="000000" w:themeColor="text1"/>
+          <w:szCs w:val="26"/>
+        </w:rPr>
+      </w:pPr>
+      <w:r>
+        <w:rPr>
+          <w:b/>
+          <w:i/>
+          <w:color w:val="000000" w:themeColor="text1"/>
+          <w:szCs w:val="26"/>
+        </w:rPr>
+        <w:t>Thái Nguyên</w:t>
+      </w:r>
+      <w:r>
+        <w:rPr>
+          <w:b/>
+          <w:i/>
+          <w:color w:val="000000" w:themeColor="text1"/>
+          <w:szCs w:val="26"/>
+        </w:rPr>
+        <w:t>,</w:t>
+      </w:r>
+      <w:r>
+        <w:rPr>
+          <w:b/>
+          <w:i/>
+          <w:color w:val="000000" w:themeColor="text1"/>
+          <w:szCs w:val="26"/>
+        </w:rPr>
+        <w:t xml:space="preserve"> </w:t>
+      </w:r>
+      <w:r>
+        <w:rPr>
+          <w:b/>
+          <w:i/>
+          <w:color w:val="000000" w:themeColor="text1"/>
+          <w:szCs w:val="26"/>
+        </w:rPr>
+        <w:t xml:space="preserve">năm </w:t>
+      </w:r>
+      <w:r>
+        <w:rPr>
+          <w:b/>
+          <w:i/>
+          <w:color w:val="000000" w:themeColor="text1"/>
+          <w:szCs w:val="26"/>
+        </w:rPr>
+        <w:t>202</w:t>
+      </w:r>
+      <w:r>
+        <w:rPr>
+          <w:b/>
+          <w:i/>
+          <w:color w:val="000000" w:themeColor="text1"/>
+          <w:szCs w:val="26"/>
+        </w:rPr>
+        <w:t>6</w:t>
+      </w:r>
+    </w:p>
+    <w:p>
+      <w:pPr>
+        <w:spacing w:line="240" w:lineRule="auto"/>
+        <w:rPr>
+          <w:b/>
+          <w:i/>
+          <w:color w:val="000000" w:themeColor="text1"/>
+          <w:sz w:val="20"/>
+          <w:szCs w:val="20"/>
+        </w:rPr>
+      </w:pPr>
+    </w:p>
+    <w:p>
+      <w:pPr>
+        <w:widowControl w:val="0"/>
+        <w:autoSpaceDE w:val="0"/>
+        <w:autoSpaceDN w:val="0"/>
+        <w:spacing w:before="142" w:line="240" w:lineRule="auto"/>
+        <w:jc w:val="center"/>
+        <w:rPr>
+          <w:rFonts w:eastAsia="Times New Roman"/>
+          <w:b/>
+          <w:sz w:val="25"/>
+          <w:lang w:val="vi"/>
+        </w:rPr>
+      </w:pPr>
+      <w:bookmarkStart w:id="2" w:name="_Hlk194300102"/>
+      <w:r>
+        <w:rPr>
+          <w:rFonts w:eastAsia="Times New Roman"/>
+          <w:b/>
+          <w:sz w:val="25"/>
+          <w:lang w:val="vi"/>
+        </w:rPr>
+        <w:lastRenderedPageBreak/>
+        <w:t>ĐẠI</w:t>
+      </w:r>
+      <w:r>
+        <w:rPr>
+          <w:rFonts w:eastAsia="Times New Roman"/>
+          <w:b/>
+          <w:spacing w:val="-12"/>
+          <w:sz w:val="25"/>
+          <w:lang w:val="vi"/>
+        </w:rPr>
+        <w:t xml:space="preserve"> </w:t>
+      </w:r>
+      <w:r>
+        <w:rPr>
+          <w:rFonts w:eastAsia="Times New Roman"/>
+          <w:b/>
+          <w:sz w:val="25"/>
+          <w:lang w:val="vi"/>
+        </w:rPr>
+        <w:t>HỌC</w:t>
+      </w:r>
+      <w:r>
+        <w:rPr>
+          <w:rFonts w:eastAsia="Times New Roman"/>
+          <w:b/>
+          <w:spacing w:val="-7"/>
+          <w:sz w:val="25"/>
+          <w:lang w:val="vi"/>
+        </w:rPr>
+        <w:t xml:space="preserve"> </w:t>
+      </w:r>
+      <w:r>
+        <w:rPr>
+          <w:rFonts w:eastAsia="Times New Roman"/>
+          <w:b/>
+          <w:sz w:val="25"/>
+          <w:lang w:val="vi"/>
+        </w:rPr>
+        <w:t>THÁI</w:t>
+      </w:r>
+      <w:r>
+        <w:rPr>
+          <w:rFonts w:eastAsia="Times New Roman"/>
+          <w:b/>
+          <w:spacing w:val="-11"/>
+          <w:sz w:val="25"/>
+          <w:lang w:val="vi"/>
+        </w:rPr>
+        <w:t xml:space="preserve"> </w:t>
+      </w:r>
+      <w:r>
+        <w:rPr>
+          <w:rFonts w:eastAsia="Times New Roman"/>
+          <w:b/>
+          <w:sz w:val="25"/>
+          <w:lang w:val="vi"/>
+        </w:rPr>
+        <w:t>NGUYÊN</w:t>
+      </w:r>
+    </w:p>
+    <w:p>
+      <w:pPr>
+        <w:widowControl w:val="0"/>
+        <w:autoSpaceDE w:val="0"/>
+        <w:autoSpaceDN w:val="0"/>
+        <w:spacing w:before="151" w:line="240" w:lineRule="auto"/>
+        <w:jc w:val="center"/>
+        <w:rPr>
+          <w:rFonts w:eastAsia="Times New Roman"/>
+          <w:b/>
+          <w:sz w:val="25"/>
+          <w:lang w:val="vi"/>
+        </w:rPr>
+      </w:pPr>
+      <w:r>
+        <w:rPr>
+          <w:rFonts w:eastAsia="Times New Roman"/>
+          <w:b/>
+          <w:sz w:val="25"/>
+          <w:lang w:val="vi"/>
+        </w:rPr>
+        <w:t>TRƯỜNG</w:t>
+      </w:r>
+      <w:r>
+        <w:rPr>
+          <w:rFonts w:eastAsia="Times New Roman"/>
+          <w:b/>
+          <w:spacing w:val="-10"/>
+          <w:sz w:val="25"/>
+          <w:lang w:val="vi"/>
+        </w:rPr>
+        <w:t xml:space="preserve"> </w:t>
+      </w:r>
+      <w:r>
+        <w:rPr>
+          <w:rFonts w:eastAsia="Times New Roman"/>
+          <w:b/>
+          <w:sz w:val="25"/>
+          <w:lang w:val="vi"/>
+        </w:rPr>
+        <w:t>ĐẠI</w:t>
+      </w:r>
+      <w:r>
+        <w:rPr>
+          <w:rFonts w:eastAsia="Times New Roman"/>
+          <w:b/>
+          <w:spacing w:val="-7"/>
+          <w:sz w:val="25"/>
+          <w:lang w:val="vi"/>
+        </w:rPr>
+        <w:t xml:space="preserve"> </w:t>
+      </w:r>
+      <w:r>
+        <w:rPr>
+          <w:rFonts w:eastAsia="Times New Roman"/>
+          <w:b/>
+          <w:sz w:val="25"/>
+          <w:lang w:val="vi"/>
+        </w:rPr>
+        <w:t>HỌC</w:t>
+      </w:r>
+      <w:r>
+        <w:rPr>
+          <w:rFonts w:eastAsia="Times New Roman"/>
+          <w:b/>
+          <w:spacing w:val="-6"/>
+          <w:sz w:val="25"/>
+          <w:lang w:val="vi"/>
+        </w:rPr>
+        <w:t xml:space="preserve"> </w:t>
+      </w:r>
+      <w:r>
+        <w:rPr>
+          <w:rFonts w:eastAsia="Times New Roman"/>
+          <w:b/>
+          <w:sz w:val="25"/>
+          <w:lang w:val="vi"/>
+        </w:rPr>
+        <w:t>CÔNG</w:t>
+      </w:r>
+      <w:r>
+        <w:rPr>
+          <w:rFonts w:eastAsia="Times New Roman"/>
+          <w:b/>
+          <w:spacing w:val="-7"/>
+          <w:sz w:val="25"/>
+          <w:lang w:val="vi"/>
+        </w:rPr>
+        <w:t xml:space="preserve"> </w:t>
+      </w:r>
+      <w:r>
+        <w:rPr>
+          <w:rFonts w:eastAsia="Times New Roman"/>
+          <w:b/>
+          <w:sz w:val="24"/>
+          <w:lang w:val="vi"/>
+        </w:rPr>
+        <w:t xml:space="preserve">NGHỆ </w:t>
+      </w:r>
+      <w:r>
+        <w:rPr>
+          <w:rFonts w:eastAsia="Times New Roman"/>
+          <w:b/>
+          <w:sz w:val="25"/>
+          <w:lang w:val="vi"/>
+        </w:rPr>
+        <w:t>THÔNG</w:t>
+      </w:r>
+      <w:r>
+        <w:rPr>
+          <w:rFonts w:eastAsia="Times New Roman"/>
+          <w:b/>
+          <w:spacing w:val="-10"/>
+          <w:sz w:val="25"/>
+          <w:lang w:val="vi"/>
+        </w:rPr>
+        <w:t xml:space="preserve"> </w:t>
+      </w:r>
+      <w:r>
+        <w:rPr>
+          <w:rFonts w:eastAsia="Times New Roman"/>
+          <w:b/>
+          <w:sz w:val="25"/>
+          <w:lang w:val="vi"/>
+        </w:rPr>
+        <w:t>TIN</w:t>
+      </w:r>
+      <w:r>
+        <w:rPr>
+          <w:rFonts w:eastAsia="Times New Roman"/>
+          <w:b/>
+          <w:spacing w:val="-10"/>
+          <w:sz w:val="25"/>
+          <w:lang w:val="vi"/>
+        </w:rPr>
+        <w:t xml:space="preserve"> </w:t>
+      </w:r>
+      <w:r>
+        <w:rPr>
+          <w:rFonts w:eastAsia="Times New Roman"/>
+          <w:b/>
+          <w:sz w:val="25"/>
+          <w:lang w:val="vi"/>
+        </w:rPr>
+        <w:t>VÀ</w:t>
+      </w:r>
+      <w:r>
+        <w:rPr>
+          <w:rFonts w:eastAsia="Times New Roman"/>
+          <w:b/>
+          <w:spacing w:val="-11"/>
+          <w:sz w:val="25"/>
+          <w:lang w:val="vi"/>
+        </w:rPr>
+        <w:t xml:space="preserve"> </w:t>
+      </w:r>
+      <w:r>
+        <w:rPr>
+          <w:rFonts w:eastAsia="Times New Roman"/>
+          <w:b/>
+          <w:sz w:val="25"/>
+          <w:lang w:val="vi"/>
+        </w:rPr>
+        <w:t>TRUYỀN</w:t>
+      </w:r>
+      <w:r>
+        <w:rPr>
+          <w:rFonts w:eastAsia="Times New Roman"/>
+          <w:b/>
+          <w:spacing w:val="-7"/>
+          <w:sz w:val="25"/>
+          <w:lang w:val="vi"/>
+        </w:rPr>
+        <w:t xml:space="preserve"> </w:t>
+      </w:r>
+      <w:r>
+        <w:rPr>
+          <w:rFonts w:eastAsia="Times New Roman"/>
+          <w:b/>
+          <w:sz w:val="25"/>
+          <w:lang w:val="vi"/>
+        </w:rPr>
+        <w:t>THÔNG</w:t>
+      </w:r>
+    </w:p>
+    <w:p>
+      <w:pPr>
+        <w:widowControl w:val="0"/>
+        <w:autoSpaceDE w:val="0"/>
+        <w:autoSpaceDN w:val="0"/>
+        <w:spacing w:line="240" w:lineRule="auto"/>
+        <w:rPr>
+          <w:rFonts w:eastAsia="Times New Roman"/>
+          <w:b/>
+          <w:sz w:val="20"/>
+          <w:szCs w:val="24"/>
+          <w:lang w:val="vi"/>
+        </w:rPr>
+      </w:pPr>
+    </w:p>
+    <w:p>
+      <w:pPr>
+        <w:widowControl w:val="0"/>
+        <w:autoSpaceDE w:val="0"/>
+        <w:autoSpaceDN w:val="0"/>
+        <w:spacing w:line="240" w:lineRule="auto"/>
+        <w:rPr>
+          <w:rFonts w:eastAsia="Times New Roman"/>
+          <w:b/>
+          <w:sz w:val="20"/>
+          <w:szCs w:val="24"/>
+          <w:lang w:val="vi"/>
+        </w:rPr>
+      </w:pPr>
+    </w:p>
+    <w:p>
+      <w:pPr>
+        <w:widowControl w:val="0"/>
+        <w:autoSpaceDE w:val="0"/>
+        <w:autoSpaceDN w:val="0"/>
+        <w:spacing w:line="240" w:lineRule="auto"/>
+        <w:rPr>
+          <w:rFonts w:eastAsia="Times New Roman"/>
+          <w:b/>
+          <w:sz w:val="20"/>
+          <w:szCs w:val="24"/>
+          <w:lang w:val="vi"/>
+        </w:rPr>
+      </w:pPr>
+      <w:r>
+        <w:rPr>
+          <w:noProof/>
+        </w:rPr>
+        <w:drawing>
+          <wp:anchor distT="0" distB="0" distL="114300" distR="114300" simplePos="0" relativeHeight="251663360" behindDoc="0" locked="0" layoutInCell="1" allowOverlap="1" wp14:anchorId="765C6668" wp14:editId="51D19A04">
+            <wp:simplePos x="0" y="0"/>
+            <wp:positionH relativeFrom="column">
+              <wp:posOffset>742506</wp:posOffset>
+            </wp:positionH>
+            <wp:positionV relativeFrom="paragraph">
+              <wp:posOffset>154940</wp:posOffset>
+            </wp:positionV>
+            <wp:extent cx="1523372" cy="1476943"/>
+            <wp:effectExtent l="0" t="0" r="0" b="0"/>
+            <wp:wrapNone/>
+            <wp:docPr id="23" name="Picture 12"/>
+            <wp:cNvGraphicFramePr>
+              <a:graphicFrameLocks xmlns:a="http://schemas.openxmlformats.org/drawingml/2006/main" noChangeAspect="1"/>
+            </wp:cNvGraphicFramePr>
+            <a:graphic xmlns:a="http://schemas.openxmlformats.org/drawingml/2006/main">
+              <a:graphicData uri="http://schemas.openxmlformats.org/drawingml/2006/picture">
+                <pic:pic xmlns:pic="http://schemas.openxmlformats.org/drawingml/2006/picture">
+                  <pic:nvPicPr>
+                    <pic:cNvPr id="23" name="Picture 12"/>
+                    <pic:cNvPicPr>
+                      <a:picLocks noChangeAspect="1"/>
+                    </pic:cNvPicPr>
+                  </pic:nvPicPr>
+                  <pic:blipFill>
+                    <a:blip r:embed="rId6">
+                      <a:extLst>
+                        <a:ext uri="{28A0092B-C50C-407E-A947-70E740481C1C}">
+                          <a14:useLocalDpi xmlns:a14="http://schemas.microsoft.com/office/drawing/2010/main" val="0"/>
+                        </a:ext>
+                      </a:extLst>
+                    </a:blip>
+                    <a:stretch>
+                      <a:fillRect/>
+                    </a:stretch>
+                  </pic:blipFill>
+                  <pic:spPr>
+                    <a:xfrm>
+                      <a:off x="0" y="0"/>
+                      <a:ext cx="1523372" cy="1476943"/>
+                    </a:xfrm>
+                    <a:prstGeom prst="rect">
+                      <a:avLst/>
+                    </a:prstGeom>
+                    <a:noFill/>
+                    <a:ln>
+                      <a:noFill/>
+                    </a:ln>
+                  </pic:spPr>
+                </pic:pic>
+              </a:graphicData>
+            </a:graphic>
+          </wp:anchor>
+        </w:drawing>
+      </w:r>
+      <w:r>
+        <w:rPr>
+          <w:noProof/>
+        </w:rPr>
+        <w:drawing>
+          <wp:anchor distT="0" distB="0" distL="114300" distR="114300" simplePos="0" relativeHeight="251664384" behindDoc="0" locked="0" layoutInCell="1" allowOverlap="1" wp14:anchorId="710E7D91" wp14:editId="53F41604">
+            <wp:simplePos x="0" y="0"/>
+            <wp:positionH relativeFrom="column">
+              <wp:posOffset>3987165</wp:posOffset>
+            </wp:positionH>
+            <wp:positionV relativeFrom="paragraph">
+              <wp:posOffset>123825</wp:posOffset>
+            </wp:positionV>
+            <wp:extent cx="1105407" cy="1426313"/>
+            <wp:effectExtent l="0" t="0" r="0" b="0"/>
+            <wp:wrapNone/>
+            <wp:docPr id="24" name="Picture 13"/>
+            <wp:cNvGraphicFramePr>
+              <a:graphicFrameLocks xmlns:a="http://schemas.openxmlformats.org/drawingml/2006/main" noChangeAspect="1"/>
+            </wp:cNvGraphicFramePr>
+            <a:graphic xmlns:a="http://schemas.openxmlformats.org/drawingml/2006/main">
+              <a:graphicData uri="http://schemas.openxmlformats.org/drawingml/2006/picture">
+                <pic:pic xmlns:pic="http://schemas.openxmlformats.org/drawingml/2006/picture">
+                  <pic:nvPicPr>
+                    <pic:cNvPr id="24" name="Picture 13"/>
+                    <pic:cNvPicPr>
+                      <a:picLocks noChangeAspect="1"/>
+                    </pic:cNvPicPr>
+                  </pic:nvPicPr>
+                  <pic:blipFill>
+                    <a:blip r:embed="rId7"/>
+                    <a:stretch>
+                      <a:fillRect/>
+                    </a:stretch>
+                  </pic:blipFill>
+                  <pic:spPr>
+                    <a:xfrm>
+                      <a:off x="0" y="0"/>
+                      <a:ext cx="1105407" cy="1426313"/>
+                    </a:xfrm>
+                    <a:prstGeom prst="rect">
+                      <a:avLst/>
+                    </a:prstGeom>
+                    <a:noFill/>
+                    <a:ln>
+                      <a:noFill/>
+                    </a:ln>
+                  </pic:spPr>
+                </pic:pic>
+              </a:graphicData>
+            </a:graphic>
+          </wp:anchor>
+        </w:drawing>
+      </w:r>
+    </w:p>
+    <w:p>
+      <w:pPr>
+        <w:widowControl w:val="0"/>
+        <w:tabs>
+          <w:tab w:val="left" w:pos="2520"/>
+        </w:tabs>
+        <w:autoSpaceDE w:val="0"/>
+        <w:autoSpaceDN w:val="0"/>
+        <w:spacing w:line="240" w:lineRule="auto"/>
+        <w:rPr>
+          <w:rFonts w:eastAsia="Times New Roman"/>
+          <w:b/>
+          <w:sz w:val="20"/>
+          <w:szCs w:val="24"/>
+          <w:lang w:val="vi"/>
+        </w:rPr>
+      </w:pPr>
+      <w:r>
+        <w:rPr>
+          <w:rFonts w:eastAsia="Times New Roman"/>
+          <w:b/>
+          <w:sz w:val="20"/>
+          <w:szCs w:val="24"/>
+          <w:lang w:val="vi"/>
+        </w:rPr>
+        <w:tab/>
+      </w:r>
+    </w:p>
+    <w:p>
+      <w:pPr>
+        <w:widowControl w:val="0"/>
+        <w:autoSpaceDE w:val="0"/>
+        <w:autoSpaceDN w:val="0"/>
+        <w:spacing w:line="240" w:lineRule="auto"/>
+        <w:rPr>
+          <w:rFonts w:eastAsia="Times New Roman"/>
+          <w:b/>
+          <w:sz w:val="20"/>
+          <w:szCs w:val="24"/>
+          <w:lang w:val="vi"/>
+        </w:rPr>
+      </w:pPr>
+    </w:p>
+    <w:p>
+      <w:pPr>
+        <w:widowControl w:val="0"/>
+        <w:autoSpaceDE w:val="0"/>
+        <w:autoSpaceDN w:val="0"/>
+        <w:spacing w:line="240" w:lineRule="auto"/>
+        <w:rPr>
+          <w:rFonts w:eastAsia="Times New Roman"/>
+          <w:b/>
+          <w:sz w:val="20"/>
+          <w:szCs w:val="24"/>
+          <w:lang w:val="vi"/>
+        </w:rPr>
+      </w:pPr>
+    </w:p>
+    <w:p>
+      <w:pPr>
+        <w:widowControl w:val="0"/>
+        <w:autoSpaceDE w:val="0"/>
+        <w:autoSpaceDN w:val="0"/>
+        <w:spacing w:line="240" w:lineRule="auto"/>
+        <w:rPr>
+          <w:rFonts w:eastAsia="Times New Roman"/>
+          <w:b/>
+          <w:sz w:val="20"/>
+          <w:szCs w:val="24"/>
+          <w:lang w:val="vi"/>
+        </w:rPr>
+      </w:pPr>
+    </w:p>
+    <w:p>
+      <w:pPr>
+        <w:widowControl w:val="0"/>
+        <w:autoSpaceDE w:val="0"/>
+        <w:autoSpaceDN w:val="0"/>
+        <w:spacing w:line="240" w:lineRule="auto"/>
+        <w:rPr>
+          <w:rFonts w:eastAsia="Times New Roman"/>
+          <w:b/>
+          <w:sz w:val="20"/>
+          <w:szCs w:val="24"/>
+          <w:lang w:val="vi"/>
+        </w:rPr>
+      </w:pPr>
+    </w:p>
+    <w:p>
+      <w:pPr>
+        <w:widowControl w:val="0"/>
+        <w:autoSpaceDE w:val="0"/>
+        <w:autoSpaceDN w:val="0"/>
+        <w:spacing w:line="240" w:lineRule="auto"/>
+        <w:rPr>
+          <w:rFonts w:eastAsia="Times New Roman"/>
+          <w:b/>
+          <w:sz w:val="20"/>
+          <w:szCs w:val="24"/>
+          <w:lang w:val="vi"/>
+        </w:rPr>
+      </w:pPr>
+    </w:p>
+    <w:p>
+      <w:pPr>
+        <w:widowControl w:val="0"/>
+        <w:autoSpaceDE w:val="0"/>
+        <w:autoSpaceDN w:val="0"/>
+        <w:spacing w:line="240" w:lineRule="auto"/>
+        <w:rPr>
+          <w:rFonts w:eastAsia="Times New Roman"/>
+          <w:b/>
+          <w:sz w:val="20"/>
+          <w:szCs w:val="24"/>
+          <w:lang w:val="vi"/>
+        </w:rPr>
+      </w:pPr>
+    </w:p>
+    <w:p>
+      <w:pPr>
+        <w:widowControl w:val="0"/>
+        <w:autoSpaceDE w:val="0"/>
+        <w:autoSpaceDN w:val="0"/>
+        <w:spacing w:before="84" w:line="240" w:lineRule="auto"/>
+        <w:jc w:val="center"/>
+        <w:rPr>
+          <w:rFonts w:eastAsia="Times New Roman"/>
+          <w:b/>
+          <w:sz w:val="43"/>
+          <w:lang w:val="vi"/>
+        </w:rPr>
+      </w:pPr>
+      <w:r>
+        <w:rPr>
+          <w:rFonts w:eastAsia="Times New Roman"/>
+          <w:b/>
+          <w:color w:val="FF0000"/>
+          <w:sz w:val="43"/>
+          <w:lang w:val="vi"/>
+        </w:rPr>
+        <w:t>ĐỒ</w:t>
+      </w:r>
+      <w:r>
+        <w:rPr>
+          <w:rFonts w:eastAsia="Times New Roman"/>
+          <w:b/>
+          <w:color w:val="FF0000"/>
+          <w:spacing w:val="1"/>
+          <w:sz w:val="43"/>
+          <w:lang w:val="vi"/>
+        </w:rPr>
+        <w:t xml:space="preserve"> </w:t>
+      </w:r>
+      <w:r>
+        <w:rPr>
+          <w:rFonts w:eastAsia="Times New Roman"/>
+          <w:b/>
+          <w:color w:val="FF0000"/>
+          <w:sz w:val="43"/>
+          <w:lang w:val="vi"/>
+        </w:rPr>
+        <w:t>ÁN</w:t>
+      </w:r>
+    </w:p>
+    <w:p>
+      <w:pPr>
+        <w:widowControl w:val="0"/>
+        <w:autoSpaceDE w:val="0"/>
+        <w:autoSpaceDN w:val="0"/>
+        <w:spacing w:before="152"/>
+        <w:jc w:val="center"/>
+        <w:rPr>
+          <w:rFonts w:eastAsia="Times New Roman"/>
+          <w:b/>
+          <w:sz w:val="43"/>
+          <w:lang w:val="vi"/>
+        </w:rPr>
+      </w:pPr>
+      <w:r>
+        <w:rPr>
+          <w:rFonts w:eastAsia="Times New Roman"/>
+          <w:b/>
+          <w:color w:val="FF0000"/>
+          <w:sz w:val="43"/>
+          <w:lang w:val="vi"/>
+        </w:rPr>
+        <w:t>TỐT</w:t>
+      </w:r>
+      <w:r>
+        <w:rPr>
+          <w:rFonts w:eastAsia="Times New Roman"/>
+          <w:b/>
+          <w:color w:val="FF0000"/>
+          <w:spacing w:val="1"/>
+          <w:sz w:val="43"/>
+          <w:lang w:val="vi"/>
+        </w:rPr>
+        <w:t xml:space="preserve"> </w:t>
+      </w:r>
+      <w:r>
+        <w:rPr>
+          <w:rFonts w:eastAsia="Times New Roman"/>
+          <w:b/>
+          <w:color w:val="FF0000"/>
+          <w:sz w:val="43"/>
+          <w:lang w:val="vi"/>
+        </w:rPr>
+        <w:t>NGHIỆP</w:t>
+      </w:r>
+      <w:r>
+        <w:rPr>
+          <w:rFonts w:eastAsia="Times New Roman"/>
+          <w:b/>
+          <w:color w:val="FF0000"/>
+          <w:spacing w:val="5"/>
+          <w:sz w:val="43"/>
+          <w:lang w:val="vi"/>
+        </w:rPr>
+        <w:t xml:space="preserve"> </w:t>
+      </w:r>
+      <w:r>
+        <w:rPr>
+          <w:rFonts w:eastAsia="Times New Roman"/>
+          <w:b/>
+          <w:color w:val="FF0000"/>
+          <w:sz w:val="43"/>
+          <w:lang w:val="vi"/>
+        </w:rPr>
+        <w:t>ĐẠI</w:t>
+      </w:r>
+      <w:r>
+        <w:rPr>
+          <w:rFonts w:eastAsia="Times New Roman"/>
+          <w:b/>
+          <w:color w:val="FF0000"/>
+          <w:spacing w:val="7"/>
+          <w:sz w:val="43"/>
+          <w:lang w:val="vi"/>
+        </w:rPr>
+        <w:t xml:space="preserve"> </w:t>
+      </w:r>
+      <w:r>
+        <w:rPr>
+          <w:rFonts w:eastAsia="Times New Roman"/>
+          <w:b/>
+          <w:color w:val="FF0000"/>
+          <w:sz w:val="43"/>
+          <w:lang w:val="vi"/>
+        </w:rPr>
+        <w:t>HỌC</w:t>
+      </w:r>
+    </w:p>
+    <w:p>
+      <w:pPr>
+        <w:widowControl w:val="0"/>
+        <w:autoSpaceDE w:val="0"/>
+        <w:autoSpaceDN w:val="0"/>
+        <w:spacing w:line="240" w:lineRule="auto"/>
+        <w:jc w:val="center"/>
+        <w:rPr>
+          <w:b/>
+          <w:bCs/>
+          <w:noProof/>
+          <w:sz w:val="28"/>
+          <w:szCs w:val="32"/>
+          <w:lang w:val="vi"/>
+        </w:rPr>
+      </w:pPr>
+      <w:r>
+        <w:rPr>
+          <w:b/>
+          <w:bCs/>
+          <w:noProof/>
+          <w:sz w:val="28"/>
+          <w:szCs w:val="32"/>
+          <w:lang w:val="vi"/>
+        </w:rPr>
+        <w:t>NGÀNH CÔNG NGHỆ THÔNG TIN</w:t>
+      </w:r>
+    </w:p>
+    <w:p>
+      <w:pPr>
+        <w:widowControl w:val="0"/>
+        <w:autoSpaceDE w:val="0"/>
+        <w:autoSpaceDN w:val="0"/>
+        <w:spacing w:line="240" w:lineRule="auto"/>
+        <w:rPr>
+          <w:rFonts w:eastAsia="Times New Roman"/>
+          <w:b/>
+          <w:sz w:val="20"/>
+          <w:szCs w:val="24"/>
+          <w:lang w:val="vi"/>
+        </w:rPr>
+      </w:pPr>
+    </w:p>
+    <w:p>
+      <w:pPr>
+        <w:widowControl w:val="0"/>
+        <w:autoSpaceDE w:val="0"/>
+        <w:autoSpaceDN w:val="0"/>
+        <w:spacing w:before="93" w:line="240" w:lineRule="auto"/>
+        <w:ind w:left="1359"/>
+        <w:rPr>
+          <w:rFonts w:eastAsia="Times New Roman"/>
+          <w:b/>
+          <w:i/>
+          <w:sz w:val="30"/>
+          <w:szCs w:val="26"/>
+          <w:lang w:val="vi"/>
+        </w:rPr>
+      </w:pPr>
+      <w:r>
+        <w:rPr>
+          <w:rFonts w:eastAsia="Times New Roman"/>
+          <w:b/>
+          <w:i/>
+          <w:sz w:val="30"/>
+          <w:szCs w:val="26"/>
+          <w:u w:val="thick"/>
+          <w:lang w:val="vi"/>
+        </w:rPr>
+        <w:t>Đề</w:t>
+      </w:r>
+      <w:r>
+        <w:rPr>
+          <w:rFonts w:eastAsia="Times New Roman"/>
+          <w:b/>
+          <w:i/>
+          <w:spacing w:val="-7"/>
+          <w:sz w:val="30"/>
+          <w:szCs w:val="26"/>
+          <w:u w:val="thick"/>
+          <w:lang w:val="vi"/>
+        </w:rPr>
+        <w:t xml:space="preserve"> </w:t>
+      </w:r>
+      <w:r>
+        <w:rPr>
+          <w:rFonts w:eastAsia="Times New Roman"/>
+          <w:b/>
+          <w:i/>
+          <w:sz w:val="30"/>
+          <w:szCs w:val="26"/>
+          <w:u w:val="thick"/>
+          <w:lang w:val="vi"/>
+        </w:rPr>
+        <w:t>tài:</w:t>
+      </w:r>
+    </w:p>
+    <w:bookmarkEnd w:id="2"/>
+    <w:p>
+      <w:pPr>
+        <w:pStyle w:val="0TEXTc1"/>
+        <w:spacing w:before="0" w:after="0" w:line="360" w:lineRule="auto"/>
+        <w:ind w:firstLine="0"/>
+        <w:jc w:val="center"/>
+        <w:rPr>
+          <w:b/>
+          <w:szCs w:val="26"/>
+          <w:lang w:val="vi-VN"/>
+        </w:rPr>
+      </w:pPr>
+    </w:p>
+    <w:p>
+      <w:pPr>
+        <w:pStyle w:val="0TEXTc1"/>
+        <w:spacing w:before="0" w:after="0" w:line="360" w:lineRule="auto"/>
+        <w:ind w:firstLine="0"/>
+        <w:jc w:val="center"/>
+        <w:rPr>
+          <w:b/>
+          <w:color w:val="000000" w:themeColor="text1"/>
+          <w:szCs w:val="26"/>
+          <w:lang w:val="vi"/>
+        </w:rPr>
+      </w:pPr>
+      <w:r>
+        <w:rPr>
+          <w:b/>
+          <w:szCs w:val="26"/>
+          <w:lang w:val="vi-VN"/>
+        </w:rPr>
+        <w:t>NGHIÊN CỨU VÀ XÂY DỰNG CHATBOT HỖ TRỢ TRA CỨU THỦ TỤC HÀNH CHÍNH CHO TỈNH LAI CHÂU DỰA TRÊN KỸ THUẬT RAG</w:t>
+      </w:r>
+    </w:p>
+    <w:p>
+      <w:pPr>
+        <w:pStyle w:val="0TEXTc1"/>
+        <w:spacing w:before="0" w:after="0" w:line="360" w:lineRule="auto"/>
+        <w:ind w:firstLine="0"/>
+        <w:jc w:val="center"/>
+        <w:rPr>
+          <w:b/>
+          <w:color w:val="000000" w:themeColor="text1"/>
+          <w:szCs w:val="26"/>
+          <w:lang w:val="vi"/>
+        </w:rPr>
+      </w:pPr>
+    </w:p>
+    <w:p>
+      <w:pPr>
+        <w:pStyle w:val="0TEXTc1"/>
+        <w:spacing w:before="0" w:after="0" w:line="360" w:lineRule="auto"/>
+        <w:ind w:firstLine="0"/>
+        <w:jc w:val="center"/>
+        <w:rPr>
+          <w:b/>
+          <w:color w:val="000000" w:themeColor="text1"/>
+          <w:szCs w:val="26"/>
+          <w:lang w:val="vi"/>
+        </w:rPr>
+      </w:pPr>
+    </w:p>
+    <w:p>
+      <w:pPr>
+        <w:widowControl w:val="0"/>
+        <w:tabs>
+          <w:tab w:val="left" w:pos="4760"/>
+        </w:tabs>
+        <w:autoSpaceDE w:val="0"/>
+        <w:autoSpaceDN w:val="0"/>
+        <w:ind w:left="2127" w:right="856"/>
+        <w:rPr>
+          <w:rFonts w:eastAsia="Times New Roman"/>
+          <w:b/>
+          <w:sz w:val="28"/>
+          <w:szCs w:val="26"/>
+          <w:lang w:val="vi"/>
+        </w:rPr>
+      </w:pPr>
+      <w:r>
+        <w:rPr>
+          <w:rFonts w:eastAsia="Times New Roman"/>
+          <w:b/>
+          <w:sz w:val="28"/>
+          <w:szCs w:val="26"/>
+          <w:lang w:val="vi"/>
+        </w:rPr>
+        <w:t>Sinh viên thực hiện</w:t>
+      </w:r>
+      <w:r>
+        <w:rPr>
+          <w:rFonts w:eastAsia="Times New Roman"/>
+          <w:b/>
+          <w:sz w:val="28"/>
+          <w:szCs w:val="26"/>
+          <w:lang w:val="vi"/>
+        </w:rPr>
+        <w:tab/>
+        <w:t xml:space="preserve">: </w:t>
+      </w:r>
+      <w:r>
+        <w:rPr>
+          <w:rFonts w:eastAsia="Times New Roman"/>
+          <w:b/>
+          <w:sz w:val="28"/>
+          <w:szCs w:val="26"/>
+          <w:lang w:val="vi"/>
+        </w:rPr>
+        <w:t>NGUYỄN NGỌC VINH</w:t>
+      </w:r>
+    </w:p>
+    <w:p>
+      <w:pPr>
+        <w:widowControl w:val="0"/>
+        <w:tabs>
+          <w:tab w:val="left" w:pos="4760"/>
+        </w:tabs>
+        <w:autoSpaceDE w:val="0"/>
+        <w:autoSpaceDN w:val="0"/>
+        <w:ind w:left="2127" w:right="856"/>
+        <w:rPr>
+          <w:rFonts w:eastAsia="Times New Roman"/>
+          <w:b/>
+          <w:sz w:val="28"/>
+          <w:szCs w:val="26"/>
+          <w:lang w:val="vi"/>
+        </w:rPr>
+      </w:pPr>
+      <w:r>
+        <w:rPr>
+          <w:rFonts w:eastAsia="Times New Roman"/>
+          <w:b/>
+          <w:sz w:val="28"/>
+          <w:szCs w:val="26"/>
+          <w:lang w:val="vi"/>
+        </w:rPr>
+        <w:t>Lớp</w:t>
+      </w:r>
+      <w:r>
+        <w:rPr>
+          <w:rFonts w:eastAsia="Times New Roman"/>
+          <w:b/>
+          <w:sz w:val="28"/>
+          <w:szCs w:val="26"/>
+          <w:lang w:val="vi"/>
+        </w:rPr>
+        <w:tab/>
+        <w:t>:</w:t>
+      </w:r>
+      <w:r>
+        <w:rPr>
+          <w:rFonts w:eastAsia="Times New Roman"/>
+          <w:b/>
+          <w:spacing w:val="4"/>
+          <w:sz w:val="28"/>
+          <w:szCs w:val="26"/>
+          <w:lang w:val="vi"/>
+        </w:rPr>
+        <w:t xml:space="preserve"> </w:t>
+      </w:r>
+      <w:r>
+        <w:rPr>
+          <w:rFonts w:eastAsia="Times New Roman"/>
+          <w:b/>
+          <w:sz w:val="28"/>
+          <w:szCs w:val="26"/>
+          <w:lang w:val="vi"/>
+        </w:rPr>
+        <w:t>KTPM K21C</w:t>
+      </w:r>
+    </w:p>
+    <w:p>
+      <w:pPr>
+        <w:widowControl w:val="0"/>
+        <w:tabs>
+          <w:tab w:val="left" w:pos="4760"/>
+        </w:tabs>
+        <w:autoSpaceDE w:val="0"/>
+        <w:autoSpaceDN w:val="0"/>
+        <w:ind w:left="2127" w:right="856"/>
+        <w:rPr>
+          <w:rFonts w:eastAsia="Times New Roman"/>
+          <w:sz w:val="28"/>
+          <w:szCs w:val="28"/>
+          <w:lang w:val="vi"/>
+        </w:rPr>
+      </w:pPr>
+      <w:r>
+        <w:rPr>
+          <w:rFonts w:eastAsia="Times New Roman"/>
+          <w:b/>
+          <w:sz w:val="28"/>
+          <w:szCs w:val="26"/>
+          <w:lang w:val="vi"/>
+        </w:rPr>
+        <w:t>Giáo</w:t>
+      </w:r>
+      <w:r>
+        <w:rPr>
+          <w:rFonts w:eastAsia="Times New Roman"/>
+          <w:b/>
+          <w:spacing w:val="5"/>
+          <w:sz w:val="28"/>
+          <w:szCs w:val="26"/>
+          <w:lang w:val="vi"/>
+        </w:rPr>
+        <w:t xml:space="preserve"> </w:t>
+      </w:r>
+      <w:r>
+        <w:rPr>
+          <w:rFonts w:eastAsia="Times New Roman"/>
+          <w:b/>
+          <w:sz w:val="28"/>
+          <w:szCs w:val="26"/>
+          <w:lang w:val="vi"/>
+        </w:rPr>
+        <w:t>viên</w:t>
+      </w:r>
+      <w:r>
+        <w:rPr>
+          <w:rFonts w:eastAsia="Times New Roman"/>
+          <w:b/>
+          <w:spacing w:val="5"/>
+          <w:sz w:val="28"/>
+          <w:szCs w:val="26"/>
+          <w:lang w:val="vi"/>
+        </w:rPr>
+        <w:t xml:space="preserve"> </w:t>
+      </w:r>
+      <w:r>
+        <w:rPr>
+          <w:rFonts w:eastAsia="Times New Roman"/>
+          <w:b/>
+          <w:sz w:val="28"/>
+          <w:szCs w:val="26"/>
+          <w:lang w:val="vi"/>
+        </w:rPr>
+        <w:t>hướng</w:t>
+      </w:r>
+      <w:r>
+        <w:rPr>
+          <w:rFonts w:eastAsia="Times New Roman"/>
+          <w:b/>
+          <w:spacing w:val="8"/>
+          <w:sz w:val="28"/>
+          <w:szCs w:val="26"/>
+          <w:lang w:val="vi"/>
+        </w:rPr>
+        <w:t xml:space="preserve"> </w:t>
+      </w:r>
+      <w:r>
+        <w:rPr>
+          <w:rFonts w:eastAsia="Times New Roman"/>
+          <w:b/>
+          <w:sz w:val="28"/>
+          <w:szCs w:val="26"/>
+          <w:lang w:val="vi"/>
+        </w:rPr>
+        <w:t>dẫn</w:t>
+      </w:r>
+      <w:r>
+        <w:rPr>
+          <w:rFonts w:eastAsia="Times New Roman"/>
+          <w:b/>
+          <w:sz w:val="28"/>
+          <w:szCs w:val="26"/>
+          <w:lang w:val="vi"/>
+        </w:rPr>
+        <w:tab/>
+        <w:t>:</w:t>
+      </w:r>
+      <w:r>
+        <w:rPr>
+          <w:rFonts w:eastAsia="Times New Roman"/>
+          <w:b/>
+          <w:spacing w:val="6"/>
+          <w:sz w:val="28"/>
+          <w:szCs w:val="26"/>
+          <w:lang w:val="vi"/>
+        </w:rPr>
+        <w:t xml:space="preserve"> </w:t>
+      </w:r>
+      <w:r>
+        <w:rPr>
+          <w:rFonts w:eastAsia="Times New Roman"/>
+          <w:b/>
+          <w:sz w:val="28"/>
+          <w:szCs w:val="26"/>
+          <w:lang w:val="vi"/>
+        </w:rPr>
+        <w:t>Th.</w:t>
+      </w:r>
+      <w:r>
+        <w:rPr>
+          <w:rFonts w:eastAsia="Times New Roman"/>
+          <w:b/>
+          <w:sz w:val="28"/>
+          <w:szCs w:val="26"/>
+          <w:lang w:val="vi"/>
+        </w:rPr>
+        <w:t>S</w:t>
+      </w:r>
+      <w:r>
+        <w:rPr>
+          <w:rFonts w:eastAsia="Times New Roman"/>
+          <w:b/>
+          <w:spacing w:val="2"/>
+          <w:sz w:val="28"/>
+          <w:szCs w:val="26"/>
+          <w:lang w:val="vi"/>
+        </w:rPr>
+        <w:t xml:space="preserve"> </w:t>
+      </w:r>
+      <w:r>
+        <w:rPr>
+          <w:rFonts w:eastAsia="Times New Roman"/>
+          <w:b/>
+          <w:spacing w:val="2"/>
+          <w:sz w:val="28"/>
+          <w:szCs w:val="26"/>
+          <w:lang w:val="vi"/>
+        </w:rPr>
+        <w:t>Nguyễn Thu Phương</w:t>
+      </w:r>
+    </w:p>
+    <w:p>
+      <w:pPr>
+        <w:widowControl w:val="0"/>
+        <w:autoSpaceDE w:val="0"/>
+        <w:autoSpaceDN w:val="0"/>
+        <w:spacing w:before="1" w:line="240" w:lineRule="auto"/>
+        <w:rPr>
+          <w:rFonts w:eastAsia="Times New Roman"/>
+          <w:sz w:val="24"/>
+          <w:szCs w:val="24"/>
+          <w:lang w:val="vi"/>
+        </w:rPr>
+      </w:pPr>
+    </w:p>
+    <w:p>
+      <w:pPr>
+        <w:widowControl w:val="0"/>
+        <w:autoSpaceDE w:val="0"/>
+        <w:autoSpaceDN w:val="0"/>
+        <w:spacing w:before="1" w:line="240" w:lineRule="auto"/>
+        <w:rPr>
+          <w:rFonts w:eastAsia="Times New Roman"/>
+          <w:sz w:val="24"/>
+          <w:szCs w:val="24"/>
+          <w:lang w:val="vi"/>
+        </w:rPr>
+      </w:pPr>
+    </w:p>
+    <w:p>
+      <w:pPr>
+        <w:widowControl w:val="0"/>
+        <w:autoSpaceDE w:val="0"/>
+        <w:autoSpaceDN w:val="0"/>
+        <w:spacing w:before="1" w:line="240" w:lineRule="auto"/>
+        <w:rPr>
+          <w:rFonts w:eastAsia="Times New Roman"/>
+          <w:sz w:val="24"/>
+          <w:szCs w:val="24"/>
+          <w:lang w:val="vi"/>
+        </w:rPr>
+      </w:pPr>
+    </w:p>
+    <w:p>
+      <w:pPr>
+        <w:widowControl w:val="0"/>
+        <w:autoSpaceDE w:val="0"/>
+        <w:autoSpaceDN w:val="0"/>
+        <w:spacing w:before="1" w:line="240" w:lineRule="auto"/>
+        <w:rPr>
+          <w:rFonts w:eastAsia="Times New Roman"/>
+          <w:sz w:val="24"/>
+          <w:szCs w:val="24"/>
+          <w:lang w:val="vi"/>
+        </w:rPr>
+      </w:pPr>
+    </w:p>
+    <w:p>
+      <w:pPr>
+        <w:widowControl w:val="0"/>
+        <w:autoSpaceDE w:val="0"/>
+        <w:autoSpaceDN w:val="0"/>
+        <w:spacing w:before="1" w:line="240" w:lineRule="auto"/>
+        <w:rPr>
+          <w:rFonts w:eastAsia="Times New Roman"/>
+          <w:sz w:val="24"/>
+          <w:szCs w:val="24"/>
+          <w:lang w:val="vi"/>
+        </w:rPr>
+      </w:pPr>
+    </w:p>
+    <w:p>
+      <w:pPr>
+        <w:widowControl w:val="0"/>
+        <w:autoSpaceDE w:val="0"/>
+        <w:autoSpaceDN w:val="0"/>
+        <w:spacing w:line="240" w:lineRule="auto"/>
+        <w:jc w:val="center"/>
+        <w:rPr>
+          <w:rFonts w:eastAsia="Times New Roman"/>
+          <w:b/>
+          <w:sz w:val="28"/>
+          <w:szCs w:val="26"/>
+          <w:lang w:val="vi"/>
+        </w:rPr>
+        <w:sectPr>
+          <w:footerReference w:type="even" r:id="rId8"/>
+          <w:pgSz w:w="11907" w:h="16840" w:code="9"/>
+          <w:pgMar w:top="1418" w:right="1134" w:bottom="1418" w:left="1701" w:header="720" w:footer="720" w:gutter="0"/>
+          <w:pgBorders>
+            <w:top w:val="thinThickSmallGap" w:sz="24" w:space="1" w:color="auto"/>
+            <w:left w:val="thinThickSmallGap" w:sz="24" w:space="4" w:color="auto"/>
+            <w:bottom w:val="thickThinSmallGap" w:sz="24" w:space="1" w:color="auto"/>
+            <w:right w:val="thickThinSmallGap" w:sz="24" w:space="4" w:color="auto"/>
+          </w:pgBorders>
+          <w:pgNumType w:fmt="lowerRoman" w:start="1"/>
+          <w:cols w:space="720"/>
+          <w:docGrid w:linePitch="360"/>
+        </w:sectPr>
+      </w:pPr>
+      <w:r>
+        <w:rPr>
+          <w:rFonts w:eastAsia="Times New Roman"/>
+          <w:b/>
+          <w:sz w:val="28"/>
+          <w:szCs w:val="26"/>
+          <w:lang w:val="vi"/>
+        </w:rPr>
+        <w:t>Thái nguyên, năm 202</w:t>
+      </w:r>
+      <w:r>
+        <w:rPr>
+          <w:rFonts w:eastAsia="Times New Roman"/>
+          <w:b/>
+          <w:sz w:val="28"/>
+          <w:szCs w:val="26"/>
+          <w:lang w:val="vi"/>
+        </w:rPr>
+        <w:t>6</w:t>
+      </w:r>
+    </w:p>
+    <w:p>
+      <w:pPr>
+        <w:pStyle w:val="Heading1"/>
+      </w:pPr>
+      <w:r>
+        <w:lastRenderedPageBreak/>
+        <w:t xml:space="preserve">LỜI CẢM ƠN </w:t>
+      </w:r>
+    </w:p>
+    <w:p>
+      <w:pPr>
         <w:rPr>
           <w:rFonts w:eastAsia="Times New Roman" w:cs="Times New Roman"/>
           <w:b/>
           <w:bCs/>
           <w:kern w:val="36"/>
           <w:szCs w:val="26"/>
-          <w:lang w:val="en-US"/>
-        </w:rPr>
-      </w:pPr>
-      <w:bookmarkStart w:id="0" w:name="_Toc193199709"/>
-      <w:bookmarkStart w:id="1" w:name="_Toc194299180"/>
-      <w:r>
-        <w:rPr>
-          <w:szCs w:val="26"/>
+          <w:lang w:val="vi"/>
+        </w:rPr>
+      </w:pPr>
+    </w:p>
+    <w:p>
+      <w:pPr>
+        <w:pStyle w:val="Heading1"/>
+      </w:pPr>
+      <w:r>
+        <w:t>LỜI CAM ĐOAN</w:t>
+      </w:r>
+    </w:p>
+    <w:p>
+      <w:pPr>
+        <w:rPr>
+          <w:rFonts w:eastAsia="Times New Roman" w:cs="Times New Roman"/>
+          <w:b/>
+          <w:bCs/>
+          <w:kern w:val="36"/>
+          <w:szCs w:val="26"/>
+          <w:lang w:val="vi"/>
+        </w:rPr>
+      </w:pPr>
+    </w:p>
+    <w:p>
+      <w:pPr>
+        <w:rPr>
+          <w:rFonts w:eastAsia="Times New Roman" w:cs="Times New Roman"/>
+          <w:b/>
+          <w:bCs/>
+          <w:kern w:val="36"/>
+          <w:szCs w:val="26"/>
+          <w:lang w:val="vi"/>
+        </w:rPr>
+      </w:pPr>
+    </w:p>
+    <w:p>
+      <w:pPr>
+        <w:rPr>
+          <w:rFonts w:eastAsia="Times New Roman" w:cs="Times New Roman"/>
+          <w:b/>
+          <w:bCs/>
+          <w:kern w:val="36"/>
+          <w:szCs w:val="26"/>
+          <w:lang w:val="vi"/>
+        </w:rPr>
+      </w:pPr>
+      <w:r>
+        <w:rPr>
+          <w:rFonts w:eastAsia="Times New Roman" w:cs="Times New Roman"/>
+          <w:b/>
+          <w:bCs/>
+          <w:kern w:val="36"/>
+          <w:szCs w:val="26"/>
+          <w:lang w:val="vi"/>
         </w:rPr>
         <w:br w:type="page"/>
       </w:r>
     </w:p>
-    <w:bookmarkStart w:id="2" w:name="_Toc229358355" w:displacedByCustomXml="next"/>
+    <w:bookmarkStart w:id="3" w:name="_Toc229382160" w:displacedByCustomXml="next"/>
     <w:sdt>
       <w:sdtPr>
         <w:rPr>
-          <w:rFonts w:ascii="Times New Roman" w:hAnsi="Times New Roman" w:cs="Times New Roman"/>
-          <w:sz w:val="26"/>
-          <w:szCs w:val="26"/>
+          <w:rFonts w:ascii="Times New Roman" w:eastAsiaTheme="minorEastAsia" w:hAnsi="Times New Roman" w:cs="Times New Roman"/>
+          <w:color w:val="auto"/>
+          <w:sz w:val="26"/>
+          <w:szCs w:val="26"/>
+          <w:lang w:val="vi-VN" w:eastAsia="zh-CN"/>
         </w:rPr>
         <w:id w:val="-1641885545"/>
         <w:docPartObj>
@@ -38,13 +1861,11 @@
       </w:sdtPr>
       <w:sdtEndPr>
         <w:rPr>
-          <w:rFonts w:eastAsiaTheme="minorEastAsia" w:cstheme="minorBidi"/>
+          <w:rFonts w:cstheme="minorBidi"/>
           <w:b/>
           <w:bCs/>
           <w:noProof/>
-          <w:color w:val="auto"/>
           <w:szCs w:val="22"/>
-          <w:lang w:val="vi-VN" w:eastAsia="zh-CN"/>
         </w:rPr>
       </w:sdtEndPr>
       <w:sdtContent>
@@ -59,6 +1880,7 @@
               <w:color w:val="auto"/>
               <w:sz w:val="26"/>
               <w:szCs w:val="26"/>
+              <w:lang w:val="vi"/>
             </w:rPr>
           </w:pPr>
           <w:r>
@@ -68,10 +1890,11 @@
               <w:color w:val="auto"/>
               <w:sz w:val="26"/>
               <w:szCs w:val="26"/>
+              <w:lang w:val="vi"/>
             </w:rPr>
-            <w:t>Mục Lục</w:t>
+            <w:t>MỤC LỤC</w:t>
           </w:r>
-          <w:bookmarkEnd w:id="2"/>
+          <w:bookmarkEnd w:id="3"/>
         </w:p>
         <w:p>
           <w:pPr>
@@ -107,15 +1930,16 @@
             </w:rPr>
             <w:fldChar w:fldCharType="separate"/>
           </w:r>
-          <w:hyperlink w:anchor="_Toc229358355" w:history="1">
+          <w:hyperlink w:anchor="_Toc229382160" w:history="1">
             <w:r>
               <w:rPr>
                 <w:rStyle w:val="Hyperlink"/>
                 <w:rFonts w:cs="Times New Roman"/>
                 <w:b/>
                 <w:noProof/>
-              </w:rPr>
-              <w:t>Mục Lục</w:t>
+                <w:lang w:val="vi"/>
+              </w:rPr>
+              <w:t>MỤC LỤC</w:t>
             </w:r>
             <w:r>
               <w:rPr>
@@ -136,7 +1960,7 @@
                 <w:noProof/>
                 <w:webHidden/>
               </w:rPr>
-              <w:instrText xml:space="preserve"> PAGEREF _Toc229358355 \h </w:instrText>
+              <w:instrText xml:space="preserve"> PAGEREF _Toc229382160 \h </w:instrText>
             </w:r>
             <w:r>
               <w:rPr>
@@ -156,7 +1980,7 @@
                 <w:noProof/>
                 <w:webHidden/>
               </w:rPr>
-              <w:t>2</w:t>
+              <w:t>3</w:t>
             </w:r>
             <w:r>
               <w:rPr>
@@ -180,7 +2004,7 @@
               <w:lang w:val="en-US"/>
             </w:rPr>
           </w:pPr>
-          <w:hyperlink w:anchor="_Toc229358356" w:history="1">
+          <w:hyperlink w:anchor="_Toc229382161" w:history="1">
             <w:r>
               <w:rPr>
                 <w:rStyle w:val="Hyperlink"/>
@@ -207,7 +2031,7 @@
                 <w:noProof/>
                 <w:webHidden/>
               </w:rPr>
-              <w:instrText xml:space="preserve"> PAGEREF _Toc229358356 \h </w:instrText>
+              <w:instrText xml:space="preserve"> PAGEREF _Toc229382161 \h </w:instrText>
             </w:r>
             <w:r>
               <w:rPr>
@@ -252,7 +2076,7 @@
               <w:lang w:val="en-US"/>
             </w:rPr>
           </w:pPr>
-          <w:hyperlink w:anchor="_Toc229358357" w:history="1">
+          <w:hyperlink w:anchor="_Toc229382162" w:history="1">
             <w:r>
               <w:rPr>
                 <w:rStyle w:val="Hyperlink"/>
@@ -297,7 +2121,7 @@
                 <w:noProof/>
                 <w:webHidden/>
               </w:rPr>
-              <w:instrText xml:space="preserve"> PAGEREF _Toc229358357 \h </w:instrText>
+              <w:instrText xml:space="preserve"> PAGEREF _Toc229382162 \h </w:instrText>
             </w:r>
             <w:r>
               <w:rPr>
@@ -342,7 +2166,7 @@
               <w:lang w:val="en-US"/>
             </w:rPr>
           </w:pPr>
-          <w:hyperlink w:anchor="_Toc229358358" w:history="1">
+          <w:hyperlink w:anchor="_Toc229382163" w:history="1">
             <w:r>
               <w:rPr>
                 <w:rStyle w:val="Hyperlink"/>
@@ -387,7 +2211,7 @@
                 <w:noProof/>
                 <w:webHidden/>
               </w:rPr>
-              <w:instrText xml:space="preserve"> PAGEREF _Toc229358358 \h </w:instrText>
+              <w:instrText xml:space="preserve"> PAGEREF _Toc229382163 \h </w:instrText>
             </w:r>
             <w:r>
               <w:rPr>
@@ -432,7 +2256,7 @@
               <w:lang w:val="en-US"/>
             </w:rPr>
           </w:pPr>
-          <w:hyperlink w:anchor="_Toc229358359" w:history="1">
+          <w:hyperlink w:anchor="_Toc229382164" w:history="1">
             <w:r>
               <w:rPr>
                 <w:rStyle w:val="Hyperlink"/>
@@ -477,7 +2301,7 @@
                 <w:noProof/>
                 <w:webHidden/>
               </w:rPr>
-              <w:instrText xml:space="preserve"> PAGEREF _Toc229358359 \h </w:instrText>
+              <w:instrText xml:space="preserve"> PAGEREF _Toc229382164 \h </w:instrText>
             </w:r>
             <w:r>
               <w:rPr>
@@ -522,7 +2346,7 @@
               <w:lang w:val="en-US"/>
             </w:rPr>
           </w:pPr>
-          <w:hyperlink w:anchor="_Toc229358360" w:history="1">
+          <w:hyperlink w:anchor="_Toc229382165" w:history="1">
             <w:r>
               <w:rPr>
                 <w:rStyle w:val="Hyperlink"/>
@@ -567,7 +2391,7 @@
                 <w:noProof/>
                 <w:webHidden/>
               </w:rPr>
-              <w:instrText xml:space="preserve"> PAGEREF _Toc229358360 \h </w:instrText>
+              <w:instrText xml:space="preserve"> PAGEREF _Toc229382165 \h </w:instrText>
             </w:r>
             <w:r>
               <w:rPr>
@@ -612,7 +2436,7 @@
               <w:lang w:val="en-US"/>
             </w:rPr>
           </w:pPr>
-          <w:hyperlink w:anchor="_Toc229358361" w:history="1">
+          <w:hyperlink w:anchor="_Toc229382166" w:history="1">
             <w:r>
               <w:rPr>
                 <w:rStyle w:val="Hyperlink"/>
@@ -658,7 +2482,7 @@
                 <w:noProof/>
                 <w:webHidden/>
               </w:rPr>
-              <w:instrText xml:space="preserve"> PAGEREF _Toc229358361 \h </w:instrText>
+              <w:instrText xml:space="preserve"> PAGEREF _Toc229382166 \h </w:instrText>
             </w:r>
             <w:r>
               <w:rPr>
@@ -703,7 +2527,7 @@
               <w:lang w:val="en-US"/>
             </w:rPr>
           </w:pPr>
-          <w:hyperlink w:anchor="_Toc229358362" w:history="1">
+          <w:hyperlink w:anchor="_Toc229382167" w:history="1">
             <w:r>
               <w:rPr>
                 <w:rStyle w:val="Hyperlink"/>
@@ -746,7 +2570,7 @@
                 <w:noProof/>
                 <w:webHidden/>
               </w:rPr>
-              <w:instrText xml:space="preserve"> PAGEREF _Toc229358362 \h </w:instrText>
+              <w:instrText xml:space="preserve"> PAGEREF _Toc229382167 \h </w:instrText>
             </w:r>
             <w:r>
               <w:rPr>
@@ -791,7 +2615,7 @@
               <w:lang w:val="en-US"/>
             </w:rPr>
           </w:pPr>
-          <w:hyperlink w:anchor="_Toc229358363" w:history="1">
+          <w:hyperlink w:anchor="_Toc229382168" w:history="1">
             <w:r>
               <w:rPr>
                 <w:rStyle w:val="Hyperlink"/>
@@ -838,7 +2662,7 @@
                 <w:noProof/>
                 <w:webHidden/>
               </w:rPr>
-              <w:instrText xml:space="preserve"> PAGEREF _Toc229358363 \h </w:instrText>
+              <w:instrText xml:space="preserve"> PAGEREF _Toc229382168 \h </w:instrText>
             </w:r>
             <w:r>
               <w:rPr>
@@ -883,7 +2707,7 @@
               <w:lang w:val="en-US"/>
             </w:rPr>
           </w:pPr>
-          <w:hyperlink w:anchor="_Toc229358364" w:history="1">
+          <w:hyperlink w:anchor="_Toc229382169" w:history="1">
             <w:r>
               <w:rPr>
                 <w:rStyle w:val="Hyperlink"/>
@@ -930,7 +2754,7 @@
                 <w:noProof/>
                 <w:webHidden/>
               </w:rPr>
-              <w:instrText xml:space="preserve"> PAGEREF _Toc229358364 \h </w:instrText>
+              <w:instrText xml:space="preserve"> PAGEREF _Toc229382169 \h </w:instrText>
             </w:r>
             <w:r>
               <w:rPr>
@@ -975,7 +2799,7 @@
               <w:lang w:val="en-US"/>
             </w:rPr>
           </w:pPr>
-          <w:hyperlink w:anchor="_Toc229358365" w:history="1">
+          <w:hyperlink w:anchor="_Toc229382170" w:history="1">
             <w:r>
               <w:rPr>
                 <w:rStyle w:val="Hyperlink"/>
@@ -1022,7 +2846,7 @@
                 <w:noProof/>
                 <w:webHidden/>
               </w:rPr>
-              <w:instrText xml:space="preserve"> PAGEREF _Toc229358365 \h </w:instrText>
+              <w:instrText xml:space="preserve"> PAGEREF _Toc229382170 \h </w:instrText>
             </w:r>
             <w:r>
               <w:rPr>
@@ -1067,7 +2891,7 @@
               <w:lang w:val="en-US"/>
             </w:rPr>
           </w:pPr>
-          <w:hyperlink w:anchor="_Toc229358366" w:history="1">
+          <w:hyperlink w:anchor="_Toc229382171" w:history="1">
             <w:r>
               <w:rPr>
                 <w:rStyle w:val="Hyperlink"/>
@@ -1110,7 +2934,7 @@
                 <w:noProof/>
                 <w:webHidden/>
               </w:rPr>
-              <w:instrText xml:space="preserve"> PAGEREF _Toc229358366 \h </w:instrText>
+              <w:instrText xml:space="preserve"> PAGEREF _Toc229382171 \h </w:instrText>
             </w:r>
             <w:r>
               <w:rPr>
@@ -1154,7 +2978,7 @@
               <w:lang w:val="en-US"/>
             </w:rPr>
           </w:pPr>
-          <w:hyperlink w:anchor="_Toc229358367" w:history="1">
+          <w:hyperlink w:anchor="_Toc229382172" w:history="1">
             <w:r>
               <w:rPr>
                 <w:rStyle w:val="Hyperlink"/>
@@ -1193,7 +3017,7 @@
                 <w:noProof/>
                 <w:webHidden/>
               </w:rPr>
-              <w:instrText xml:space="preserve"> PAGEREF _Toc229358367 \h </w:instrText>
+              <w:instrText xml:space="preserve"> PAGEREF _Toc229382172 \h </w:instrText>
             </w:r>
             <w:r>
               <w:rPr>
@@ -1237,7 +3061,7 @@
               <w:lang w:val="en-US"/>
             </w:rPr>
           </w:pPr>
-          <w:hyperlink w:anchor="_Toc229358368" w:history="1">
+          <w:hyperlink w:anchor="_Toc229382173" w:history="1">
             <w:r>
               <w:rPr>
                 <w:rStyle w:val="Hyperlink"/>
@@ -1264,7 +3088,7 @@
                 <w:noProof/>
                 <w:webHidden/>
               </w:rPr>
-              <w:instrText xml:space="preserve"> PAGEREF _Toc229358368 \h </w:instrText>
+              <w:instrText xml:space="preserve"> PAGEREF _Toc229382173 \h </w:instrText>
             </w:r>
             <w:r>
               <w:rPr>
@@ -1308,7 +3132,7 @@
               <w:lang w:val="en-US"/>
             </w:rPr>
           </w:pPr>
-          <w:hyperlink w:anchor="_Toc229358369" w:history="1">
+          <w:hyperlink w:anchor="_Toc229382174" w:history="1">
             <w:r>
               <w:rPr>
                 <w:rStyle w:val="Hyperlink"/>
@@ -1335,7 +3159,7 @@
                 <w:noProof/>
                 <w:webHidden/>
               </w:rPr>
-              <w:instrText xml:space="preserve"> PAGEREF _Toc229358369 \h </w:instrText>
+              <w:instrText xml:space="preserve"> PAGEREF _Toc229382174 \h </w:instrText>
             </w:r>
             <w:r>
               <w:rPr>
@@ -1379,7 +3203,7 @@
               <w:lang w:val="en-US"/>
             </w:rPr>
           </w:pPr>
-          <w:hyperlink w:anchor="_Toc229358370" w:history="1">
+          <w:hyperlink w:anchor="_Toc229382175" w:history="1">
             <w:r>
               <w:rPr>
                 <w:rStyle w:val="Hyperlink"/>
@@ -1406,7 +3230,7 @@
                 <w:noProof/>
                 <w:webHidden/>
               </w:rPr>
-              <w:instrText xml:space="preserve"> PAGEREF _Toc229358370 \h </w:instrText>
+              <w:instrText xml:space="preserve"> PAGEREF _Toc229382175 \h </w:instrText>
             </w:r>
             <w:r>
               <w:rPr>
@@ -1450,7 +3274,7 @@
               <w:lang w:val="en-US"/>
             </w:rPr>
           </w:pPr>
-          <w:hyperlink w:anchor="_Toc229358371" w:history="1">
+          <w:hyperlink w:anchor="_Toc229382176" w:history="1">
             <w:r>
               <w:rPr>
                 <w:rStyle w:val="Hyperlink"/>
@@ -1477,7 +3301,7 @@
                 <w:noProof/>
                 <w:webHidden/>
               </w:rPr>
-              <w:instrText xml:space="preserve"> PAGEREF _Toc229358371 \h </w:instrText>
+              <w:instrText xml:space="preserve"> PAGEREF _Toc229382176 \h </w:instrText>
             </w:r>
             <w:r>
               <w:rPr>
@@ -1521,7 +3345,7 @@
               <w:lang w:val="en-US"/>
             </w:rPr>
           </w:pPr>
-          <w:hyperlink w:anchor="_Toc229358372" w:history="1">
+          <w:hyperlink w:anchor="_Toc229382177" w:history="1">
             <w:r>
               <w:rPr>
                 <w:rStyle w:val="Hyperlink"/>
@@ -1548,7 +3372,7 @@
                 <w:noProof/>
                 <w:webHidden/>
               </w:rPr>
-              <w:instrText xml:space="preserve"> PAGEREF _Toc229358372 \h </w:instrText>
+              <w:instrText xml:space="preserve"> PAGEREF _Toc229382177 \h </w:instrText>
             </w:r>
             <w:r>
               <w:rPr>
@@ -1592,7 +3416,7 @@
               <w:lang w:val="en-US"/>
             </w:rPr>
           </w:pPr>
-          <w:hyperlink w:anchor="_Toc229358373" w:history="1">
+          <w:hyperlink w:anchor="_Toc229382178" w:history="1">
             <w:r>
               <w:rPr>
                 <w:rStyle w:val="Hyperlink"/>
@@ -1621,7 +3445,7 @@
                 <w:noProof/>
                 <w:webHidden/>
               </w:rPr>
-              <w:instrText xml:space="preserve"> PAGEREF _Toc229358373 \h </w:instrText>
+              <w:instrText xml:space="preserve"> PAGEREF _Toc229382178 \h </w:instrText>
             </w:r>
             <w:r>
               <w:rPr>
@@ -1665,7 +3489,7 @@
               <w:lang w:val="en-US"/>
             </w:rPr>
           </w:pPr>
-          <w:hyperlink w:anchor="_Toc229358374" w:history="1">
+          <w:hyperlink w:anchor="_Toc229382179" w:history="1">
             <w:r>
               <w:rPr>
                 <w:rStyle w:val="Hyperlink"/>
@@ -1692,7 +3516,7 @@
                 <w:noProof/>
                 <w:webHidden/>
               </w:rPr>
-              <w:instrText xml:space="preserve"> PAGEREF _Toc229358374 \h </w:instrText>
+              <w:instrText xml:space="preserve"> PAGEREF _Toc229382179 \h </w:instrText>
             </w:r>
             <w:r>
               <w:rPr>
@@ -1736,7 +3560,7 @@
               <w:lang w:val="en-US"/>
             </w:rPr>
           </w:pPr>
-          <w:hyperlink w:anchor="_Toc229358375" w:history="1">
+          <w:hyperlink w:anchor="_Toc229382180" w:history="1">
             <w:r>
               <w:rPr>
                 <w:rStyle w:val="Hyperlink"/>
@@ -1763,7 +3587,7 @@
                 <w:noProof/>
                 <w:webHidden/>
               </w:rPr>
-              <w:instrText xml:space="preserve"> PAGEREF _Toc229358375 \h </w:instrText>
+              <w:instrText xml:space="preserve"> PAGEREF _Toc229382180 \h </w:instrText>
             </w:r>
             <w:r>
               <w:rPr>
@@ -1807,7 +3631,7 @@
               <w:lang w:val="en-US"/>
             </w:rPr>
           </w:pPr>
-          <w:hyperlink w:anchor="_Toc229358376" w:history="1">
+          <w:hyperlink w:anchor="_Toc229382181" w:history="1">
             <w:r>
               <w:rPr>
                 <w:rStyle w:val="Hyperlink"/>
@@ -1834,7 +3658,7 @@
                 <w:noProof/>
                 <w:webHidden/>
               </w:rPr>
-              <w:instrText xml:space="preserve"> PAGEREF _Toc229358376 \h </w:instrText>
+              <w:instrText xml:space="preserve"> PAGEREF _Toc229382181 \h </w:instrText>
             </w:r>
             <w:r>
               <w:rPr>
@@ -1878,7 +3702,7 @@
               <w:lang w:val="en-US"/>
             </w:rPr>
           </w:pPr>
-          <w:hyperlink w:anchor="_Toc229358377" w:history="1">
+          <w:hyperlink w:anchor="_Toc229382182" w:history="1">
             <w:r>
               <w:rPr>
                 <w:rStyle w:val="Hyperlink"/>
@@ -1905,7 +3729,7 @@
                 <w:noProof/>
                 <w:webHidden/>
               </w:rPr>
-              <w:instrText xml:space="preserve"> PAGEREF _Toc229358377 \h </w:instrText>
+              <w:instrText xml:space="preserve"> PAGEREF _Toc229382182 \h </w:instrText>
             </w:r>
             <w:r>
               <w:rPr>
@@ -1949,7 +3773,7 @@
               <w:lang w:val="en-US"/>
             </w:rPr>
           </w:pPr>
-          <w:hyperlink w:anchor="_Toc229358378" w:history="1">
+          <w:hyperlink w:anchor="_Toc229382183" w:history="1">
             <w:r>
               <w:rPr>
                 <w:rStyle w:val="Hyperlink"/>
@@ -1976,7 +3800,7 @@
                 <w:noProof/>
                 <w:webHidden/>
               </w:rPr>
-              <w:instrText xml:space="preserve"> PAGEREF _Toc229358378 \h </w:instrText>
+              <w:instrText xml:space="preserve"> PAGEREF _Toc229382183 \h </w:instrText>
             </w:r>
             <w:r>
               <w:rPr>
@@ -2020,7 +3844,7 @@
               <w:lang w:val="en-US"/>
             </w:rPr>
           </w:pPr>
-          <w:hyperlink w:anchor="_Toc229358379" w:history="1">
+          <w:hyperlink w:anchor="_Toc229382184" w:history="1">
             <w:r>
               <w:rPr>
                 <w:rStyle w:val="Hyperlink"/>
@@ -2049,7 +3873,7 @@
                 <w:noProof/>
                 <w:webHidden/>
               </w:rPr>
-              <w:instrText xml:space="preserve"> PAGEREF _Toc229358379 \h </w:instrText>
+              <w:instrText xml:space="preserve"> PAGEREF _Toc229382184 \h </w:instrText>
             </w:r>
             <w:r>
               <w:rPr>
@@ -2093,7 +3917,7 @@
               <w:lang w:val="en-US"/>
             </w:rPr>
           </w:pPr>
-          <w:hyperlink w:anchor="_Toc229358380" w:history="1">
+          <w:hyperlink w:anchor="_Toc229382185" w:history="1">
             <w:r>
               <w:rPr>
                 <w:rStyle w:val="Hyperlink"/>
@@ -2120,7 +3944,7 @@
                 <w:noProof/>
                 <w:webHidden/>
               </w:rPr>
-              <w:instrText xml:space="preserve"> PAGEREF _Toc229358380 \h </w:instrText>
+              <w:instrText xml:space="preserve"> PAGEREF _Toc229382185 \h </w:instrText>
             </w:r>
             <w:r>
               <w:rPr>
@@ -2164,7 +3988,7 @@
               <w:lang w:val="en-US"/>
             </w:rPr>
           </w:pPr>
-          <w:hyperlink w:anchor="_Toc229358381" w:history="1">
+          <w:hyperlink w:anchor="_Toc229382186" w:history="1">
             <w:r>
               <w:rPr>
                 <w:rStyle w:val="Hyperlink"/>
@@ -2191,7 +4015,7 @@
                 <w:noProof/>
                 <w:webHidden/>
               </w:rPr>
-              <w:instrText xml:space="preserve"> PAGEREF _Toc229358381 \h </w:instrText>
+              <w:instrText xml:space="preserve"> PAGEREF _Toc229382186 \h </w:instrText>
             </w:r>
             <w:r>
               <w:rPr>
@@ -2235,7 +4059,7 @@
               <w:lang w:val="en-US"/>
             </w:rPr>
           </w:pPr>
-          <w:hyperlink w:anchor="_Toc229358382" w:history="1">
+          <w:hyperlink w:anchor="_Toc229382187" w:history="1">
             <w:r>
               <w:rPr>
                 <w:rStyle w:val="Hyperlink"/>
@@ -2262,7 +4086,7 @@
                 <w:noProof/>
                 <w:webHidden/>
               </w:rPr>
-              <w:instrText xml:space="preserve"> PAGEREF _Toc229358382 \h </w:instrText>
+              <w:instrText xml:space="preserve"> PAGEREF _Toc229382187 \h </w:instrText>
             </w:r>
             <w:r>
               <w:rPr>
@@ -2306,7 +4130,7 @@
               <w:lang w:val="en-US"/>
             </w:rPr>
           </w:pPr>
-          <w:hyperlink w:anchor="_Toc229358383" w:history="1">
+          <w:hyperlink w:anchor="_Toc229382188" w:history="1">
             <w:r>
               <w:rPr>
                 <w:rStyle w:val="Hyperlink"/>
@@ -2333,7 +4157,7 @@
                 <w:noProof/>
                 <w:webHidden/>
               </w:rPr>
-              <w:instrText xml:space="preserve"> PAGEREF _Toc229358383 \h </w:instrText>
+              <w:instrText xml:space="preserve"> PAGEREF _Toc229382188 \h </w:instrText>
             </w:r>
             <w:r>
               <w:rPr>
@@ -2377,7 +4201,7 @@
               <w:lang w:val="en-US"/>
             </w:rPr>
           </w:pPr>
-          <w:hyperlink w:anchor="_Toc229358384" w:history="1">
+          <w:hyperlink w:anchor="_Toc229382189" w:history="1">
             <w:r>
               <w:rPr>
                 <w:rStyle w:val="Hyperlink"/>
@@ -2404,7 +4228,7 @@
                 <w:noProof/>
                 <w:webHidden/>
               </w:rPr>
-              <w:instrText xml:space="preserve"> PAGEREF _Toc229358384 \h </w:instrText>
+              <w:instrText xml:space="preserve"> PAGEREF _Toc229382189 \h </w:instrText>
             </w:r>
             <w:r>
               <w:rPr>
@@ -2448,7 +4272,7 @@
               <w:lang w:val="en-US"/>
             </w:rPr>
           </w:pPr>
-          <w:hyperlink w:anchor="_Toc229358385" w:history="1">
+          <w:hyperlink w:anchor="_Toc229382190" w:history="1">
             <w:r>
               <w:rPr>
                 <w:rStyle w:val="Hyperlink"/>
@@ -2487,7 +4311,7 @@
                 <w:noProof/>
                 <w:webHidden/>
               </w:rPr>
-              <w:instrText xml:space="preserve"> PAGEREF _Toc229358385 \h </w:instrText>
+              <w:instrText xml:space="preserve"> PAGEREF _Toc229382190 \h </w:instrText>
             </w:r>
             <w:r>
               <w:rPr>
@@ -2531,7 +4355,7 @@
               <w:lang w:val="en-US"/>
             </w:rPr>
           </w:pPr>
-          <w:hyperlink w:anchor="_Toc229358386" w:history="1">
+          <w:hyperlink w:anchor="_Toc229382191" w:history="1">
             <w:r>
               <w:rPr>
                 <w:rStyle w:val="Hyperlink"/>
@@ -2558,7 +4382,7 @@
                 <w:noProof/>
                 <w:webHidden/>
               </w:rPr>
-              <w:instrText xml:space="preserve"> PAGEREF _Toc229358386 \h </w:instrText>
+              <w:instrText xml:space="preserve"> PAGEREF _Toc229382191 \h </w:instrText>
             </w:r>
             <w:r>
               <w:rPr>
@@ -2602,7 +4426,7 @@
               <w:lang w:val="en-US"/>
             </w:rPr>
           </w:pPr>
-          <w:hyperlink w:anchor="_Toc229358387" w:history="1">
+          <w:hyperlink w:anchor="_Toc229382192" w:history="1">
             <w:r>
               <w:rPr>
                 <w:rStyle w:val="Hyperlink"/>
@@ -2629,7 +4453,7 @@
                 <w:noProof/>
                 <w:webHidden/>
               </w:rPr>
-              <w:instrText xml:space="preserve"> PAGEREF _Toc229358387 \h </w:instrText>
+              <w:instrText xml:space="preserve"> PAGEREF _Toc229382192 \h </w:instrText>
             </w:r>
             <w:r>
               <w:rPr>
@@ -2673,7 +4497,7 @@
               <w:lang w:val="en-US"/>
             </w:rPr>
           </w:pPr>
-          <w:hyperlink w:anchor="_Toc229358388" w:history="1">
+          <w:hyperlink w:anchor="_Toc229382193" w:history="1">
             <w:r>
               <w:rPr>
                 <w:rStyle w:val="Hyperlink"/>
@@ -2700,7 +4524,7 @@
                 <w:noProof/>
                 <w:webHidden/>
               </w:rPr>
-              <w:instrText xml:space="preserve"> PAGEREF _Toc229358388 \h </w:instrText>
+              <w:instrText xml:space="preserve"> PAGEREF _Toc229382193 \h </w:instrText>
             </w:r>
             <w:r>
               <w:rPr>
@@ -2744,7 +4568,7 @@
               <w:lang w:val="en-US"/>
             </w:rPr>
           </w:pPr>
-          <w:hyperlink w:anchor="_Toc229358389" w:history="1">
+          <w:hyperlink w:anchor="_Toc229382194" w:history="1">
             <w:r>
               <w:rPr>
                 <w:rStyle w:val="Hyperlink"/>
@@ -2771,7 +4595,7 @@
                 <w:noProof/>
                 <w:webHidden/>
               </w:rPr>
-              <w:instrText xml:space="preserve"> PAGEREF _Toc229358389 \h </w:instrText>
+              <w:instrText xml:space="preserve"> PAGEREF _Toc229382194 \h </w:instrText>
             </w:r>
             <w:r>
               <w:rPr>
@@ -2815,7 +4639,7 @@
               <w:lang w:val="en-US"/>
             </w:rPr>
           </w:pPr>
-          <w:hyperlink w:anchor="_Toc229358390" w:history="1">
+          <w:hyperlink w:anchor="_Toc229382195" w:history="1">
             <w:r>
               <w:rPr>
                 <w:rStyle w:val="Hyperlink"/>
@@ -2842,7 +4666,7 @@
                 <w:noProof/>
                 <w:webHidden/>
               </w:rPr>
-              <w:instrText xml:space="preserve"> PAGEREF _Toc229358390 \h </w:instrText>
+              <w:instrText xml:space="preserve"> PAGEREF _Toc229382195 \h </w:instrText>
             </w:r>
             <w:r>
               <w:rPr>
@@ -2886,7 +4710,7 @@
               <w:lang w:val="en-US"/>
             </w:rPr>
           </w:pPr>
-          <w:hyperlink w:anchor="_Toc229358391" w:history="1">
+          <w:hyperlink w:anchor="_Toc229382196" w:history="1">
             <w:r>
               <w:rPr>
                 <w:rStyle w:val="Hyperlink"/>
@@ -2913,7 +4737,7 @@
                 <w:noProof/>
                 <w:webHidden/>
               </w:rPr>
-              <w:instrText xml:space="preserve"> PAGEREF _Toc229358391 \h </w:instrText>
+              <w:instrText xml:space="preserve"> PAGEREF _Toc229382196 \h </w:instrText>
             </w:r>
             <w:r>
               <w:rPr>
@@ -2957,7 +4781,7 @@
               <w:lang w:val="en-US"/>
             </w:rPr>
           </w:pPr>
-          <w:hyperlink w:anchor="_Toc229358392" w:history="1">
+          <w:hyperlink w:anchor="_Toc229382197" w:history="1">
             <w:r>
               <w:rPr>
                 <w:rStyle w:val="Hyperlink"/>
@@ -2984,7 +4808,7 @@
                 <w:noProof/>
                 <w:webHidden/>
               </w:rPr>
-              <w:instrText xml:space="preserve"> PAGEREF _Toc229358392 \h </w:instrText>
+              <w:instrText xml:space="preserve"> PAGEREF _Toc229382197 \h </w:instrText>
             </w:r>
             <w:r>
               <w:rPr>
@@ -3028,7 +4852,7 @@
               <w:lang w:val="en-US"/>
             </w:rPr>
           </w:pPr>
-          <w:hyperlink w:anchor="_Toc229358393" w:history="1">
+          <w:hyperlink w:anchor="_Toc229382198" w:history="1">
             <w:r>
               <w:rPr>
                 <w:rStyle w:val="Hyperlink"/>
@@ -3067,7 +4891,7 @@
                 <w:noProof/>
                 <w:webHidden/>
               </w:rPr>
-              <w:instrText xml:space="preserve"> PAGEREF _Toc229358393 \h </w:instrText>
+              <w:instrText xml:space="preserve"> PAGEREF _Toc229382198 \h </w:instrText>
             </w:r>
             <w:r>
               <w:rPr>
@@ -3111,7 +4935,7 @@
               <w:lang w:val="en-US"/>
             </w:rPr>
           </w:pPr>
-          <w:hyperlink w:anchor="_Toc229358394" w:history="1">
+          <w:hyperlink w:anchor="_Toc229382199" w:history="1">
             <w:r>
               <w:rPr>
                 <w:rStyle w:val="Hyperlink"/>
@@ -3138,7 +4962,7 @@
                 <w:noProof/>
                 <w:webHidden/>
               </w:rPr>
-              <w:instrText xml:space="preserve"> PAGEREF _Toc229358394 \h </w:instrText>
+              <w:instrText xml:space="preserve"> PAGEREF _Toc229382199 \h </w:instrText>
             </w:r>
             <w:r>
               <w:rPr>
@@ -3182,7 +5006,7 @@
               <w:lang w:val="en-US"/>
             </w:rPr>
           </w:pPr>
-          <w:hyperlink w:anchor="_Toc229358395" w:history="1">
+          <w:hyperlink w:anchor="_Toc229382200" w:history="1">
             <w:r>
               <w:rPr>
                 <w:rStyle w:val="Hyperlink"/>
@@ -3209,7 +5033,7 @@
                 <w:noProof/>
                 <w:webHidden/>
               </w:rPr>
-              <w:instrText xml:space="preserve"> PAGEREF _Toc229358395 \h </w:instrText>
+              <w:instrText xml:space="preserve"> PAGEREF _Toc229382200 \h </w:instrText>
             </w:r>
             <w:r>
               <w:rPr>
@@ -3253,7 +5077,7 @@
               <w:lang w:val="en-US"/>
             </w:rPr>
           </w:pPr>
-          <w:hyperlink w:anchor="_Toc229358396" w:history="1">
+          <w:hyperlink w:anchor="_Toc229382201" w:history="1">
             <w:r>
               <w:rPr>
                 <w:rStyle w:val="Hyperlink"/>
@@ -3280,7 +5104,7 @@
                 <w:noProof/>
                 <w:webHidden/>
               </w:rPr>
-              <w:instrText xml:space="preserve"> PAGEREF _Toc229358396 \h </w:instrText>
+              <w:instrText xml:space="preserve"> PAGEREF _Toc229382201 \h </w:instrText>
             </w:r>
             <w:r>
               <w:rPr>
@@ -3324,7 +5148,7 @@
               <w:lang w:val="en-US"/>
             </w:rPr>
           </w:pPr>
-          <w:hyperlink w:anchor="_Toc229358397" w:history="1">
+          <w:hyperlink w:anchor="_Toc229382202" w:history="1">
             <w:r>
               <w:rPr>
                 <w:rStyle w:val="Hyperlink"/>
@@ -3351,7 +5175,7 @@
                 <w:noProof/>
                 <w:webHidden/>
               </w:rPr>
-              <w:instrText xml:space="preserve"> PAGEREF _Toc229358397 \h </w:instrText>
+              <w:instrText xml:space="preserve"> PAGEREF _Toc229382202 \h </w:instrText>
             </w:r>
             <w:r>
               <w:rPr>
@@ -3395,7 +5219,7 @@
               <w:lang w:val="en-US"/>
             </w:rPr>
           </w:pPr>
-          <w:hyperlink w:anchor="_Toc229358398" w:history="1">
+          <w:hyperlink w:anchor="_Toc229382203" w:history="1">
             <w:r>
               <w:rPr>
                 <w:rStyle w:val="Hyperlink"/>
@@ -3422,7 +5246,7 @@
                 <w:noProof/>
                 <w:webHidden/>
               </w:rPr>
-              <w:instrText xml:space="preserve"> PAGEREF _Toc229358398 \h </w:instrText>
+              <w:instrText xml:space="preserve"> PAGEREF _Toc229382203 \h </w:instrText>
             </w:r>
             <w:r>
               <w:rPr>
@@ -3466,7 +5290,7 @@
               <w:lang w:val="en-US"/>
             </w:rPr>
           </w:pPr>
-          <w:hyperlink w:anchor="_Toc229358399" w:history="1">
+          <w:hyperlink w:anchor="_Toc229382204" w:history="1">
             <w:r>
               <w:rPr>
                 <w:rStyle w:val="Hyperlink"/>
@@ -3493,7 +5317,7 @@
                 <w:noProof/>
                 <w:webHidden/>
               </w:rPr>
-              <w:instrText xml:space="preserve"> PAGEREF _Toc229358399 \h </w:instrText>
+              <w:instrText xml:space="preserve"> PAGEREF _Toc229382204 \h </w:instrText>
             </w:r>
             <w:r>
               <w:rPr>
@@ -3537,7 +5361,7 @@
               <w:lang w:val="en-US"/>
             </w:rPr>
           </w:pPr>
-          <w:hyperlink w:anchor="_Toc229358400" w:history="1">
+          <w:hyperlink w:anchor="_Toc229382205" w:history="1">
             <w:r>
               <w:rPr>
                 <w:rStyle w:val="Hyperlink"/>
@@ -3566,7 +5390,7 @@
                 <w:noProof/>
                 <w:webHidden/>
               </w:rPr>
-              <w:instrText xml:space="preserve"> PAGEREF _Toc229358400 \h </w:instrText>
+              <w:instrText xml:space="preserve"> PAGEREF _Toc229382205 \h </w:instrText>
             </w:r>
             <w:r>
               <w:rPr>
@@ -3610,7 +5434,7 @@
               <w:lang w:val="en-US"/>
             </w:rPr>
           </w:pPr>
-          <w:hyperlink w:anchor="_Toc229358401" w:history="1">
+          <w:hyperlink w:anchor="_Toc229382206" w:history="1">
             <w:r>
               <w:rPr>
                 <w:rStyle w:val="Hyperlink"/>
@@ -3637,7 +5461,7 @@
                 <w:noProof/>
                 <w:webHidden/>
               </w:rPr>
-              <w:instrText xml:space="preserve"> PAGEREF _Toc229358401 \h </w:instrText>
+              <w:instrText xml:space="preserve"> PAGEREF _Toc229382206 \h </w:instrText>
             </w:r>
             <w:r>
               <w:rPr>
@@ -3681,7 +5505,7 @@
               <w:lang w:val="en-US"/>
             </w:rPr>
           </w:pPr>
-          <w:hyperlink w:anchor="_Toc229358402" w:history="1">
+          <w:hyperlink w:anchor="_Toc229382207" w:history="1">
             <w:r>
               <w:rPr>
                 <w:rStyle w:val="Hyperlink"/>
@@ -3708,7 +5532,7 @@
                 <w:noProof/>
                 <w:webHidden/>
               </w:rPr>
-              <w:instrText xml:space="preserve"> PAGEREF _Toc229358402 \h </w:instrText>
+              <w:instrText xml:space="preserve"> PAGEREF _Toc229382207 \h </w:instrText>
             </w:r>
             <w:r>
               <w:rPr>
@@ -3752,7 +5576,7 @@
               <w:lang w:val="en-US"/>
             </w:rPr>
           </w:pPr>
-          <w:hyperlink w:anchor="_Toc229358403" w:history="1">
+          <w:hyperlink w:anchor="_Toc229382208" w:history="1">
             <w:r>
               <w:rPr>
                 <w:rStyle w:val="Hyperlink"/>
@@ -3779,7 +5603,7 @@
                 <w:noProof/>
                 <w:webHidden/>
               </w:rPr>
-              <w:instrText xml:space="preserve"> PAGEREF _Toc229358403 \h </w:instrText>
+              <w:instrText xml:space="preserve"> PAGEREF _Toc229382208 \h </w:instrText>
             </w:r>
             <w:r>
               <w:rPr>
@@ -3823,7 +5647,7 @@
               <w:lang w:val="en-US"/>
             </w:rPr>
           </w:pPr>
-          <w:hyperlink w:anchor="_Toc229358404" w:history="1">
+          <w:hyperlink w:anchor="_Toc229382209" w:history="1">
             <w:r>
               <w:rPr>
                 <w:rStyle w:val="Hyperlink"/>
@@ -3850,7 +5674,7 @@
                 <w:noProof/>
                 <w:webHidden/>
               </w:rPr>
-              <w:instrText xml:space="preserve"> PAGEREF _Toc229358404 \h </w:instrText>
+              <w:instrText xml:space="preserve"> PAGEREF _Toc229382209 \h </w:instrText>
             </w:r>
             <w:r>
               <w:rPr>
@@ -3894,7 +5718,7 @@
               <w:lang w:val="en-US"/>
             </w:rPr>
           </w:pPr>
-          <w:hyperlink w:anchor="_Toc229358405" w:history="1">
+          <w:hyperlink w:anchor="_Toc229382210" w:history="1">
             <w:r>
               <w:rPr>
                 <w:rStyle w:val="Hyperlink"/>
@@ -3921,7 +5745,7 @@
                 <w:noProof/>
                 <w:webHidden/>
               </w:rPr>
-              <w:instrText xml:space="preserve"> PAGEREF _Toc229358405 \h </w:instrText>
+              <w:instrText xml:space="preserve"> PAGEREF _Toc229382210 \h </w:instrText>
             </w:r>
             <w:r>
               <w:rPr>
@@ -3965,7 +5789,7 @@
               <w:lang w:val="en-US"/>
             </w:rPr>
           </w:pPr>
-          <w:hyperlink w:anchor="_Toc229358406" w:history="1">
+          <w:hyperlink w:anchor="_Toc229382211" w:history="1">
             <w:r>
               <w:rPr>
                 <w:rStyle w:val="Hyperlink"/>
@@ -3992,7 +5816,7 @@
                 <w:noProof/>
                 <w:webHidden/>
               </w:rPr>
-              <w:instrText xml:space="preserve"> PAGEREF _Toc229358406 \h </w:instrText>
+              <w:instrText xml:space="preserve"> PAGEREF _Toc229382211 \h </w:instrText>
             </w:r>
             <w:r>
               <w:rPr>
@@ -4036,7 +5860,7 @@
               <w:lang w:val="en-US"/>
             </w:rPr>
           </w:pPr>
-          <w:hyperlink w:anchor="_Toc229358407" w:history="1">
+          <w:hyperlink w:anchor="_Toc229382212" w:history="1">
             <w:r>
               <w:rPr>
                 <w:rStyle w:val="Hyperlink"/>
@@ -4063,7 +5887,7 @@
                 <w:noProof/>
                 <w:webHidden/>
               </w:rPr>
-              <w:instrText xml:space="preserve"> PAGEREF _Toc229358407 \h </w:instrText>
+              <w:instrText xml:space="preserve"> PAGEREF _Toc229382212 \h </w:instrText>
             </w:r>
             <w:r>
               <w:rPr>
@@ -4107,7 +5931,7 @@
               <w:lang w:val="en-US"/>
             </w:rPr>
           </w:pPr>
-          <w:hyperlink w:anchor="_Toc229358408" w:history="1">
+          <w:hyperlink w:anchor="_Toc229382213" w:history="1">
             <w:r>
               <w:rPr>
                 <w:rStyle w:val="Hyperlink"/>
@@ -4136,7 +5960,7 @@
                 <w:noProof/>
                 <w:webHidden/>
               </w:rPr>
-              <w:instrText xml:space="preserve"> PAGEREF _Toc229358408 \h </w:instrText>
+              <w:instrText xml:space="preserve"> PAGEREF _Toc229382213 \h </w:instrText>
             </w:r>
             <w:r>
               <w:rPr>
@@ -4180,7 +6004,7 @@
               <w:lang w:val="en-US"/>
             </w:rPr>
           </w:pPr>
-          <w:hyperlink w:anchor="_Toc229358409" w:history="1">
+          <w:hyperlink w:anchor="_Toc229382214" w:history="1">
             <w:r>
               <w:rPr>
                 <w:rStyle w:val="Hyperlink"/>
@@ -4209,7 +6033,7 @@
                 <w:noProof/>
                 <w:webHidden/>
               </w:rPr>
-              <w:instrText xml:space="preserve"> PAGEREF _Toc229358409 \h </w:instrText>
+              <w:instrText xml:space="preserve"> PAGEREF _Toc229382214 \h </w:instrText>
             </w:r>
             <w:r>
               <w:rPr>
@@ -4253,7 +6077,7 @@
               <w:lang w:val="en-US"/>
             </w:rPr>
           </w:pPr>
-          <w:hyperlink w:anchor="_Toc229358410" w:history="1">
+          <w:hyperlink w:anchor="_Toc229382215" w:history="1">
             <w:r>
               <w:rPr>
                 <w:rStyle w:val="Hyperlink"/>
@@ -4282,7 +6106,7 @@
                 <w:noProof/>
                 <w:webHidden/>
               </w:rPr>
-              <w:instrText xml:space="preserve"> PAGEREF _Toc229358410 \h </w:instrText>
+              <w:instrText xml:space="preserve"> PAGEREF _Toc229382215 \h </w:instrText>
             </w:r>
             <w:r>
               <w:rPr>
@@ -4326,7 +6150,7 @@
               <w:lang w:val="en-US"/>
             </w:rPr>
           </w:pPr>
-          <w:hyperlink w:anchor="_Toc229358411" w:history="1">
+          <w:hyperlink w:anchor="_Toc229382216" w:history="1">
             <w:r>
               <w:rPr>
                 <w:rStyle w:val="Hyperlink"/>
@@ -4355,7 +6179,7 @@
                 <w:noProof/>
                 <w:webHidden/>
               </w:rPr>
-              <w:instrText xml:space="preserve"> PAGEREF _Toc229358411 \h </w:instrText>
+              <w:instrText xml:space="preserve"> PAGEREF _Toc229382216 \h </w:instrText>
             </w:r>
             <w:r>
               <w:rPr>
@@ -4399,7 +6223,7 @@
               <w:lang w:val="en-US"/>
             </w:rPr>
           </w:pPr>
-          <w:hyperlink w:anchor="_Toc229358412" w:history="1">
+          <w:hyperlink w:anchor="_Toc229382217" w:history="1">
             <w:r>
               <w:rPr>
                 <w:rStyle w:val="Hyperlink"/>
@@ -4428,7 +6252,7 @@
                 <w:noProof/>
                 <w:webHidden/>
               </w:rPr>
-              <w:instrText xml:space="preserve"> PAGEREF _Toc229358412 \h </w:instrText>
+              <w:instrText xml:space="preserve"> PAGEREF _Toc229382217 \h </w:instrText>
             </w:r>
             <w:r>
               <w:rPr>
@@ -4472,7 +6296,7 @@
               <w:lang w:val="en-US"/>
             </w:rPr>
           </w:pPr>
-          <w:hyperlink w:anchor="_Toc229358413" w:history="1">
+          <w:hyperlink w:anchor="_Toc229382218" w:history="1">
             <w:r>
               <w:rPr>
                 <w:rStyle w:val="Hyperlink"/>
@@ -4501,7 +6325,7 @@
                 <w:noProof/>
                 <w:webHidden/>
               </w:rPr>
-              <w:instrText xml:space="preserve"> PAGEREF _Toc229358413 \h </w:instrText>
+              <w:instrText xml:space="preserve"> PAGEREF _Toc229382218 \h </w:instrText>
             </w:r>
             <w:r>
               <w:rPr>
@@ -4545,7 +6369,7 @@
               <w:lang w:val="en-US"/>
             </w:rPr>
           </w:pPr>
-          <w:hyperlink w:anchor="_Toc229358414" w:history="1">
+          <w:hyperlink w:anchor="_Toc229382219" w:history="1">
             <w:r>
               <w:rPr>
                 <w:rStyle w:val="Hyperlink"/>
@@ -4574,7 +6398,7 @@
                 <w:noProof/>
                 <w:webHidden/>
               </w:rPr>
-              <w:instrText xml:space="preserve"> PAGEREF _Toc229358414 \h </w:instrText>
+              <w:instrText xml:space="preserve"> PAGEREF _Toc229382219 \h </w:instrText>
             </w:r>
             <w:r>
               <w:rPr>
@@ -4653,8 +6477,6 @@
         <w:lastRenderedPageBreak/>
         <w:br w:type="page"/>
       </w:r>
-      <w:bookmarkStart w:id="3" w:name="_GoBack"/>
-      <w:bookmarkEnd w:id="3"/>
     </w:p>
     <w:p>
       <w:pPr>
@@ -4666,7 +6488,7 @@
           <w:szCs w:val="26"/>
         </w:rPr>
       </w:pPr>
-      <w:bookmarkStart w:id="4" w:name="_Toc229358356"/>
+      <w:bookmarkStart w:id="4" w:name="_Toc229382161"/>
       <w:r>
         <w:rPr>
           <w:sz w:val="26"/>
@@ -4696,7 +6518,7 @@
       <w:bookmarkStart w:id="6" w:name="_Toc193201209"/>
       <w:bookmarkStart w:id="7" w:name="_Toc194299082"/>
       <w:bookmarkStart w:id="8" w:name="_Toc194299181"/>
-      <w:bookmarkStart w:id="9" w:name="_Toc229358357"/>
+      <w:bookmarkStart w:id="9" w:name="_Toc229382162"/>
       <w:r>
         <w:rPr>
           <w:b/>
@@ -4780,7 +6602,7 @@
       <w:bookmarkStart w:id="11" w:name="_Toc193201210"/>
       <w:bookmarkStart w:id="12" w:name="_Toc194299083"/>
       <w:bookmarkStart w:id="13" w:name="_Toc194299182"/>
-      <w:bookmarkStart w:id="14" w:name="_Toc229358358"/>
+      <w:bookmarkStart w:id="14" w:name="_Toc229382163"/>
       <w:r>
         <w:rPr>
           <w:b/>
@@ -5014,7 +6836,7 @@
           <w:b/>
         </w:rPr>
       </w:pPr>
-      <w:bookmarkStart w:id="15" w:name="_Toc229358359"/>
+      <w:bookmarkStart w:id="15" w:name="_Toc229382164"/>
       <w:r>
         <w:rPr>
           <w:b/>
@@ -5353,7 +7175,7 @@
           <w:lang w:val="vi-VN"/>
         </w:rPr>
       </w:pPr>
-      <w:bookmarkStart w:id="16" w:name="_Toc229358360"/>
+      <w:bookmarkStart w:id="16" w:name="_Toc229382165"/>
       <w:r>
         <w:rPr>
           <w:b/>
@@ -5560,7 +7382,7 @@
           <w:szCs w:val="26"/>
         </w:rPr>
       </w:pPr>
-      <w:bookmarkStart w:id="17" w:name="_Toc229358361"/>
+      <w:bookmarkStart w:id="17" w:name="_Toc229382166"/>
       <w:r>
         <w:rPr>
           <w:b/>
@@ -5941,7 +7763,7 @@
           <w:lang w:val="vi-VN"/>
         </w:rPr>
       </w:pPr>
-      <w:bookmarkStart w:id="18" w:name="_Toc229358362"/>
+      <w:bookmarkStart w:id="18" w:name="_Toc229382167"/>
       <w:r>
         <w:rPr>
           <w:sz w:val="26"/>
@@ -5977,7 +7799,7 @@
           <w:color w:val="auto"/>
         </w:rPr>
       </w:pPr>
-      <w:bookmarkStart w:id="19" w:name="_Toc229358363"/>
+      <w:bookmarkStart w:id="19" w:name="_Toc229382168"/>
       <w:r>
         <w:rPr>
           <w:rFonts w:ascii="Times New Roman" w:hAnsi="Times New Roman" w:cs="Times New Roman"/>
@@ -6338,7 +8160,7 @@
           <w:color w:val="auto"/>
         </w:rPr>
       </w:pPr>
-      <w:bookmarkStart w:id="20" w:name="_Toc229358364"/>
+      <w:bookmarkStart w:id="20" w:name="_Toc229382169"/>
       <w:r>
         <w:rPr>
           <w:rFonts w:ascii="Times New Roman" w:hAnsi="Times New Roman" w:cs="Times New Roman"/>
@@ -6771,7 +8593,7 @@
           <w:color w:val="auto"/>
         </w:rPr>
       </w:pPr>
-      <w:bookmarkStart w:id="21" w:name="_Toc229358365"/>
+      <w:bookmarkStart w:id="21" w:name="_Toc229382170"/>
       <w:r>
         <w:rPr>
           <w:rFonts w:ascii="Times New Roman" w:hAnsi="Times New Roman" w:cs="Times New Roman"/>
@@ -7009,7 +8831,7 @@
           <w:lang w:val="vi-VN"/>
         </w:rPr>
       </w:pPr>
-      <w:bookmarkStart w:id="22" w:name="_Toc229358366"/>
+      <w:bookmarkStart w:id="22" w:name="_Toc229382171"/>
       <w:r>
         <w:rPr>
           <w:sz w:val="26"/>
@@ -7032,7 +8854,7 @@
           <w:color w:val="auto"/>
         </w:rPr>
       </w:pPr>
-      <w:bookmarkStart w:id="23" w:name="_Toc229358367"/>
+      <w:bookmarkStart w:id="23" w:name="_Toc229382172"/>
       <w:r>
         <w:rPr>
           <w:rFonts w:ascii="Times New Roman" w:eastAsia="Times New Roman" w:hAnsi="Times New Roman" w:cs="Times New Roman"/>
@@ -7071,7 +8893,7 @@
           <w:lang w:val="vi-VN"/>
         </w:rPr>
       </w:pPr>
-      <w:bookmarkStart w:id="24" w:name="_Toc229358368"/>
+      <w:bookmarkStart w:id="24" w:name="_Toc229382173"/>
       <w:r>
         <w:rPr>
           <w:sz w:val="26"/>
@@ -7411,7 +9233,7 @@
           <w:szCs w:val="26"/>
         </w:rPr>
       </w:pPr>
-      <w:bookmarkStart w:id="25" w:name="_Toc229358369"/>
+      <w:bookmarkStart w:id="25" w:name="_Toc229382174"/>
       <w:r>
         <w:rPr>
           <w:sz w:val="26"/>
@@ -7578,15 +9400,7 @@
           <w:szCs w:val="26"/>
           <w:lang w:val="en-US"/>
         </w:rPr>
-        <w:t xml:space="preserve"> hỏi bằng ngôn ngữ tự nhiên như</w:t>
-      </w:r>
-      <w:r>
-        <w:rPr>
-          <w:rFonts w:eastAsia="Times New Roman" w:cs="Times New Roman"/>
-          <w:szCs w:val="26"/>
-          <w:lang w:val="en-US"/>
-        </w:rPr>
-        <w:t>: “Làm giấy khai sinh cần gì?”</w:t>
+        <w:t xml:space="preserve"> hỏi bằng ngôn ngữ tự nhiên như: “Làm giấy khai sinh cần gì?”</w:t>
       </w:r>
       <w:r>
         <w:rPr>
@@ -7746,7 +9560,7 @@
           <w:szCs w:val="26"/>
         </w:rPr>
       </w:pPr>
-      <w:bookmarkStart w:id="26" w:name="_Toc229358370"/>
+      <w:bookmarkStart w:id="26" w:name="_Toc229382175"/>
       <w:r>
         <w:rPr>
           <w:sz w:val="26"/>
@@ -7923,15 +9737,7 @@
           <w:szCs w:val="26"/>
           <w:lang w:val="en-US"/>
         </w:rPr>
-        <w:t>iệc: xác định cơ quan tiếp nhận</w:t>
-      </w:r>
-      <w:r>
-        <w:rPr>
-          <w:rFonts w:eastAsia="Times New Roman" w:cs="Times New Roman"/>
-          <w:szCs w:val="26"/>
-          <w:lang w:val="en-US"/>
-        </w:rPr>
-        <w:t>, tìm hiểu lệ phí</w:t>
+        <w:t>iệc: xác định cơ quan tiếp nhận, tìm hiểu lệ phí</w:t>
       </w:r>
       <w:r>
         <w:rPr>
@@ -8084,7 +9890,7 @@
           <w:szCs w:val="26"/>
         </w:rPr>
       </w:pPr>
-      <w:bookmarkStart w:id="27" w:name="_Toc229358371"/>
+      <w:bookmarkStart w:id="27" w:name="_Toc229382176"/>
       <w:r>
         <w:rPr>
           <w:sz w:val="26"/>
@@ -8187,7 +9993,7 @@
           <w:szCs w:val="26"/>
         </w:rPr>
       </w:pPr>
-      <w:bookmarkStart w:id="28" w:name="_Toc229358372"/>
+      <w:bookmarkStart w:id="28" w:name="_Toc229382177"/>
       <w:r>
         <w:rPr>
           <w:sz w:val="26"/>
@@ -8369,15 +10175,7 @@
           <w:szCs w:val="26"/>
           <w:lang w:val="en-US"/>
         </w:rPr>
-        <w:t>ration (RAG) được lựa chọn nhằm</w:t>
-      </w:r>
-      <w:r>
-        <w:rPr>
-          <w:rFonts w:eastAsia="Times New Roman" w:cs="Times New Roman"/>
-          <w:szCs w:val="26"/>
-          <w:lang w:val="en-US"/>
-        </w:rPr>
-        <w:t>: truy xuất dữ liệu thực tế, giảm hiện tượng hallucination</w:t>
+        <w:t>ration (RAG) được lựa chọn nhằm: truy xuất dữ liệu thực tế, giảm hiện tượng hallucination</w:t>
       </w:r>
       <w:r>
         <w:rPr>
@@ -8408,7 +10206,7 @@
           <w:color w:val="auto"/>
         </w:rPr>
       </w:pPr>
-      <w:bookmarkStart w:id="29" w:name="_Toc229358373"/>
+      <w:bookmarkStart w:id="29" w:name="_Toc229382178"/>
       <w:r>
         <w:rPr>
           <w:rFonts w:ascii="Times New Roman" w:hAnsi="Times New Roman" w:cs="Times New Roman"/>
@@ -8430,7 +10228,7 @@
           <w:lang w:val="vi-VN"/>
         </w:rPr>
       </w:pPr>
-      <w:bookmarkStart w:id="30" w:name="_Toc229358374"/>
+      <w:bookmarkStart w:id="30" w:name="_Toc229382179"/>
       <w:r>
         <w:rPr>
           <w:sz w:val="26"/>
@@ -8808,7 +10606,7 @@
           <w:lang w:val="vi-VN"/>
         </w:rPr>
       </w:pPr>
-      <w:bookmarkStart w:id="31" w:name="_Toc229358375"/>
+      <w:bookmarkStart w:id="31" w:name="_Toc229382180"/>
       <w:r>
         <w:rPr>
           <w:sz w:val="26"/>
@@ -9103,7 +10901,7 @@
           <w:lang w:val="vi-VN"/>
         </w:rPr>
       </w:pPr>
-      <w:bookmarkStart w:id="32" w:name="_Toc229358376"/>
+      <w:bookmarkStart w:id="32" w:name="_Toc229382181"/>
       <w:r>
         <w:rPr>
           <w:rStyle w:val="Heading3Char"/>
@@ -9339,7 +11137,7 @@
           <w:lang w:val="vi-VN"/>
         </w:rPr>
       </w:pPr>
-      <w:bookmarkStart w:id="33" w:name="_Toc229358377"/>
+      <w:bookmarkStart w:id="33" w:name="_Toc229382182"/>
       <w:r>
         <w:rPr>
           <w:sz w:val="26"/>
@@ -9455,7 +11253,7 @@
           <w:lang w:val="vi-VN"/>
         </w:rPr>
       </w:pPr>
-      <w:bookmarkStart w:id="34" w:name="_Toc229358378"/>
+      <w:bookmarkStart w:id="34" w:name="_Toc229382183"/>
       <w:r>
         <w:rPr>
           <w:sz w:val="26"/>
@@ -9583,7 +11381,7 @@
           <w:color w:val="auto"/>
         </w:rPr>
       </w:pPr>
-      <w:bookmarkStart w:id="35" w:name="_Toc229358379"/>
+      <w:bookmarkStart w:id="35" w:name="_Toc229382184"/>
       <w:r>
         <w:rPr>
           <w:rFonts w:ascii="Times New Roman" w:hAnsi="Times New Roman" w:cs="Times New Roman"/>
@@ -9604,7 +11402,7 @@
           <w:szCs w:val="26"/>
         </w:rPr>
       </w:pPr>
-      <w:bookmarkStart w:id="36" w:name="_Toc229358380"/>
+      <w:bookmarkStart w:id="36" w:name="_Toc229382185"/>
       <w:r>
         <w:rPr>
           <w:sz w:val="26"/>
@@ -9841,7 +11639,7 @@
           <w:szCs w:val="26"/>
         </w:rPr>
       </w:pPr>
-      <w:bookmarkStart w:id="37" w:name="_Toc229358381"/>
+      <w:bookmarkStart w:id="37" w:name="_Toc229382186"/>
       <w:r>
         <w:rPr>
           <w:sz w:val="26"/>
@@ -10093,7 +11891,7 @@
           <w:szCs w:val="26"/>
         </w:rPr>
       </w:pPr>
-      <w:bookmarkStart w:id="38" w:name="_Toc229358382"/>
+      <w:bookmarkStart w:id="38" w:name="_Toc229382187"/>
       <w:r>
         <w:rPr>
           <w:sz w:val="26"/>
@@ -11100,7 +12898,7 @@
           <w:lang w:val="vi-VN"/>
         </w:rPr>
       </w:pPr>
-      <w:bookmarkStart w:id="39" w:name="_Toc229358383"/>
+      <w:bookmarkStart w:id="39" w:name="_Toc229382188"/>
       <w:r>
         <w:rPr>
           <w:sz w:val="26"/>
@@ -11233,7 +13031,7 @@
           <w:lang w:val="vi-VN"/>
         </w:rPr>
       </w:pPr>
-      <w:bookmarkStart w:id="40" w:name="_Toc229358384"/>
+      <w:bookmarkStart w:id="40" w:name="_Toc229382189"/>
       <w:r>
         <w:rPr>
           <w:sz w:val="26"/>
@@ -11384,7 +13182,7 @@
           <w:color w:val="auto"/>
         </w:rPr>
       </w:pPr>
-      <w:bookmarkStart w:id="41" w:name="_Toc229358385"/>
+      <w:bookmarkStart w:id="41" w:name="_Toc229382190"/>
       <w:r>
         <w:rPr>
           <w:rFonts w:ascii="Times New Roman" w:eastAsia="Times New Roman" w:hAnsi="Times New Roman" w:cs="Times New Roman"/>
@@ -11423,7 +13221,7 @@
           <w:lang w:val="vi-VN"/>
         </w:rPr>
       </w:pPr>
-      <w:bookmarkStart w:id="42" w:name="_Toc229358386"/>
+      <w:bookmarkStart w:id="42" w:name="_Toc229382191"/>
       <w:r>
         <w:rPr>
           <w:sz w:val="26"/>
@@ -11491,11 +13289,13 @@
       <w:r>
         <w:rPr>
           <w:rFonts w:eastAsia="Times New Roman" w:cs="Times New Roman"/>
-          <w:szCs w:val="26"/>
+          <w:noProof/>
+          <w:szCs w:val="26"/>
+          <w:lang w:val="en-US"/>
         </w:rPr>
         <w:lastRenderedPageBreak/>
         <w:drawing>
-          <wp:inline distT="0" distB="0" distL="0" distR="0" wp14:anchorId="18B37964" wp14:editId="3844C360">
+          <wp:inline distT="0" distB="0" distL="0" distR="0" wp14:anchorId="55FD787C" wp14:editId="78040F80">
             <wp:extent cx="5943600" cy="3892550"/>
             <wp:effectExtent l="0" t="0" r="0" b="0"/>
             <wp:docPr id="1" name="Picture 1"/>
@@ -11510,7 +13310,7 @@
                     <pic:cNvPicPr/>
                   </pic:nvPicPr>
                   <pic:blipFill>
-                    <a:blip r:embed="rId6"/>
+                    <a:blip r:embed="rId9"/>
                     <a:stretch>
                       <a:fillRect/>
                     </a:stretch>
@@ -11654,7 +13454,7 @@
           <w:lang w:val="vi-VN"/>
         </w:rPr>
       </w:pPr>
-      <w:bookmarkStart w:id="43" w:name="_Toc229358387"/>
+      <w:bookmarkStart w:id="43" w:name="_Toc229382192"/>
       <w:r>
         <w:rPr>
           <w:sz w:val="26"/>
@@ -11728,7 +13528,7 @@
           <w:lang w:val="vi-VN"/>
         </w:rPr>
       </w:pPr>
-      <w:bookmarkStart w:id="44" w:name="_Toc229358388"/>
+      <w:bookmarkStart w:id="44" w:name="_Toc229382193"/>
       <w:r>
         <w:rPr>
           <w:sz w:val="26"/>
@@ -11794,7 +13594,7 @@
           <w:lang w:val="vi-VN"/>
         </w:rPr>
       </w:pPr>
-      <w:bookmarkStart w:id="45" w:name="_Toc229358389"/>
+      <w:bookmarkStart w:id="45" w:name="_Toc229382194"/>
       <w:r>
         <w:rPr>
           <w:sz w:val="26"/>
@@ -11868,7 +13668,7 @@
           <w:lang w:val="vi-VN"/>
         </w:rPr>
       </w:pPr>
-      <w:bookmarkStart w:id="46" w:name="_Toc229358390"/>
+      <w:bookmarkStart w:id="46" w:name="_Toc229382195"/>
       <w:r>
         <w:rPr>
           <w:sz w:val="26"/>
@@ -11916,7 +13716,7 @@
           <w:lang w:val="vi-VN"/>
         </w:rPr>
       </w:pPr>
-      <w:bookmarkStart w:id="47" w:name="_Toc229358391"/>
+      <w:bookmarkStart w:id="47" w:name="_Toc229382196"/>
       <w:r>
         <w:rPr>
           <w:sz w:val="26"/>
@@ -11964,7 +13764,7 @@
           <w:lang w:val="vi-VN"/>
         </w:rPr>
       </w:pPr>
-      <w:bookmarkStart w:id="48" w:name="_Toc229358392"/>
+      <w:bookmarkStart w:id="48" w:name="_Toc229382197"/>
       <w:r>
         <w:rPr>
           <w:sz w:val="26"/>
@@ -12038,7 +13838,7 @@
           <w:color w:val="auto"/>
         </w:rPr>
       </w:pPr>
-      <w:bookmarkStart w:id="49" w:name="_Toc229358393"/>
+      <w:bookmarkStart w:id="49" w:name="_Toc229382198"/>
       <w:r>
         <w:rPr>
           <w:rFonts w:ascii="Times New Roman" w:eastAsia="Times New Roman" w:hAnsi="Times New Roman" w:cs="Times New Roman"/>
@@ -12077,7 +13877,7 @@
           <w:lang w:val="vi-VN"/>
         </w:rPr>
       </w:pPr>
-      <w:bookmarkStart w:id="50" w:name="_Toc229358394"/>
+      <w:bookmarkStart w:id="50" w:name="_Toc229382199"/>
       <w:r>
         <w:rPr>
           <w:sz w:val="26"/>
@@ -12125,7 +13925,7 @@
           <w:lang w:val="vi-VN"/>
         </w:rPr>
       </w:pPr>
-      <w:bookmarkStart w:id="51" w:name="_Toc229358395"/>
+      <w:bookmarkStart w:id="51" w:name="_Toc229382200"/>
       <w:r>
         <w:rPr>
           <w:sz w:val="26"/>
@@ -12181,7 +13981,7 @@
           <w:lang w:val="vi-VN"/>
         </w:rPr>
       </w:pPr>
-      <w:bookmarkStart w:id="52" w:name="_Toc229358396"/>
+      <w:bookmarkStart w:id="52" w:name="_Toc229382201"/>
       <w:r>
         <w:rPr>
           <w:sz w:val="26"/>
@@ -12229,7 +14029,7 @@
           <w:lang w:val="vi-VN"/>
         </w:rPr>
       </w:pPr>
-      <w:bookmarkStart w:id="53" w:name="_Toc229358397"/>
+      <w:bookmarkStart w:id="53" w:name="_Toc229382202"/>
       <w:r>
         <w:rPr>
           <w:sz w:val="26"/>
@@ -12277,7 +14077,7 @@
           <w:lang w:val="vi-VN"/>
         </w:rPr>
       </w:pPr>
-      <w:bookmarkStart w:id="54" w:name="_Toc229358398"/>
+      <w:bookmarkStart w:id="54" w:name="_Toc229382203"/>
       <w:r>
         <w:rPr>
           <w:sz w:val="26"/>
@@ -12333,7 +14133,7 @@
           <w:lang w:val="vi-VN"/>
         </w:rPr>
       </w:pPr>
-      <w:bookmarkStart w:id="55" w:name="_Toc229358399"/>
+      <w:bookmarkStart w:id="55" w:name="_Toc229382204"/>
       <w:r>
         <w:rPr>
           <w:sz w:val="26"/>
@@ -12381,7 +14181,7 @@
           <w:color w:val="auto"/>
         </w:rPr>
       </w:pPr>
-      <w:bookmarkStart w:id="56" w:name="_Toc229358400"/>
+      <w:bookmarkStart w:id="56" w:name="_Toc229382205"/>
       <w:r>
         <w:rPr>
           <w:rFonts w:ascii="Times New Roman" w:hAnsi="Times New Roman" w:cs="Times New Roman"/>
@@ -12403,7 +14203,7 @@
           <w:lang w:val="vi-VN"/>
         </w:rPr>
       </w:pPr>
-      <w:bookmarkStart w:id="57" w:name="_Toc229358401"/>
+      <w:bookmarkStart w:id="57" w:name="_Toc229382206"/>
       <w:r>
         <w:rPr>
           <w:sz w:val="26"/>
@@ -12469,7 +14269,7 @@
           <w:lang w:val="vi-VN"/>
         </w:rPr>
       </w:pPr>
-      <w:bookmarkStart w:id="58" w:name="_Toc229358402"/>
+      <w:bookmarkStart w:id="58" w:name="_Toc229382207"/>
       <w:r>
         <w:rPr>
           <w:sz w:val="26"/>
@@ -12536,7 +14336,7 @@
           <w:lang w:val="vi-VN"/>
         </w:rPr>
       </w:pPr>
-      <w:bookmarkStart w:id="59" w:name="_Toc229358403"/>
+      <w:bookmarkStart w:id="59" w:name="_Toc229382208"/>
       <w:r>
         <w:rPr>
           <w:sz w:val="26"/>
@@ -12601,7 +14401,7 @@
           <w:szCs w:val="26"/>
         </w:rPr>
       </w:pPr>
-      <w:bookmarkStart w:id="60" w:name="_Toc229358404"/>
+      <w:bookmarkStart w:id="60" w:name="_Toc229382209"/>
       <w:r>
         <w:rPr>
           <w:sz w:val="26"/>
@@ -12672,7 +14472,7 @@
           <w:szCs w:val="26"/>
         </w:rPr>
       </w:pPr>
-      <w:bookmarkStart w:id="61" w:name="_Toc229358405"/>
+      <w:bookmarkStart w:id="61" w:name="_Toc229382210"/>
       <w:r>
         <w:rPr>
           <w:sz w:val="26"/>
@@ -12736,7 +14536,7 @@
           <w:lang w:val="vi-VN"/>
         </w:rPr>
       </w:pPr>
-      <w:bookmarkStart w:id="62" w:name="_Toc229358406"/>
+      <w:bookmarkStart w:id="62" w:name="_Toc229382211"/>
       <w:r>
         <w:rPr>
           <w:sz w:val="26"/>
@@ -12764,11 +14564,12 @@
       </w:pPr>
       <w:r>
         <w:rPr>
+          <w:noProof/>
           <w:sz w:val="26"/>
           <w:szCs w:val="26"/>
         </w:rPr>
         <w:drawing>
-          <wp:inline distT="0" distB="0" distL="0" distR="0" wp14:anchorId="41080FBE" wp14:editId="6D50CC01">
+          <wp:inline distT="0" distB="0" distL="0" distR="0" wp14:anchorId="4ED39543" wp14:editId="26121D9B">
             <wp:extent cx="5943600" cy="2468880"/>
             <wp:effectExtent l="0" t="0" r="0" b="7620"/>
             <wp:docPr id="4" name="Picture 4"/>
@@ -12783,7 +14584,7 @@
                     <pic:cNvPicPr/>
                   </pic:nvPicPr>
                   <pic:blipFill>
-                    <a:blip r:embed="rId7"/>
+                    <a:blip r:embed="rId10"/>
                     <a:stretch>
                       <a:fillRect/>
                     </a:stretch>
@@ -12957,7 +14758,7 @@
           <w:lang w:val="vi-VN"/>
         </w:rPr>
       </w:pPr>
-      <w:bookmarkStart w:id="63" w:name="_Toc229358407"/>
+      <w:bookmarkStart w:id="63" w:name="_Toc229382212"/>
       <w:r>
         <w:rPr>
           <w:sz w:val="26"/>
@@ -13023,16 +14824,18 @@
           <w:color w:val="auto"/>
         </w:rPr>
       </w:pPr>
-      <w:bookmarkStart w:id="64" w:name="_Toc229358408"/>
+      <w:bookmarkStart w:id="64" w:name="_Toc229382213"/>
       <w:r>
         <w:rPr>
           <w:rFonts w:ascii="Times New Roman" w:hAnsi="Times New Roman" w:cs="Times New Roman"/>
           <w:b/>
+          <w:noProof/>
           <w:color w:val="auto"/>
+          <w:lang w:val="en-US"/>
         </w:rPr>
         <w:lastRenderedPageBreak/>
         <w:drawing>
-          <wp:anchor distT="0" distB="0" distL="114300" distR="114300" simplePos="0" relativeHeight="251659264" behindDoc="0" locked="0" layoutInCell="1" allowOverlap="1" wp14:anchorId="4FAF365A" wp14:editId="0FC4FB6E">
+          <wp:anchor distT="0" distB="0" distL="114300" distR="114300" simplePos="0" relativeHeight="251659264" behindDoc="0" locked="0" layoutInCell="1" allowOverlap="1" wp14:anchorId="20069D3A" wp14:editId="38CA6C59">
             <wp:simplePos x="0" y="0"/>
             <wp:positionH relativeFrom="margin">
               <wp:align>left</wp:align>
@@ -13055,7 +14858,7 @@
                     <pic:cNvPicPr/>
                   </pic:nvPicPr>
                   <pic:blipFill>
-                    <a:blip r:embed="rId8">
+                    <a:blip r:embed="rId11">
                       <a:extLst>
                         <a:ext uri="{28A0092B-C50C-407E-A947-70E740481C1C}">
                           <a14:useLocalDpi xmlns:a14="http://schemas.microsoft.com/office/drawing/2010/main" val="0"/>
@@ -13109,7 +14912,7 @@
           <w:lang w:val="vi-VN"/>
         </w:rPr>
       </w:pPr>
-      <w:bookmarkStart w:id="65" w:name="_Toc229358409"/>
+      <w:bookmarkStart w:id="65" w:name="_Toc229382214"/>
       <w:r>
         <w:rPr>
           <w:b/>
@@ -13161,11 +14964,12 @@
       <w:r>
         <w:rPr>
           <w:noProof/>
+          <w:lang w:val="en-US"/>
         </w:rPr>
         <mc:AlternateContent>
           <mc:Choice Requires="wps">
             <w:drawing>
-              <wp:anchor distT="0" distB="0" distL="114300" distR="114300" simplePos="0" relativeHeight="251660288" behindDoc="0" locked="0" layoutInCell="1" allowOverlap="1" wp14:anchorId="12EE718C" wp14:editId="6086BF61">
+              <wp:anchor distT="0" distB="0" distL="114300" distR="114300" simplePos="0" relativeHeight="251660288" behindDoc="0" locked="0" layoutInCell="1" allowOverlap="1" wp14:anchorId="48AB679A" wp14:editId="72B24D8B">
                 <wp:simplePos x="0" y="0"/>
                 <wp:positionH relativeFrom="margin">
                   <wp:align>left</wp:align>
@@ -13258,7 +15062,7 @@
           </mc:Choice>
           <mc:Fallback>
             <w:pict>
-              <v:shapetype w14:anchorId="12EE718C" id="_x0000_t202" coordsize="21600,21600" o:spt="202" path="m,l,21600r21600,l21600,xe">
+              <v:shapetype w14:anchorId="48AB679A" id="_x0000_t202" coordsize="21600,21600" o:spt="202" path="m,l,21600r21600,l21600,xe">
                 <v:stroke joinstyle="miter"/>
                 <v:path gradientshapeok="t" o:connecttype="rect"/>
               </v:shapetype>
@@ -13344,7 +15148,7 @@
           <w:lang w:val="vi-VN"/>
         </w:rPr>
       </w:pPr>
-      <w:bookmarkStart w:id="66" w:name="_Toc229358410"/>
+      <w:bookmarkStart w:id="66" w:name="_Toc229382215"/>
       <w:r>
         <w:rPr>
           <w:b/>
@@ -13413,7 +15217,7 @@
           <w:lang w:val="vi-VN"/>
         </w:rPr>
       </w:pPr>
-      <w:bookmarkStart w:id="67" w:name="_Toc229358411"/>
+      <w:bookmarkStart w:id="67" w:name="_Toc229382216"/>
       <w:r>
         <w:rPr>
           <w:b/>
@@ -13492,7 +15296,7 @@
           <w:lang w:val="vi-VN"/>
         </w:rPr>
       </w:pPr>
-      <w:bookmarkStart w:id="68" w:name="_Toc229358412"/>
+      <w:bookmarkStart w:id="68" w:name="_Toc229382217"/>
       <w:r>
         <w:rPr>
           <w:b/>
@@ -14089,14 +15893,16 @@
           <w:szCs w:val="26"/>
         </w:rPr>
       </w:pPr>
-      <w:r>
-        <w:rPr>
+      <w:bookmarkStart w:id="69" w:name="_GoBack"/>
+      <w:r>
+        <w:rPr>
+          <w:noProof/>
           <w:sz w:val="26"/>
           <w:szCs w:val="26"/>
         </w:rPr>
         <w:lastRenderedPageBreak/>
         <w:drawing>
-          <wp:inline distT="0" distB="0" distL="0" distR="0" wp14:anchorId="2C68DCEF" wp14:editId="4DF0777E">
+          <wp:inline distT="0" distB="0" distL="0" distR="0" wp14:anchorId="3D55BC17" wp14:editId="1D1D9C18">
             <wp:extent cx="5943600" cy="4418330"/>
             <wp:effectExtent l="0" t="0" r="0" b="1270"/>
             <wp:docPr id="10" name="Picture 10"/>
@@ -14111,7 +15917,7 @@
                     <pic:cNvPicPr/>
                   </pic:nvPicPr>
                   <pic:blipFill>
-                    <a:blip r:embed="rId9"/>
+                    <a:blip r:embed="rId12"/>
                     <a:stretch>
                       <a:fillRect/>
                     </a:stretch>
@@ -14131,6 +15937,7 @@
           </wp:inline>
         </w:drawing>
       </w:r>
+      <w:bookmarkEnd w:id="69"/>
     </w:p>
     <w:p>
       <w:pPr>
@@ -14243,7 +16050,7 @@
           <w:szCs w:val="26"/>
         </w:rPr>
       </w:pPr>
-      <w:bookmarkStart w:id="69" w:name="_Toc229358413"/>
+      <w:bookmarkStart w:id="70" w:name="_Toc229382218"/>
       <w:r>
         <w:rPr>
           <w:b/>
@@ -14253,7 +16060,7 @@
         </w:rPr>
         <w:t>2.7.5. Quy trình trả kết quả và lưu lịch sử hội thoại</w:t>
       </w:r>
-      <w:bookmarkEnd w:id="69"/>
+      <w:bookmarkEnd w:id="70"/>
       <w:r>
         <w:rPr>
           <w:sz w:val="26"/>
@@ -14300,7 +16107,7 @@
           <w:lang w:val="vi-VN"/>
         </w:rPr>
       </w:pPr>
-      <w:bookmarkStart w:id="70" w:name="_Toc229358414"/>
+      <w:bookmarkStart w:id="71" w:name="_Toc229382219"/>
       <w:r>
         <w:rPr>
           <w:b/>
@@ -14311,7 +16118,7 @@
         </w:rPr>
         <w:t>2.7.6. Mô tả BPMN tổng quát của hệ thống</w:t>
       </w:r>
-      <w:bookmarkEnd w:id="70"/>
+      <w:bookmarkEnd w:id="71"/>
       <w:r>
         <w:rPr>
           <w:sz w:val="26"/>
@@ -14767,7 +16574,9 @@
       <w:r>
         <w:rPr>
           <w:rFonts w:cs="Times New Roman"/>
-          <w:szCs w:val="26"/>
+          <w:noProof/>
+          <w:szCs w:val="26"/>
+          <w:lang w:val="en-US"/>
         </w:rPr>
         <w:lastRenderedPageBreak/>
         <w:drawing>
@@ -14786,7 +16595,7 @@
                     <pic:cNvPicPr/>
                   </pic:nvPicPr>
                   <pic:blipFill>
-                    <a:blip r:embed="rId10">
+                    <a:blip r:embed="rId13">
                       <a:extLst>
                         <a:ext uri="{28A0092B-C50C-407E-A947-70E740481C1C}">
                           <a14:useLocalDpi xmlns:a14="http://schemas.microsoft.com/office/drawing/2010/main" val="0"/>
@@ -14862,6 +16671,21 @@
     </w:p>
     <w:p>
       <w:pPr>
+        <w:rPr>
+          <w:rFonts w:cs="Times New Roman"/>
+          <w:szCs w:val="26"/>
+        </w:rPr>
+      </w:pPr>
+      <w:r>
+        <w:rPr>
+          <w:rFonts w:cs="Times New Roman"/>
+          <w:szCs w:val="26"/>
+        </w:rPr>
+        <w:br w:type="page"/>
+      </w:r>
+    </w:p>
+    <w:p>
+      <w:pPr>
         <w:jc w:val="both"/>
         <w:rPr>
           <w:rFonts w:cs="Times New Roman"/>
@@ -14877,6 +16701,43 @@
     </w:sectPr>
   </w:body>
 </w:document>
+</file>
+
+<file path=word/footer1.xml><?xml version="1.0" encoding="utf-8"?>
+<w:ftr xmlns:wpc="http://schemas.microsoft.com/office/word/2010/wordprocessingCanvas" xmlns:cx="http://schemas.microsoft.com/office/drawing/2014/chartex" xmlns:mc="http://schemas.openxmlformats.org/markup-compatibility/2006" xmlns:o="urn:schemas-microsoft-com:office:office" xmlns:r="http://schemas.openxmlformats.org/officeDocument/2006/relationships" xmlns:m="http://schemas.openxmlformats.org/officeDocument/2006/math" xmlns:v="urn:schemas-microsoft-com:vml" xmlns:wp14="http://schemas.microsoft.com/office/word/2010/wordprocessingDrawing" xmlns:wp="http://schemas.openxmlformats.org/drawingml/2006/wordprocessingDrawing" xmlns:w10="urn:schemas-microsoft-com:office:word" xmlns:w="http://schemas.openxmlformats.org/wordprocessingml/2006/main" xmlns:w14="http://schemas.microsoft.com/office/word/2010/wordml" xmlns:w15="http://schemas.microsoft.com/office/word/2012/wordml" xmlns:w16se="http://schemas.microsoft.com/office/word/2015/wordml/symex" xmlns:wpg="http://schemas.microsoft.com/office/word/2010/wordprocessingGroup" xmlns:wpi="http://schemas.microsoft.com/office/word/2010/wordprocessingInk" xmlns:wne="http://schemas.microsoft.com/office/word/2006/wordml" xmlns:wps="http://schemas.microsoft.com/office/word/2010/wordprocessingShape" mc:Ignorable="w14 w15 w16se wp14">
+  <w:p>
+    <w:pPr>
+      <w:pStyle w:val="Footer"/>
+      <w:framePr w:wrap="around" w:vAnchor="text" w:hAnchor="margin" w:xAlign="center" w:y="1"/>
+      <w:rPr>
+        <w:rStyle w:val="PageNumber"/>
+      </w:rPr>
+    </w:pPr>
+    <w:r>
+      <w:rPr>
+        <w:rStyle w:val="PageNumber"/>
+      </w:rPr>
+      <w:fldChar w:fldCharType="begin"/>
+    </w:r>
+    <w:r>
+      <w:rPr>
+        <w:rStyle w:val="PageNumber"/>
+      </w:rPr>
+      <w:instrText xml:space="preserve"> PAGE </w:instrText>
+    </w:r>
+    <w:r>
+      <w:rPr>
+        <w:rStyle w:val="PageNumber"/>
+      </w:rPr>
+      <w:fldChar w:fldCharType="end"/>
+    </w:r>
+  </w:p>
+  <w:p>
+    <w:pPr>
+      <w:pStyle w:val="Footer"/>
+    </w:pPr>
+  </w:p>
+</w:ftr>
 </file>
 
 <file path=word/numbering.xml><?xml version="1.0" encoding="utf-8"?>
@@ -21100,556 +22961,67 @@
       <w:u w:val="single"/>
     </w:rPr>
   </w:style>
-</w:styles>
-</file>
-
-<file path=word/glossary/document.xml><?xml version="1.0" encoding="utf-8"?>
-<w:glossaryDocument xmlns:wpc="http://schemas.microsoft.com/office/word/2010/wordprocessingCanvas" xmlns:cx="http://schemas.microsoft.com/office/drawing/2014/chartex" xmlns:mc="http://schemas.openxmlformats.org/markup-compatibility/2006" xmlns:o="urn:schemas-microsoft-com:office:office" xmlns:r="http://schemas.openxmlformats.org/officeDocument/2006/relationships" xmlns:m="http://schemas.openxmlformats.org/officeDocument/2006/math" xmlns:v="urn:schemas-microsoft-com:vml" xmlns:wp14="http://schemas.microsoft.com/office/word/2010/wordprocessingDrawing" xmlns:wp="http://schemas.openxmlformats.org/drawingml/2006/wordprocessingDrawing" xmlns:w10="urn:schemas-microsoft-com:office:word" xmlns:w="http://schemas.openxmlformats.org/wordprocessingml/2006/main" xmlns:w14="http://schemas.microsoft.com/office/word/2010/wordml" xmlns:w15="http://schemas.microsoft.com/office/word/2012/wordml" xmlns:w16se="http://schemas.microsoft.com/office/word/2015/wordml/symex" xmlns:wpg="http://schemas.microsoft.com/office/word/2010/wordprocessingGroup" xmlns:wpi="http://schemas.microsoft.com/office/word/2010/wordprocessingInk" xmlns:wne="http://schemas.microsoft.com/office/word/2006/wordml" xmlns:wps="http://schemas.microsoft.com/office/word/2010/wordprocessingShape" mc:Ignorable="w14 w15 w16se wp14"/>
-</file>
-
-<file path=word/glossary/fontTable.xml><?xml version="1.0" encoding="utf-8"?>
-<w:fonts xmlns:mc="http://schemas.openxmlformats.org/markup-compatibility/2006" xmlns:r="http://schemas.openxmlformats.org/officeDocument/2006/relationships" xmlns:w="http://schemas.openxmlformats.org/wordprocessingml/2006/main" xmlns:w14="http://schemas.microsoft.com/office/word/2010/wordml" xmlns:w15="http://schemas.microsoft.com/office/word/2012/wordml" xmlns:w16se="http://schemas.microsoft.com/office/word/2015/wordml/symex" mc:Ignorable="w14 w15 w16se">
-  <w:font w:name="Symbol">
-    <w:panose1 w:val="05050102010706020507"/>
-    <w:charset w:val="02"/>
-    <w:family w:val="roman"/>
-    <w:pitch w:val="variable"/>
-    <w:sig w:usb0="00000000" w:usb1="10000000" w:usb2="00000000" w:usb3="00000000" w:csb0="80000000" w:csb1="00000000"/>
-  </w:font>
-  <w:font w:name="Times New Roman">
-    <w:panose1 w:val="02020603050405020304"/>
-    <w:charset w:val="00"/>
-    <w:family w:val="roman"/>
-    <w:pitch w:val="variable"/>
-    <w:sig w:usb0="E0002EFF" w:usb1="C000785B" w:usb2="00000009" w:usb3="00000000" w:csb0="000001FF" w:csb1="00000000"/>
-  </w:font>
-  <w:font w:name="Courier New">
-    <w:panose1 w:val="02070309020205020404"/>
-    <w:charset w:val="00"/>
-    <w:family w:val="modern"/>
-    <w:pitch w:val="fixed"/>
-    <w:sig w:usb0="E0002EFF" w:usb1="C0007843" w:usb2="00000009" w:usb3="00000000" w:csb0="000001FF" w:csb1="00000000"/>
-  </w:font>
-  <w:font w:name="Wingdings">
-    <w:panose1 w:val="05000000000000000000"/>
-    <w:charset w:val="02"/>
-    <w:family w:val="auto"/>
-    <w:pitch w:val="variable"/>
-    <w:sig w:usb0="00000000" w:usb1="10000000" w:usb2="00000000" w:usb3="00000000" w:csb0="80000000" w:csb1="00000000"/>
-  </w:font>
-  <w:font w:name="DengXian">
-    <w:altName w:val="等线"/>
-    <w:panose1 w:val="02010600030101010101"/>
-    <w:charset w:val="86"/>
-    <w:family w:val="auto"/>
-    <w:pitch w:val="variable"/>
-    <w:sig w:usb0="A00002BF" w:usb1="38CF7CFA" w:usb2="00000016" w:usb3="00000000" w:csb0="0004000F" w:csb1="00000000"/>
-  </w:font>
-  <w:font w:name="Calibri">
-    <w:panose1 w:val="020F0502020204030204"/>
-    <w:charset w:val="00"/>
-    <w:family w:val="swiss"/>
-    <w:pitch w:val="variable"/>
-    <w:sig w:usb0="E4002EFF" w:usb1="C000247B" w:usb2="00000009" w:usb3="00000000" w:csb0="000001FF" w:csb1="00000000"/>
-  </w:font>
-  <w:font w:name="Calibri Light">
-    <w:panose1 w:val="020F0302020204030204"/>
-    <w:charset w:val="00"/>
-    <w:family w:val="swiss"/>
-    <w:pitch w:val="variable"/>
-    <w:sig w:usb0="E4002EFF" w:usb1="C000247B" w:usb2="00000009" w:usb3="00000000" w:csb0="000001FF" w:csb1="00000000"/>
-  </w:font>
-  <w:font w:name="DengXian Light">
-    <w:altName w:val="等线 Light"/>
-    <w:panose1 w:val="02010600030101010101"/>
-    <w:charset w:val="86"/>
-    <w:family w:val="auto"/>
-    <w:pitch w:val="variable"/>
-    <w:sig w:usb0="A00002BF" w:usb1="38CF7CFA" w:usb2="00000016" w:usb3="00000000" w:csb0="0004000F" w:csb1="00000000"/>
-  </w:font>
-</w:fonts>
-</file>
-
-<file path=word/glossary/settings.xml><?xml version="1.0" encoding="utf-8"?>
-<w:settings xmlns:mc="http://schemas.openxmlformats.org/markup-compatibility/2006" xmlns:o="urn:schemas-microsoft-com:office:office" xmlns:r="http://schemas.openxmlformats.org/officeDocument/2006/relationships" xmlns:m="http://schemas.openxmlformats.org/officeDocument/2006/math" xmlns:v="urn:schemas-microsoft-com:vml" xmlns:w10="urn:schemas-microsoft-com:office:word" xmlns:w="http://schemas.openxmlformats.org/wordprocessingml/2006/main" xmlns:w14="http://schemas.microsoft.com/office/word/2010/wordml" xmlns:w15="http://schemas.microsoft.com/office/word/2012/wordml" xmlns:w16se="http://schemas.microsoft.com/office/word/2015/wordml/symex" xmlns:sl="http://schemas.openxmlformats.org/schemaLibrary/2006/main" mc:Ignorable="w14 w15 w16se">
-  <w:view w:val="normal"/>
-  <w:defaultTabStop w:val="720"/>
-  <w:characterSpacingControl w:val="doNotCompress"/>
-  <w:compat>
-    <w:useFELayout/>
-    <w:compatSetting w:name="compatibilityMode" w:uri="http://schemas.microsoft.com/office/word" w:val="15"/>
-    <w:compatSetting w:name="overrideTableStyleFontSizeAndJustification" w:uri="http://schemas.microsoft.com/office/word" w:val="1"/>
-    <w:compatSetting w:name="enableOpenTypeFeatures" w:uri="http://schemas.microsoft.com/office/word" w:val="1"/>
-    <w:compatSetting w:name="doNotFlipMirrorIndents" w:uri="http://schemas.microsoft.com/office/word" w:val="1"/>
-    <w:compatSetting w:name="differentiateMultirowTableHeaders" w:uri="http://schemas.microsoft.com/office/word" w:val="1"/>
-  </w:compat>
-  <w:rsids>
-    <w:rsidRoot w:val="00BD252D"/>
-    <w:rsid w:val="00957338"/>
-    <w:rsid w:val="00BD252D"/>
-  </w:rsids>
-  <m:mathPr>
-    <m:mathFont m:val="Cambria Math"/>
-    <m:brkBin m:val="before"/>
-    <m:brkBinSub m:val="--"/>
-    <m:smallFrac m:val="0"/>
-    <m:dispDef/>
-    <m:lMargin m:val="0"/>
-    <m:rMargin m:val="0"/>
-    <m:defJc m:val="centerGroup"/>
-    <m:wrapIndent m:val="1440"/>
-    <m:intLim m:val="subSup"/>
-    <m:naryLim m:val="undOvr"/>
-  </m:mathPr>
-  <w:themeFontLang w:val="en-US" w:eastAsia="zh-CN"/>
-  <w:clrSchemeMapping w:bg1="light1" w:t1="dark1" w:bg2="light2" w:t2="dark2" w:accent1="accent1" w:accent2="accent2" w:accent3="accent3" w:accent4="accent4" w:accent5="accent5" w:accent6="accent6" w:hyperlink="hyperlink" w:followedHyperlink="followedHyperlink"/>
-  <w:decimalSymbol w:val="."/>
-  <w:listSeparator w:val=","/>
-  <w15:chartTrackingRefBased/>
-</w:settings>
-</file>
-
-<file path=word/glossary/styles.xml><?xml version="1.0" encoding="utf-8"?>
-<w:styles xmlns:mc="http://schemas.openxmlformats.org/markup-compatibility/2006" xmlns:r="http://schemas.openxmlformats.org/officeDocument/2006/relationships" xmlns:w="http://schemas.openxmlformats.org/wordprocessingml/2006/main" xmlns:w14="http://schemas.microsoft.com/office/word/2010/wordml" xmlns:w15="http://schemas.microsoft.com/office/word/2012/wordml" xmlns:w16se="http://schemas.microsoft.com/office/word/2015/wordml/symex" mc:Ignorable="w14 w15 w16se">
-  <w:docDefaults>
-    <w:rPrDefault>
-      <w:rPr>
-        <w:rFonts w:asciiTheme="minorHAnsi" w:eastAsiaTheme="minorEastAsia" w:hAnsiTheme="minorHAnsi" w:cstheme="minorBidi"/>
-        <w:sz w:val="22"/>
-        <w:szCs w:val="22"/>
-        <w:lang w:val="en-US" w:eastAsia="zh-CN" w:bidi="ar-SA"/>
-      </w:rPr>
-    </w:rPrDefault>
-    <w:pPrDefault>
-      <w:pPr>
-        <w:spacing w:after="160" w:line="259" w:lineRule="auto"/>
-      </w:pPr>
-    </w:pPrDefault>
-  </w:docDefaults>
-  <w:latentStyles w:defLockedState="0" w:defUIPriority="99" w:defSemiHidden="0" w:defUnhideWhenUsed="0" w:defQFormat="0" w:count="371">
-    <w:lsdException w:name="Normal" w:uiPriority="0" w:qFormat="1"/>
-    <w:lsdException w:name="heading 1" w:uiPriority="9" w:qFormat="1"/>
-    <w:lsdException w:name="heading 2" w:semiHidden="1" w:uiPriority="9" w:unhideWhenUsed="1" w:qFormat="1"/>
-    <w:lsdException w:name="heading 3" w:semiHidden="1" w:uiPriority="9" w:unhideWhenUsed="1" w:qFormat="1"/>
-    <w:lsdException w:name="heading 4" w:semiHidden="1" w:uiPriority="9" w:unhideWhenUsed="1" w:qFormat="1"/>
-    <w:lsdException w:name="heading 5" w:semiHidden="1" w:uiPriority="9" w:unhideWhenUsed="1" w:qFormat="1"/>
-    <w:lsdException w:name="heading 6" w:semiHidden="1" w:uiPriority="9" w:unhideWhenUsed="1" w:qFormat="1"/>
-    <w:lsdException w:name="heading 7" w:semiHidden="1" w:uiPriority="9" w:unhideWhenUsed="1" w:qFormat="1"/>
-    <w:lsdException w:name="heading 8" w:semiHidden="1" w:uiPriority="9" w:unhideWhenUsed="1" w:qFormat="1"/>
-    <w:lsdException w:name="heading 9" w:semiHidden="1" w:uiPriority="9" w:unhideWhenUsed="1" w:qFormat="1"/>
-    <w:lsdException w:name="index 1" w:semiHidden="1" w:unhideWhenUsed="1"/>
-    <w:lsdException w:name="index 2" w:semiHidden="1" w:unhideWhenUsed="1"/>
-    <w:lsdException w:name="index 3" w:semiHidden="1" w:unhideWhenUsed="1"/>
-    <w:lsdException w:name="index 4" w:semiHidden="1" w:unhideWhenUsed="1"/>
-    <w:lsdException w:name="index 5" w:semiHidden="1" w:unhideWhenUsed="1"/>
-    <w:lsdException w:name="index 6" w:semiHidden="1" w:unhideWhenUsed="1"/>
-    <w:lsdException w:name="index 7" w:semiHidden="1" w:unhideWhenUsed="1"/>
-    <w:lsdException w:name="index 8" w:semiHidden="1" w:unhideWhenUsed="1"/>
-    <w:lsdException w:name="index 9" w:semiHidden="1" w:unhideWhenUsed="1"/>
-    <w:lsdException w:name="toc 1" w:semiHidden="1" w:uiPriority="39" w:unhideWhenUsed="1"/>
-    <w:lsdException w:name="toc 2" w:semiHidden="1" w:uiPriority="39" w:unhideWhenUsed="1"/>
-    <w:lsdException w:name="toc 3" w:semiHidden="1" w:uiPriority="39" w:unhideWhenUsed="1"/>
-    <w:lsdException w:name="toc 4" w:semiHidden="1" w:uiPriority="39" w:unhideWhenUsed="1"/>
-    <w:lsdException w:name="toc 5" w:semiHidden="1" w:uiPriority="39" w:unhideWhenUsed="1"/>
-    <w:lsdException w:name="toc 6" w:semiHidden="1" w:uiPriority="39" w:unhideWhenUsed="1"/>
-    <w:lsdException w:name="toc 7" w:semiHidden="1" w:uiPriority="39" w:unhideWhenUsed="1"/>
-    <w:lsdException w:name="toc 8" w:semiHidden="1" w:uiPriority="39" w:unhideWhenUsed="1"/>
-    <w:lsdException w:name="toc 9" w:semiHidden="1" w:uiPriority="39" w:unhideWhenUsed="1"/>
-    <w:lsdException w:name="Normal Indent" w:semiHidden="1" w:unhideWhenUsed="1"/>
-    <w:lsdException w:name="footnote text" w:semiHidden="1" w:unhideWhenUsed="1"/>
-    <w:lsdException w:name="annotation text" w:semiHidden="1" w:unhideWhenUsed="1"/>
-    <w:lsdException w:name="header" w:semiHidden="1" w:unhideWhenUsed="1"/>
-    <w:lsdException w:name="footer" w:semiHidden="1" w:unhideWhenUsed="1"/>
-    <w:lsdException w:name="index heading" w:semiHidden="1" w:unhideWhenUsed="1"/>
-    <w:lsdException w:name="caption" w:semiHidden="1" w:uiPriority="35" w:unhideWhenUsed="1" w:qFormat="1"/>
-    <w:lsdException w:name="table of figures" w:semiHidden="1" w:unhideWhenUsed="1"/>
-    <w:lsdException w:name="envelope address" w:semiHidden="1" w:unhideWhenUsed="1"/>
-    <w:lsdException w:name="envelope return" w:semiHidden="1" w:unhideWhenUsed="1"/>
-    <w:lsdException w:name="footnote reference" w:semiHidden="1" w:unhideWhenUsed="1"/>
-    <w:lsdException w:name="annotation reference" w:semiHidden="1" w:unhideWhenUsed="1"/>
-    <w:lsdException w:name="line number" w:semiHidden="1" w:unhideWhenUsed="1"/>
-    <w:lsdException w:name="page number" w:semiHidden="1" w:unhideWhenUsed="1"/>
-    <w:lsdException w:name="endnote reference" w:semiHidden="1" w:unhideWhenUsed="1"/>
-    <w:lsdException w:name="endnote text" w:semiHidden="1" w:unhideWhenUsed="1"/>
-    <w:lsdException w:name="table of authorities" w:semiHidden="1" w:unhideWhenUsed="1"/>
-    <w:lsdException w:name="macro" w:semiHidden="1" w:unhideWhenUsed="1"/>
-    <w:lsdException w:name="toa heading" w:semiHidden="1" w:unhideWhenUsed="1"/>
-    <w:lsdException w:name="List" w:semiHidden="1" w:unhideWhenUsed="1"/>
-    <w:lsdException w:name="List Bullet" w:semiHidden="1" w:unhideWhenUsed="1"/>
-    <w:lsdException w:name="List Number" w:semiHidden="1" w:unhideWhenUsed="1"/>
-    <w:lsdException w:name="List 2" w:semiHidden="1" w:unhideWhenUsed="1"/>
-    <w:lsdException w:name="List 3" w:semiHidden="1" w:unhideWhenUsed="1"/>
-    <w:lsdException w:name="List 4" w:semiHidden="1" w:unhideWhenUsed="1"/>
-    <w:lsdException w:name="List 5" w:semiHidden="1" w:unhideWhenUsed="1"/>
-    <w:lsdException w:name="List Bullet 2" w:semiHidden="1" w:unhideWhenUsed="1"/>
-    <w:lsdException w:name="List Bullet 3" w:semiHidden="1" w:unhideWhenUsed="1"/>
-    <w:lsdException w:name="List Bullet 4" w:semiHidden="1" w:unhideWhenUsed="1"/>
-    <w:lsdException w:name="List Bullet 5" w:semiHidden="1" w:unhideWhenUsed="1"/>
-    <w:lsdException w:name="List Number 2" w:semiHidden="1" w:unhideWhenUsed="1"/>
-    <w:lsdException w:name="List Number 3" w:semiHidden="1" w:unhideWhenUsed="1"/>
-    <w:lsdException w:name="List Number 4" w:semiHidden="1" w:unhideWhenUsed="1"/>
-    <w:lsdException w:name="List Number 5" w:semiHidden="1" w:unhideWhenUsed="1"/>
-    <w:lsdException w:name="Title" w:uiPriority="10" w:qFormat="1"/>
-    <w:lsdException w:name="Closing" w:semiHidden="1" w:unhideWhenUsed="1"/>
-    <w:lsdException w:name="Signature" w:semiHidden="1" w:unhideWhenUsed="1"/>
-    <w:lsdException w:name="Default Paragraph Font" w:semiHidden="1" w:uiPriority="1" w:unhideWhenUsed="1"/>
-    <w:lsdException w:name="Body Text" w:semiHidden="1" w:unhideWhenUsed="1"/>
-    <w:lsdException w:name="Body Text Indent" w:semiHidden="1" w:unhideWhenUsed="1"/>
-    <w:lsdException w:name="List Continue" w:semiHidden="1" w:unhideWhenUsed="1"/>
-    <w:lsdException w:name="List Continue 2" w:semiHidden="1" w:unhideWhenUsed="1"/>
-    <w:lsdException w:name="List Continue 3" w:semiHidden="1" w:unhideWhenUsed="1"/>
-    <w:lsdException w:name="List Continue 4" w:semiHidden="1" w:unhideWhenUsed="1"/>
-    <w:lsdException w:name="List Continue 5" w:semiHidden="1" w:unhideWhenUsed="1"/>
-    <w:lsdException w:name="Message Header" w:semiHidden="1" w:unhideWhenUsed="1"/>
-    <w:lsdException w:name="Subtitle" w:uiPriority="11" w:qFormat="1"/>
-    <w:lsdException w:name="Salutation" w:semiHidden="1" w:unhideWhenUsed="1"/>
-    <w:lsdException w:name="Date" w:semiHidden="1" w:unhideWhenUsed="1"/>
-    <w:lsdException w:name="Body Text First Indent" w:semiHidden="1" w:unhideWhenUsed="1"/>
-    <w:lsdException w:name="Body Text First Indent 2" w:semiHidden="1" w:unhideWhenUsed="1"/>
-    <w:lsdException w:name="Note Heading" w:semiHidden="1" w:unhideWhenUsed="1"/>
-    <w:lsdException w:name="Body Text 2" w:semiHidden="1" w:unhideWhenUsed="1"/>
-    <w:lsdException w:name="Body Text 3" w:semiHidden="1" w:unhideWhenUsed="1"/>
-    <w:lsdException w:name="Body Text Indent 2" w:semiHidden="1" w:unhideWhenUsed="1"/>
-    <w:lsdException w:name="Body Text Indent 3" w:semiHidden="1" w:unhideWhenUsed="1"/>
-    <w:lsdException w:name="Block Text" w:semiHidden="1" w:unhideWhenUsed="1"/>
-    <w:lsdException w:name="Hyperlink" w:semiHidden="1" w:unhideWhenUsed="1"/>
-    <w:lsdException w:name="FollowedHyperlink" w:semiHidden="1" w:unhideWhenUsed="1"/>
-    <w:lsdException w:name="Strong" w:uiPriority="22" w:qFormat="1"/>
-    <w:lsdException w:name="Emphasis" w:uiPriority="20" w:qFormat="1"/>
-    <w:lsdException w:name="Document Map" w:semiHidden="1" w:unhideWhenUsed="1"/>
-    <w:lsdException w:name="Plain Text" w:semiHidden="1" w:unhideWhenUsed="1"/>
-    <w:lsdException w:name="E-mail Signature" w:semiHidden="1" w:unhideWhenUsed="1"/>
-    <w:lsdException w:name="HTML Top of Form" w:semiHidden="1" w:unhideWhenUsed="1"/>
-    <w:lsdException w:name="HTML Bottom of Form" w:semiHidden="1" w:unhideWhenUsed="1"/>
-    <w:lsdException w:name="Normal (Web)" w:semiHidden="1" w:unhideWhenUsed="1"/>
-    <w:lsdException w:name="HTML Acronym" w:semiHidden="1" w:unhideWhenUsed="1"/>
-    <w:lsdException w:name="HTML Address" w:semiHidden="1" w:unhideWhenUsed="1"/>
-    <w:lsdException w:name="HTML Cite" w:semiHidden="1" w:unhideWhenUsed="1"/>
-    <w:lsdException w:name="HTML Code" w:semiHidden="1" w:unhideWhenUsed="1"/>
-    <w:lsdException w:name="HTML Definition" w:semiHidden="1" w:unhideWhenUsed="1"/>
-    <w:lsdException w:name="HTML Keyboard" w:semiHidden="1" w:unhideWhenUsed="1"/>
-    <w:lsdException w:name="HTML Preformatted" w:semiHidden="1" w:unhideWhenUsed="1"/>
-    <w:lsdException w:name="HTML Sample" w:semiHidden="1" w:unhideWhenUsed="1"/>
-    <w:lsdException w:name="HTML Typewriter" w:semiHidden="1" w:unhideWhenUsed="1"/>
-    <w:lsdException w:name="HTML Variable" w:semiHidden="1" w:unhideWhenUsed="1"/>
-    <w:lsdException w:name="Normal Table" w:semiHidden="1" w:unhideWhenUsed="1"/>
-    <w:lsdException w:name="annotation subject" w:semiHidden="1" w:unhideWhenUsed="1"/>
-    <w:lsdException w:name="No List" w:semiHidden="1" w:unhideWhenUsed="1"/>
-    <w:lsdException w:name="Outline List 1" w:semiHidden="1" w:unhideWhenUsed="1"/>
-    <w:lsdException w:name="Outline List 2" w:semiHidden="1" w:unhideWhenUsed="1"/>
-    <w:lsdException w:name="Outline List 3" w:semiHidden="1" w:unhideWhenUsed="1"/>
-    <w:lsdException w:name="Table Simple 1" w:semiHidden="1" w:unhideWhenUsed="1"/>
-    <w:lsdException w:name="Table Simple 2" w:semiHidden="1" w:unhideWhenUsed="1"/>
-    <w:lsdException w:name="Table Simple 3" w:semiHidden="1" w:unhideWhenUsed="1"/>
-    <w:lsdException w:name="Table Classic 1" w:semiHidden="1" w:unhideWhenUsed="1"/>
-    <w:lsdException w:name="Table Classic 2" w:semiHidden="1" w:unhideWhenUsed="1"/>
-    <w:lsdException w:name="Table Classic 3" w:semiHidden="1" w:unhideWhenUsed="1"/>
-    <w:lsdException w:name="Table Classic 4" w:semiHidden="1" w:unhideWhenUsed="1"/>
-    <w:lsdException w:name="Table Colorful 1" w:semiHidden="1" w:unhideWhenUsed="1"/>
-    <w:lsdException w:name="Table Colorful 2" w:semiHidden="1" w:unhideWhenUsed="1"/>
-    <w:lsdException w:name="Table Colorful 3" w:semiHidden="1" w:unhideWhenUsed="1"/>
-    <w:lsdException w:name="Table Columns 1" w:semiHidden="1" w:unhideWhenUsed="1"/>
-    <w:lsdException w:name="Table Columns 2" w:semiHidden="1" w:unhideWhenUsed="1"/>
-    <w:lsdException w:name="Table Columns 3" w:semiHidden="1" w:unhideWhenUsed="1"/>
-    <w:lsdException w:name="Table Columns 4" w:semiHidden="1" w:unhideWhenUsed="1"/>
-    <w:lsdException w:name="Table Columns 5" w:semiHidden="1" w:unhideWhenUsed="1"/>
-    <w:lsdException w:name="Table Grid 1" w:semiHidden="1" w:unhideWhenUsed="1"/>
-    <w:lsdException w:name="Table Grid 2" w:semiHidden="1" w:unhideWhenUsed="1"/>
-    <w:lsdException w:name="Table Grid 3" w:semiHidden="1" w:unhideWhenUsed="1"/>
-    <w:lsdException w:name="Table Grid 4" w:semiHidden="1" w:unhideWhenUsed="1"/>
-    <w:lsdException w:name="Table Grid 5" w:semiHidden="1" w:unhideWhenUsed="1"/>
-    <w:lsdException w:name="Table Grid 6" w:semiHidden="1" w:unhideWhenUsed="1"/>
-    <w:lsdException w:name="Table Grid 7" w:semiHidden="1" w:unhideWhenUsed="1"/>
-    <w:lsdException w:name="Table Grid 8" w:semiHidden="1" w:unhideWhenUsed="1"/>
-    <w:lsdException w:name="Table List 1" w:semiHidden="1" w:unhideWhenUsed="1"/>
-    <w:lsdException w:name="Table List 2" w:semiHidden="1" w:unhideWhenUsed="1"/>
-    <w:lsdException w:name="Table List 3" w:semiHidden="1" w:unhideWhenUsed="1"/>
-    <w:lsdException w:name="Table List 4" w:semiHidden="1" w:unhideWhenUsed="1"/>
-    <w:lsdException w:name="Table List 5" w:semiHidden="1" w:unhideWhenUsed="1"/>
-    <w:lsdException w:name="Table List 6" w:semiHidden="1" w:unhideWhenUsed="1"/>
-    <w:lsdException w:name="Table List 7" w:semiHidden="1" w:unhideWhenUsed="1"/>
-    <w:lsdException w:name="Table List 8" w:semiHidden="1" w:unhideWhenUsed="1"/>
-    <w:lsdException w:name="Table 3D effects 1" w:semiHidden="1" w:unhideWhenUsed="1"/>
-    <w:lsdException w:name="Table 3D effects 2" w:semiHidden="1" w:unhideWhenUsed="1"/>
-    <w:lsdException w:name="Table 3D effects 3" w:semiHidden="1" w:unhideWhenUsed="1"/>
-    <w:lsdException w:name="Table Contemporary" w:semiHidden="1" w:unhideWhenUsed="1"/>
-    <w:lsdException w:name="Table Elegant" w:semiHidden="1" w:unhideWhenUsed="1"/>
-    <w:lsdException w:name="Table Professional" w:semiHidden="1" w:unhideWhenUsed="1"/>
-    <w:lsdException w:name="Table Subtle 1" w:semiHidden="1" w:unhideWhenUsed="1"/>
-    <w:lsdException w:name="Table Subtle 2" w:semiHidden="1" w:unhideWhenUsed="1"/>
-    <w:lsdException w:name="Table Web 1" w:semiHidden="1" w:unhideWhenUsed="1"/>
-    <w:lsdException w:name="Table Web 2" w:semiHidden="1" w:unhideWhenUsed="1"/>
-    <w:lsdException w:name="Table Web 3" w:semiHidden="1" w:unhideWhenUsed="1"/>
-    <w:lsdException w:name="Balloon Text" w:semiHidden="1" w:unhideWhenUsed="1"/>
-    <w:lsdException w:name="Table Grid" w:uiPriority="39"/>
-    <w:lsdException w:name="Table Theme" w:semiHidden="1" w:unhideWhenUsed="1"/>
-    <w:lsdException w:name="Placeholder Text" w:semiHidden="1"/>
-    <w:lsdException w:name="No Spacing" w:uiPriority="1" w:qFormat="1"/>
-    <w:lsdException w:name="Light Shading" w:uiPriority="60"/>
-    <w:lsdException w:name="Light List" w:uiPriority="61"/>
-    <w:lsdException w:name="Light Grid" w:uiPriority="62"/>
-    <w:lsdException w:name="Medium Shading 1" w:uiPriority="63"/>
-    <w:lsdException w:name="Medium Shading 2" w:uiPriority="64"/>
-    <w:lsdException w:name="Medium List 1" w:uiPriority="65"/>
-    <w:lsdException w:name="Medium List 2" w:uiPriority="66"/>
-    <w:lsdException w:name="Medium Grid 1" w:uiPriority="67"/>
-    <w:lsdException w:name="Medium Grid 2" w:uiPriority="68"/>
-    <w:lsdException w:name="Medium Grid 3" w:uiPriority="69"/>
-    <w:lsdException w:name="Dark List" w:uiPriority="70"/>
-    <w:lsdException w:name="Colorful Shading" w:uiPriority="71"/>
-    <w:lsdException w:name="Colorful List" w:uiPriority="72"/>
-    <w:lsdException w:name="Colorful Grid" w:uiPriority="73"/>
-    <w:lsdException w:name="Light Shading Accent 1" w:uiPriority="60"/>
-    <w:lsdException w:name="Light List Accent 1" w:uiPriority="61"/>
-    <w:lsdException w:name="Light Grid Accent 1" w:uiPriority="62"/>
-    <w:lsdException w:name="Medium Shading 1 Accent 1" w:uiPriority="63"/>
-    <w:lsdException w:name="Medium Shading 2 Accent 1" w:uiPriority="64"/>
-    <w:lsdException w:name="Medium List 1 Accent 1" w:uiPriority="65"/>
-    <w:lsdException w:name="Revision" w:semiHidden="1"/>
-    <w:lsdException w:name="List Paragraph" w:uiPriority="34" w:qFormat="1"/>
-    <w:lsdException w:name="Quote" w:uiPriority="29" w:qFormat="1"/>
-    <w:lsdException w:name="Intense Quote" w:uiPriority="30" w:qFormat="1"/>
-    <w:lsdException w:name="Medium List 2 Accent 1" w:uiPriority="66"/>
-    <w:lsdException w:name="Medium Grid 1 Accent 1" w:uiPriority="67"/>
-    <w:lsdException w:name="Medium Grid 2 Accent 1" w:uiPriority="68"/>
-    <w:lsdException w:name="Medium Grid 3 Accent 1" w:uiPriority="69"/>
-    <w:lsdException w:name="Dark List Accent 1" w:uiPriority="70"/>
-    <w:lsdException w:name="Colorful Shading Accent 1" w:uiPriority="71"/>
-    <w:lsdException w:name="Colorful List Accent 1" w:uiPriority="72"/>
-    <w:lsdException w:name="Colorful Grid Accent 1" w:uiPriority="73"/>
-    <w:lsdException w:name="Light Shading Accent 2" w:uiPriority="60"/>
-    <w:lsdException w:name="Light List Accent 2" w:uiPriority="61"/>
-    <w:lsdException w:name="Light Grid Accent 2" w:uiPriority="62"/>
-    <w:lsdException w:name="Medium Shading 1 Accent 2" w:uiPriority="63"/>
-    <w:lsdException w:name="Medium Shading 2 Accent 2" w:uiPriority="64"/>
-    <w:lsdException w:name="Medium List 1 Accent 2" w:uiPriority="65"/>
-    <w:lsdException w:name="Medium List 2 Accent 2" w:uiPriority="66"/>
-    <w:lsdException w:name="Medium Grid 1 Accent 2" w:uiPriority="67"/>
-    <w:lsdException w:name="Medium Grid 2 Accent 2" w:uiPriority="68"/>
-    <w:lsdException w:name="Medium Grid 3 Accent 2" w:uiPriority="69"/>
-    <w:lsdException w:name="Dark List Accent 2" w:uiPriority="70"/>
-    <w:lsdException w:name="Colorful Shading Accent 2" w:uiPriority="71"/>
-    <w:lsdException w:name="Colorful List Accent 2" w:uiPriority="72"/>
-    <w:lsdException w:name="Colorful Grid Accent 2" w:uiPriority="73"/>
-    <w:lsdException w:name="Light Shading Accent 3" w:uiPriority="60"/>
-    <w:lsdException w:name="Light List Accent 3" w:uiPriority="61"/>
-    <w:lsdException w:name="Light Grid Accent 3" w:uiPriority="62"/>
-    <w:lsdException w:name="Medium Shading 1 Accent 3" w:uiPriority="63"/>
-    <w:lsdException w:name="Medium Shading 2 Accent 3" w:uiPriority="64"/>
-    <w:lsdException w:name="Medium List 1 Accent 3" w:uiPriority="65"/>
-    <w:lsdException w:name="Medium List 2 Accent 3" w:uiPriority="66"/>
-    <w:lsdException w:name="Medium Grid 1 Accent 3" w:uiPriority="67"/>
-    <w:lsdException w:name="Medium Grid 2 Accent 3" w:uiPriority="68"/>
-    <w:lsdException w:name="Medium Grid 3 Accent 3" w:uiPriority="69"/>
-    <w:lsdException w:name="Dark List Accent 3" w:uiPriority="70"/>
-    <w:lsdException w:name="Colorful Shading Accent 3" w:uiPriority="71"/>
-    <w:lsdException w:name="Colorful List Accent 3" w:uiPriority="72"/>
-    <w:lsdException w:name="Colorful Grid Accent 3" w:uiPriority="73"/>
-    <w:lsdException w:name="Light Shading Accent 4" w:uiPriority="60"/>
-    <w:lsdException w:name="Light List Accent 4" w:uiPriority="61"/>
-    <w:lsdException w:name="Light Grid Accent 4" w:uiPriority="62"/>
-    <w:lsdException w:name="Medium Shading 1 Accent 4" w:uiPriority="63"/>
-    <w:lsdException w:name="Medium Shading 2 Accent 4" w:uiPriority="64"/>
-    <w:lsdException w:name="Medium List 1 Accent 4" w:uiPriority="65"/>
-    <w:lsdException w:name="Medium List 2 Accent 4" w:uiPriority="66"/>
-    <w:lsdException w:name="Medium Grid 1 Accent 4" w:uiPriority="67"/>
-    <w:lsdException w:name="Medium Grid 2 Accent 4" w:uiPriority="68"/>
-    <w:lsdException w:name="Medium Grid 3 Accent 4" w:uiPriority="69"/>
-    <w:lsdException w:name="Dark List Accent 4" w:uiPriority="70"/>
-    <w:lsdException w:name="Colorful Shading Accent 4" w:uiPriority="71"/>
-    <w:lsdException w:name="Colorful List Accent 4" w:uiPriority="72"/>
-    <w:lsdException w:name="Colorful Grid Accent 4" w:uiPriority="73"/>
-    <w:lsdException w:name="Light Shading Accent 5" w:uiPriority="60"/>
-    <w:lsdException w:name="Light List Accent 5" w:uiPriority="61"/>
-    <w:lsdException w:name="Light Grid Accent 5" w:uiPriority="62"/>
-    <w:lsdException w:name="Medium Shading 1 Accent 5" w:uiPriority="63"/>
-    <w:lsdException w:name="Medium Shading 2 Accent 5" w:uiPriority="64"/>
-    <w:lsdException w:name="Medium List 1 Accent 5" w:uiPriority="65"/>
-    <w:lsdException w:name="Medium List 2 Accent 5" w:uiPriority="66"/>
-    <w:lsdException w:name="Medium Grid 1 Accent 5" w:uiPriority="67"/>
-    <w:lsdException w:name="Medium Grid 2 Accent 5" w:uiPriority="68"/>
-    <w:lsdException w:name="Medium Grid 3 Accent 5" w:uiPriority="69"/>
-    <w:lsdException w:name="Dark List Accent 5" w:uiPriority="70"/>
-    <w:lsdException w:name="Colorful Shading Accent 5" w:uiPriority="71"/>
-    <w:lsdException w:name="Colorful List Accent 5" w:uiPriority="72"/>
-    <w:lsdException w:name="Colorful Grid Accent 5" w:uiPriority="73"/>
-    <w:lsdException w:name="Light Shading Accent 6" w:uiPriority="60"/>
-    <w:lsdException w:name="Light List Accent 6" w:uiPriority="61"/>
-    <w:lsdException w:name="Light Grid Accent 6" w:uiPriority="62"/>
-    <w:lsdException w:name="Medium Shading 1 Accent 6" w:uiPriority="63"/>
-    <w:lsdException w:name="Medium Shading 2 Accent 6" w:uiPriority="64"/>
-    <w:lsdException w:name="Medium List 1 Accent 6" w:uiPriority="65"/>
-    <w:lsdException w:name="Medium List 2 Accent 6" w:uiPriority="66"/>
-    <w:lsdException w:name="Medium Grid 1 Accent 6" w:uiPriority="67"/>
-    <w:lsdException w:name="Medium Grid 2 Accent 6" w:uiPriority="68"/>
-    <w:lsdException w:name="Medium Grid 3 Accent 6" w:uiPriority="69"/>
-    <w:lsdException w:name="Dark List Accent 6" w:uiPriority="70"/>
-    <w:lsdException w:name="Colorful Shading Accent 6" w:uiPriority="71"/>
-    <w:lsdException w:name="Colorful List Accent 6" w:uiPriority="72"/>
-    <w:lsdException w:name="Colorful Grid Accent 6" w:uiPriority="73"/>
-    <w:lsdException w:name="Subtle Emphasis" w:uiPriority="19" w:qFormat="1"/>
-    <w:lsdException w:name="Intense Emphasis" w:uiPriority="21" w:qFormat="1"/>
-    <w:lsdException w:name="Subtle Reference" w:uiPriority="31" w:qFormat="1"/>
-    <w:lsdException w:name="Intense Reference" w:uiPriority="32" w:qFormat="1"/>
-    <w:lsdException w:name="Book Title" w:uiPriority="33" w:qFormat="1"/>
-    <w:lsdException w:name="Bibliography" w:semiHidden="1" w:uiPriority="37" w:unhideWhenUsed="1"/>
-    <w:lsdException w:name="TOC Heading" w:semiHidden="1" w:uiPriority="39" w:unhideWhenUsed="1" w:qFormat="1"/>
-    <w:lsdException w:name="Plain Table 1" w:uiPriority="41"/>
-    <w:lsdException w:name="Plain Table 2" w:uiPriority="42"/>
-    <w:lsdException w:name="Plain Table 3" w:uiPriority="43"/>
-    <w:lsdException w:name="Plain Table 4" w:uiPriority="44"/>
-    <w:lsdException w:name="Plain Table 5" w:uiPriority="45"/>
-    <w:lsdException w:name="Grid Table Light" w:uiPriority="40"/>
-    <w:lsdException w:name="Grid Table 1 Light" w:uiPriority="46"/>
-    <w:lsdException w:name="Grid Table 2" w:uiPriority="47"/>
-    <w:lsdException w:name="Grid Table 3" w:uiPriority="48"/>
-    <w:lsdException w:name="Grid Table 4" w:uiPriority="49"/>
-    <w:lsdException w:name="Grid Table 5 Dark" w:uiPriority="50"/>
-    <w:lsdException w:name="Grid Table 6 Colorful" w:uiPriority="51"/>
-    <w:lsdException w:name="Grid Table 7 Colorful" w:uiPriority="52"/>
-    <w:lsdException w:name="Grid Table 1 Light Accent 1" w:uiPriority="46"/>
-    <w:lsdException w:name="Grid Table 2 Accent 1" w:uiPriority="47"/>
-    <w:lsdException w:name="Grid Table 3 Accent 1" w:uiPriority="48"/>
-    <w:lsdException w:name="Grid Table 4 Accent 1" w:uiPriority="49"/>
-    <w:lsdException w:name="Grid Table 5 Dark Accent 1" w:uiPriority="50"/>
-    <w:lsdException w:name="Grid Table 6 Colorful Accent 1" w:uiPriority="51"/>
-    <w:lsdException w:name="Grid Table 7 Colorful Accent 1" w:uiPriority="52"/>
-    <w:lsdException w:name="Grid Table 1 Light Accent 2" w:uiPriority="46"/>
-    <w:lsdException w:name="Grid Table 2 Accent 2" w:uiPriority="47"/>
-    <w:lsdException w:name="Grid Table 3 Accent 2" w:uiPriority="48"/>
-    <w:lsdException w:name="Grid Table 4 Accent 2" w:uiPriority="49"/>
-    <w:lsdException w:name="Grid Table 5 Dark Accent 2" w:uiPriority="50"/>
-    <w:lsdException w:name="Grid Table 6 Colorful Accent 2" w:uiPriority="51"/>
-    <w:lsdException w:name="Grid Table 7 Colorful Accent 2" w:uiPriority="52"/>
-    <w:lsdException w:name="Grid Table 1 Light Accent 3" w:uiPriority="46"/>
-    <w:lsdException w:name="Grid Table 2 Accent 3" w:uiPriority="47"/>
-    <w:lsdException w:name="Grid Table 3 Accent 3" w:uiPriority="48"/>
-    <w:lsdException w:name="Grid Table 4 Accent 3" w:uiPriority="49"/>
-    <w:lsdException w:name="Grid Table 5 Dark Accent 3" w:uiPriority="50"/>
-    <w:lsdException w:name="Grid Table 6 Colorful Accent 3" w:uiPriority="51"/>
-    <w:lsdException w:name="Grid Table 7 Colorful Accent 3" w:uiPriority="52"/>
-    <w:lsdException w:name="Grid Table 1 Light Accent 4" w:uiPriority="46"/>
-    <w:lsdException w:name="Grid Table 2 Accent 4" w:uiPriority="47"/>
-    <w:lsdException w:name="Grid Table 3 Accent 4" w:uiPriority="48"/>
-    <w:lsdException w:name="Grid Table 4 Accent 4" w:uiPriority="49"/>
-    <w:lsdException w:name="Grid Table 5 Dark Accent 4" w:uiPriority="50"/>
-    <w:lsdException w:name="Grid Table 6 Colorful Accent 4" w:uiPriority="51"/>
-    <w:lsdException w:name="Grid Table 7 Colorful Accent 4" w:uiPriority="52"/>
-    <w:lsdException w:name="Grid Table 1 Light Accent 5" w:uiPriority="46"/>
-    <w:lsdException w:name="Grid Table 2 Accent 5" w:uiPriority="47"/>
-    <w:lsdException w:name="Grid Table 3 Accent 5" w:uiPriority="48"/>
-    <w:lsdException w:name="Grid Table 4 Accent 5" w:uiPriority="49"/>
-    <w:lsdException w:name="Grid Table 5 Dark Accent 5" w:uiPriority="50"/>
-    <w:lsdException w:name="Grid Table 6 Colorful Accent 5" w:uiPriority="51"/>
-    <w:lsdException w:name="Grid Table 7 Colorful Accent 5" w:uiPriority="52"/>
-    <w:lsdException w:name="Grid Table 1 Light Accent 6" w:uiPriority="46"/>
-    <w:lsdException w:name="Grid Table 2 Accent 6" w:uiPriority="47"/>
-    <w:lsdException w:name="Grid Table 3 Accent 6" w:uiPriority="48"/>
-    <w:lsdException w:name="Grid Table 4 Accent 6" w:uiPriority="49"/>
-    <w:lsdException w:name="Grid Table 5 Dark Accent 6" w:uiPriority="50"/>
-    <w:lsdException w:name="Grid Table 6 Colorful Accent 6" w:uiPriority="51"/>
-    <w:lsdException w:name="Grid Table 7 Colorful Accent 6" w:uiPriority="52"/>
-    <w:lsdException w:name="List Table 1 Light" w:uiPriority="46"/>
-    <w:lsdException w:name="List Table 2" w:uiPriority="47"/>
-    <w:lsdException w:name="List Table 3" w:uiPriority="48"/>
-    <w:lsdException w:name="List Table 4" w:uiPriority="49"/>
-    <w:lsdException w:name="List Table 5 Dark" w:uiPriority="50"/>
-    <w:lsdException w:name="List Table 6 Colorful" w:uiPriority="51"/>
-    <w:lsdException w:name="List Table 7 Colorful" w:uiPriority="52"/>
-    <w:lsdException w:name="List Table 1 Light Accent 1" w:uiPriority="46"/>
-    <w:lsdException w:name="List Table 2 Accent 1" w:uiPriority="47"/>
-    <w:lsdException w:name="List Table 3 Accent 1" w:uiPriority="48"/>
-    <w:lsdException w:name="List Table 4 Accent 1" w:uiPriority="49"/>
-    <w:lsdException w:name="List Table 5 Dark Accent 1" w:uiPriority="50"/>
-    <w:lsdException w:name="List Table 6 Colorful Accent 1" w:uiPriority="51"/>
-    <w:lsdException w:name="List Table 7 Colorful Accent 1" w:uiPriority="52"/>
-    <w:lsdException w:name="List Table 1 Light Accent 2" w:uiPriority="46"/>
-    <w:lsdException w:name="List Table 2 Accent 2" w:uiPriority="47"/>
-    <w:lsdException w:name="List Table 3 Accent 2" w:uiPriority="48"/>
-    <w:lsdException w:name="List Table 4 Accent 2" w:uiPriority="49"/>
-    <w:lsdException w:name="List Table 5 Dark Accent 2" w:uiPriority="50"/>
-    <w:lsdException w:name="List Table 6 Colorful Accent 2" w:uiPriority="51"/>
-    <w:lsdException w:name="List Table 7 Colorful Accent 2" w:uiPriority="52"/>
-    <w:lsdException w:name="List Table 1 Light Accent 3" w:uiPriority="46"/>
-    <w:lsdException w:name="List Table 2 Accent 3" w:uiPriority="47"/>
-    <w:lsdException w:name="List Table 3 Accent 3" w:uiPriority="48"/>
-    <w:lsdException w:name="List Table 4 Accent 3" w:uiPriority="49"/>
-    <w:lsdException w:name="List Table 5 Dark Accent 3" w:uiPriority="50"/>
-    <w:lsdException w:name="List Table 6 Colorful Accent 3" w:uiPriority="51"/>
-    <w:lsdException w:name="List Table 7 Colorful Accent 3" w:uiPriority="52"/>
-    <w:lsdException w:name="List Table 1 Light Accent 4" w:uiPriority="46"/>
-    <w:lsdException w:name="List Table 2 Accent 4" w:uiPriority="47"/>
-    <w:lsdException w:name="List Table 3 Accent 4" w:uiPriority="48"/>
-    <w:lsdException w:name="List Table 4 Accent 4" w:uiPriority="49"/>
-    <w:lsdException w:name="List Table 5 Dark Accent 4" w:uiPriority="50"/>
-    <w:lsdException w:name="List Table 6 Colorful Accent 4" w:uiPriority="51"/>
-    <w:lsdException w:name="List Table 7 Colorful Accent 4" w:uiPriority="52"/>
-    <w:lsdException w:name="List Table 1 Light Accent 5" w:uiPriority="46"/>
-    <w:lsdException w:name="List Table 2 Accent 5" w:uiPriority="47"/>
-    <w:lsdException w:name="List Table 3 Accent 5" w:uiPriority="48"/>
-    <w:lsdException w:name="List Table 4 Accent 5" w:uiPriority="49"/>
-    <w:lsdException w:name="List Table 5 Dark Accent 5" w:uiPriority="50"/>
-    <w:lsdException w:name="List Table 6 Colorful Accent 5" w:uiPriority="51"/>
-    <w:lsdException w:name="List Table 7 Colorful Accent 5" w:uiPriority="52"/>
-    <w:lsdException w:name="List Table 1 Light Accent 6" w:uiPriority="46"/>
-    <w:lsdException w:name="List Table 2 Accent 6" w:uiPriority="47"/>
-    <w:lsdException w:name="List Table 3 Accent 6" w:uiPriority="48"/>
-    <w:lsdException w:name="List Table 4 Accent 6" w:uiPriority="49"/>
-    <w:lsdException w:name="List Table 5 Dark Accent 6" w:uiPriority="50"/>
-    <w:lsdException w:name="List Table 6 Colorful Accent 6" w:uiPriority="51"/>
-    <w:lsdException w:name="List Table 7 Colorful Accent 6" w:uiPriority="52"/>
-  </w:latentStyles>
-  <w:style w:type="paragraph" w:default="1" w:styleId="Normal">
-    <w:name w:val="Normal"/>
-    <w:qFormat/>
+  <w:style w:type="paragraph" w:styleId="Footer">
+    <w:name w:val="footer"/>
+    <w:basedOn w:val="Normal"/>
+    <w:link w:val="FooterChar"/>
+    <w:uiPriority w:val="99"/>
+    <w:unhideWhenUsed/>
+    <w:rsid w:val="0080429E"/>
+    <w:pPr>
+      <w:tabs>
+        <w:tab w:val="center" w:pos="4680"/>
+        <w:tab w:val="right" w:pos="9360"/>
+      </w:tabs>
+      <w:spacing w:after="0" w:line="240" w:lineRule="auto"/>
+      <w:jc w:val="both"/>
+    </w:pPr>
+    <w:rPr>
+      <w:rFonts w:eastAsia="Calibri" w:cs="Times New Roman"/>
+      <w:kern w:val="2"/>
+      <w:lang w:val="en-US" w:eastAsia="en-US"/>
+      <w14:ligatures w14:val="standardContextual"/>
+    </w:rPr>
   </w:style>
-  <w:style w:type="character" w:default="1" w:styleId="DefaultParagraphFont">
-    <w:name w:val="Default Paragraph Font"/>
-    <w:uiPriority w:val="1"/>
-    <w:semiHidden/>
-    <w:unhideWhenUsed/>
+  <w:style w:type="character" w:customStyle="1" w:styleId="FooterChar">
+    <w:name w:val="Footer Char"/>
+    <w:basedOn w:val="DefaultParagraphFont"/>
+    <w:link w:val="Footer"/>
+    <w:uiPriority w:val="99"/>
+    <w:rsid w:val="0080429E"/>
+    <w:rPr>
+      <w:rFonts w:ascii="Times New Roman" w:eastAsia="Calibri" w:hAnsi="Times New Roman" w:cs="Times New Roman"/>
+      <w:kern w:val="2"/>
+      <w:sz w:val="26"/>
+      <w:lang w:eastAsia="en-US"/>
+      <w14:ligatures w14:val="standardContextual"/>
+    </w:rPr>
   </w:style>
-  <w:style w:type="table" w:default="1" w:styleId="TableNormal">
-    <w:name w:val="Normal Table"/>
+  <w:style w:type="paragraph" w:customStyle="1" w:styleId="0TEXTc1">
+    <w:name w:val="0_TEXT_c1"/>
+    <w:basedOn w:val="Normal"/>
+    <w:rsid w:val="0080429E"/>
+    <w:pPr>
+      <w:spacing w:before="60" w:after="60" w:line="312" w:lineRule="auto"/>
+      <w:ind w:firstLine="680"/>
+      <w:jc w:val="both"/>
+    </w:pPr>
+    <w:rPr>
+      <w:rFonts w:eastAsia="Calibri" w:cs="Times New Roman"/>
+      <w:kern w:val="2"/>
+      <w:lang w:val="en-US" w:eastAsia="en-US"/>
+      <w14:ligatures w14:val="standardContextual"/>
+    </w:rPr>
+  </w:style>
+  <w:style w:type="character" w:styleId="PageNumber">
+    <w:name w:val="page number"/>
+    <w:basedOn w:val="DefaultParagraphFont"/>
     <w:uiPriority w:val="99"/>
     <w:semiHidden/>
     <w:unhideWhenUsed/>
-    <w:tblPr>
-      <w:tblInd w:w="0" w:type="dxa"/>
-      <w:tblCellMar>
-        <w:top w:w="0" w:type="dxa"/>
-        <w:left w:w="108" w:type="dxa"/>
-        <w:bottom w:w="0" w:type="dxa"/>
-        <w:right w:w="108" w:type="dxa"/>
-      </w:tblCellMar>
-    </w:tblPr>
-  </w:style>
-  <w:style w:type="numbering" w:default="1" w:styleId="NoList">
-    <w:name w:val="No List"/>
-    <w:uiPriority w:val="99"/>
-    <w:semiHidden/>
-    <w:unhideWhenUsed/>
-  </w:style>
-  <w:style w:type="paragraph" w:customStyle="1" w:styleId="10411F2EDCF541CC87622583483E0F61">
-    <w:name w:val="10411F2EDCF541CC87622583483E0F61"/>
-    <w:rsid w:val="00BD252D"/>
-  </w:style>
-  <w:style w:type="paragraph" w:customStyle="1" w:styleId="24D9E088889D480A82F5A4CAF7DC6B2C">
-    <w:name w:val="24D9E088889D480A82F5A4CAF7DC6B2C"/>
-    <w:rsid w:val="00BD252D"/>
-  </w:style>
-  <w:style w:type="paragraph" w:customStyle="1" w:styleId="90E76276667C4C89A10DAF687B38B076">
-    <w:name w:val="90E76276667C4C89A10DAF687B38B076"/>
-    <w:rsid w:val="00BD252D"/>
+    <w:rsid w:val="0080429E"/>
   </w:style>
 </w:styles>
-</file>
-
-<file path=word/glossary/webSettings.xml><?xml version="1.0" encoding="utf-8"?>
-<w:webSettings xmlns:mc="http://schemas.openxmlformats.org/markup-compatibility/2006" xmlns:r="http://schemas.openxmlformats.org/officeDocument/2006/relationships" xmlns:w="http://schemas.openxmlformats.org/wordprocessingml/2006/main" xmlns:w14="http://schemas.microsoft.com/office/word/2010/wordml" xmlns:w15="http://schemas.microsoft.com/office/word/2012/wordml" xmlns:w16se="http://schemas.microsoft.com/office/word/2015/wordml/symex" mc:Ignorable="w14 w15 w16se">
-  <w:optimizeForBrowser/>
-  <w:allowPNG/>
-</w:webSettings>
 </file>
 
 <file path=word/theme/theme1.xml><?xml version="1.0" encoding="utf-8"?>
@@ -21918,7 +23290,7 @@
 </file>
 
 <file path=customXml/itemProps1.xml><?xml version="1.0" encoding="utf-8"?>
-<ds:datastoreItem xmlns:ds="http://schemas.openxmlformats.org/officeDocument/2006/customXml" ds:itemID="{FCE98AC4-CA42-4FBA-970C-93AFD3E928A5}">
+<ds:datastoreItem xmlns:ds="http://schemas.openxmlformats.org/officeDocument/2006/customXml" ds:itemID="{772EFF81-43E5-42D7-BC42-DCA77685BB7B}">
   <ds:schemaRefs>
     <ds:schemaRef ds:uri="http://schemas.openxmlformats.org/officeDocument/2006/bibliography"/>
   </ds:schemaRefs>
